--- a/web/src/fixtures/demo/report-ifrs9.docx
+++ b/web/src/fixtures/demo/report-ifrs9.docx
@@ -183,7 +183,7 @@
         <w:rPr>
           <w:rFonts w:ascii="Consolas" w:hAnsi="Consolas"/>
         </w:rPr>
-        <w:t>config_hash=47a6bc3508687ea8a716210d38e9ec6e87c829480f04e001f9035698a1d57cf0</w:t>
+        <w:t>config_hash=831c5e5be4fc5aade441f1f2ab000731d4eccf8c277ce577fd1e097477c60025</w:t>
       </w:r>
     </w:p>
     <w:p>
@@ -199,7 +199,7 @@
         <w:rPr>
           <w:rFonts w:ascii="Consolas" w:hAnsi="Consolas"/>
         </w:rPr>
-        <w:t>git_sha=8961f6589679024207ec180c7f3547859bd9013b</w:t>
+        <w:t>git_sha=0f45dd06e05a7e38ad113f297e327cd6ee319390</w:t>
       </w:r>
     </w:p>
     <w:p>
@@ -4553,6 +4553,16 @@
     </w:p>
     <w:p>
       <w:r>
+        <w:t>La curva lifetime no extrapola la PD de horizonte fijo del modelo: se estima un modelo de riesgo en tiempo discreto (discrete-time hazard) sobre la historia de duración censurada de la propia cartera (6.000 operaciones, 1.502 eventos de incumplimiento observados y 4.498 censuradas). La probabilidad condicional de incumplimiento se estima período a período, y de ella se derivan la supervivencia y la PD marginal de cada período: la dimensión temporal la aportan los datos de duración, no un supuesto de hazard constante.</w:t>
+      </w:r>
+    </w:p>
+    <w:p>
+      <w:r>
+        <w:t>El modelo PD estimado en esta misma corrida participa del ajuste como insumo: su rol es ordenar el riesgo entre operaciones; el nivel y la forma temporal de la curva los fija la historia observada.</w:t>
+      </w:r>
+    </w:p>
+    <w:p>
+      <w:r>
         <w:t>La corrida usa un escenario único (sin ponderación macroeconómica múltiple); la norma admite incorporar escenarios adicionales cuando la entidad disponga de ellos.</w:t>
       </w:r>
     </w:p>
@@ -5838,7 +5848,7 @@
         <w:rPr>
           <w:rFonts w:ascii="Consolas" w:hAnsi="Consolas"/>
         </w:rPr>
-        <w:t>47a6bc3508687ea8a716210d38e9ec6e87c829480f04e001f9035698a1d57cf0</w:t>
+        <w:t>831c5e5be4fc5aade441f1f2ab000731d4eccf8c277ce577fd1e097477c60025</w:t>
       </w:r>
     </w:p>
     <w:p>
@@ -5854,7 +5864,7 @@
         <w:rPr>
           <w:rFonts w:ascii="Consolas" w:hAnsi="Consolas"/>
         </w:rPr>
-        <w:t>2026-07-16T13:26:03.591245Z</w:t>
+        <w:t>2026-07-16T13:55:53.839914Z</w:t>
       </w:r>
     </w:p>
     <w:p>
@@ -5922,7 +5932,7 @@
         <w:rPr>
           <w:rFonts w:ascii="Consolas" w:hAnsi="Consolas"/>
         </w:rPr>
-        <w:t>8961f6589679024207ec180c7f3547859bd9013b</w:t>
+        <w:t>0f45dd06e05a7e38ad113f297e327cd6ee319390</w:t>
       </w:r>
     </w:p>
     <w:p>

--- a/web/src/fixtures/demo/report-ifrs9.docx
+++ b/web/src/fixtures/demo/report-ifrs9.docx
@@ -163,7 +163,7 @@
           </w:tcPr>
           <w:p>
             <w:r>
-              <w:t>2026-07-16</w:t>
+              <w:t>2026-07-17</w:t>
             </w:r>
           </w:p>
         </w:tc>
@@ -183,7 +183,7 @@
         <w:rPr>
           <w:rFonts w:ascii="Consolas" w:hAnsi="Consolas"/>
         </w:rPr>
-        <w:t>config_hash=35d372e660ce3f908b77b5d566a9b0ebf2ff8d7c6540e715662779b5bf631d7a</w:t>
+        <w:t>config_hash=b5d31ebc27c4a4522bc05944aa4f259e32f301de28331c0a36276d566a3168e7</w:t>
       </w:r>
     </w:p>
     <w:p>
@@ -199,7 +199,7 @@
         <w:rPr>
           <w:rFonts w:ascii="Consolas" w:hAnsi="Consolas"/>
         </w:rPr>
-        <w:t>git_sha=f6eb9411cbea6ce3f4ada1f8892514918468e9bf</w:t>
+        <w:t>git_sha=0c8cffb69ba492f6440fb7fa31d13f34bbd15c1c</w:t>
       </w:r>
     </w:p>
     <w:p>
@@ -753,6 +753,79 @@
     <w:p>
       <w:r>
         <w:t>En el tratamiento de faltantes se rechaza toda variable con más de 99.00 % de valores faltantes.</w:t>
+      </w:r>
+    </w:p>
+    <w:p>
+      <w:pPr>
+        <w:pStyle w:val="Heading2"/>
+      </w:pPr>
+      <w:r>
+        <w:t>3.2 Ficha metodológica IFRS 9 / ECL</w:t>
+      </w:r>
+    </w:p>
+    <w:p>
+      <w:r>
+        <w:t>Esta ficha metodológica se deriva del config efectivo y de las cards publicadas por la corrida; no replica parámetros ni supone que una capacidad configurada se ejecutó.</w:t>
+      </w:r>
+    </w:p>
+    <w:p>
+      <w:r>
+        <w:t>Activo en esta corrida:</w:t>
+      </w:r>
+    </w:p>
+    <w:p>
+      <w:r>
+        <w:t>Curva PD lifetime: Discrete-time hazard. 6.000 filas · 1.502 eventos · horizonte 5 años</w:t>
+      </w:r>
+    </w:p>
+    <w:p>
+      <w:r>
+        <w:t>Base de PD: TTC (through-the-cycle). La term-structure activa proviene de survival.</w:t>
+      </w:r>
+    </w:p>
+    <w:p>
+      <w:r>
+        <w:t>LGD y EAD: LGD provided · EAD provided. La EAD se mantiene constante por período (FALTA-DATO-IFRS-4).</w:t>
+      </w:r>
+    </w:p>
+    <w:p>
+      <w:r>
+        <w:t>Staging: 30/90 días + is_default. Stage 2 desde 30 días; Stage 3 desde 90 días o is_default.</w:t>
+      </w:r>
+    </w:p>
+    <w:p>
+      <w:r>
+        <w:t>Escenario de cálculo: Base 100 %. Escenario único; no hay ponderación macroeconómica múltiple.</w:t>
+      </w:r>
+    </w:p>
+    <w:p>
+      <w:r>
+        <w:t>Descuento: EIR anual. Descuento período a período con la columna eir.</w:t>
+      </w:r>
+    </w:p>
+    <w:p>
+      <w:r>
+        <w:t>Capacidad no ejercida en esta corrida:</w:t>
+      </w:r>
+    </w:p>
+    <w:p>
+      <w:r>
+        <w:t>Forward-looking: Capacidad no ejercida. La sección forward está inactiva y no condiciona la PD de esta corrida.</w:t>
+      </w:r>
+    </w:p>
+    <w:p>
+      <w:r>
+        <w:t>Escenarios macroeconómicos múltiples: Capacidad no ejercida. La corrida usa un único escenario base, sin ponderación macro múltiple.</w:t>
+      </w:r>
+    </w:p>
+    <w:p>
+      <w:r>
+        <w:t>Matrices de transición Markov: Capacidad no ejercida. La term-structure activa proviene de survival, no de Markov.</w:t>
+      </w:r>
+    </w:p>
+    <w:p>
+      <w:r>
+        <w:t>Fuentes técnicas: config.survival, survival.card, config.provisioning_ifrs9, provisioning_ifrs9.card.</w:t>
       </w:r>
     </w:p>
     <w:p>
@@ -2088,7 +2161,7 @@
         <w:rPr>
           <w:rFonts w:ascii="Consolas" w:hAnsi="Consolas"/>
         </w:rPr>
-        <w:t>35d372e660ce3f908b77b5d566a9b0ebf2ff8d7c6540e715662779b5bf631d7a</w:t>
+        <w:t>b5d31ebc27c4a4522bc05944aa4f259e32f301de28331c0a36276d566a3168e7</w:t>
       </w:r>
     </w:p>
     <w:p>
@@ -2104,7 +2177,7 @@
         <w:rPr>
           <w:rFonts w:ascii="Consolas" w:hAnsi="Consolas"/>
         </w:rPr>
-        <w:t>2026-07-16T23:00:42.568432Z</w:t>
+        <w:t>2026-07-17T01:31:38.370230Z</w:t>
       </w:r>
     </w:p>
     <w:p>
@@ -2168,7 +2241,7 @@
         <w:rPr>
           <w:rFonts w:ascii="Consolas" w:hAnsi="Consolas"/>
         </w:rPr>
-        <w:t>f6eb9411cbea6ce3f4ada1f8892514918468e9bf</w:t>
+        <w:t>0c8cffb69ba492f6440fb7fa31d13f34bbd15c1c</w:t>
       </w:r>
     </w:p>
     <w:p>
@@ -2315,6 +2388,1032 @@
     <w:p>
       <w:r>
         <w:t>Este anexo reproduce el payload completo de cada etapa: los parámetros efectivos y las métricas estructuradas tal como las publicó cada step, sin resumir.</w:t>
+      </w:r>
+    </w:p>
+    <w:p>
+      <w:pPr>
+        <w:pStyle w:val="Heading2"/>
+      </w:pPr>
+      <w:r>
+        <w:t>C.1 Supervivencia y curva PD lifetime</w:t>
+      </w:r>
+    </w:p>
+    <w:p>
+      <w:r>
+        <w:rPr>
+          <w:rFonts w:ascii="Consolas" w:hAnsi="Consolas"/>
+        </w:rPr>
+        <w:t>Artefacto de origen: survival.card</w:t>
+      </w:r>
+    </w:p>
+    <w:p>
+      <w:pPr>
+        <w:pStyle w:val="Heading3"/>
+      </w:pPr>
+      <w:r>
+        <w:t>Parámetros y payload</w:t>
+      </w:r>
+    </w:p>
+    <w:p>
+      <w:r>
+        <w:rPr>
+          <w:b/>
+        </w:rPr>
+        <w:t>dependency_versions</w:t>
+      </w:r>
+    </w:p>
+    <w:p>
+      <w:r>
+        <w:rPr>
+          <w:rFonts w:ascii="Consolas" w:hAnsi="Consolas"/>
+        </w:rPr>
+        <w:t>{</w:t>
+        <w:br/>
+        <w:t xml:space="preserve">  "numpy": "2.4.6",</w:t>
+        <w:br/>
+        <w:t xml:space="preserve">  "pandas": "2.3.3",</w:t>
+        <w:br/>
+        <w:t xml:space="preserve">  "statsmodels": "0.14.6"</w:t>
+        <w:br/>
+        <w:t>}</w:t>
+      </w:r>
+    </w:p>
+    <w:p>
+      <w:r>
+        <w:rPr>
+          <w:b/>
+        </w:rPr>
+        <w:t>diagnostics</w:t>
+      </w:r>
+    </w:p>
+    <w:p>
+      <w:r>
+        <w:rPr>
+          <w:rFonts w:ascii="Consolas" w:hAnsi="Consolas"/>
+        </w:rPr>
+        <w:t>{</w:t>
+        <w:br/>
+        <w:t xml:space="preserve">  "aft_family": null,</w:t>
+        <w:br/>
+        <w:t xml:space="preserve">  "fit_statistics": {</w:t>
+        <w:br/>
+        <w:t xml:space="preserve">    "aic": "11002.310349",</w:t>
+        <w:br/>
+        <w:t xml:space="preserve">    "converged": "True",</w:t>
+        <w:br/>
+        <w:t xml:space="preserve">    "deviance": "10984.310349",</w:t>
+        <w:br/>
+        <w:t xml:space="preserve">    "df_model": 8,</w:t>
+        <w:br/>
+        <w:t xml:space="preserve">    "df_resid": 26636,</w:t>
+        <w:br/>
+        <w:t xml:space="preserve">    "llf": "-5492.155174",</w:t>
+        <w:br/>
+        <w:t xml:space="preserve">    "n_iterations": 6,</w:t>
+        <w:br/>
+        <w:t xml:space="preserve">    "n_obs": 26645</w:t>
+        <w:br/>
+        <w:t xml:space="preserve">  },</w:t>
+        <w:br/>
+        <w:t xml:space="preserve">  "link": "logit",</w:t>
+        <w:br/>
+        <w:t xml:space="preserve">  "max_observed_time": "5.000000",</w:t>
+        <w:br/>
+        <w:t xml:space="preserve">  "method": "discrete_hazard",</w:t>
+        <w:br/>
+        <w:t xml:space="preserve">  "n_censored": 4498,</w:t>
+        <w:br/>
+        <w:t xml:space="preserve">  "n_events": 1502,</w:t>
+        <w:br/>
+        <w:t xml:space="preserve">  "n_rows": 6000,</w:t>
+        <w:br/>
+        <w:t xml:space="preserve">  "schoenfeld_test": null,</w:t>
+        <w:br/>
+        <w:t xml:space="preserve">  "warnings": []</w:t>
+        <w:br/>
+        <w:t>}</w:t>
+      </w:r>
+    </w:p>
+    <w:p>
+      <w:r>
+        <w:rPr>
+          <w:b/>
+        </w:rPr>
+        <w:t>duration_col</w:t>
+      </w:r>
+    </w:p>
+    <w:p>
+      <w:r>
+        <w:rPr>
+          <w:rFonts w:ascii="Consolas" w:hAnsi="Consolas"/>
+        </w:rPr>
+        <w:t>duration</w:t>
+      </w:r>
+    </w:p>
+    <w:p>
+      <w:r>
+        <w:rPr>
+          <w:b/>
+        </w:rPr>
+        <w:t>effective_config</w:t>
+      </w:r>
+    </w:p>
+    <w:p>
+      <w:r>
+        <w:rPr>
+          <w:rFonts w:ascii="Consolas" w:hAnsi="Consolas"/>
+        </w:rPr>
+        <w:t>{</w:t>
+        <w:br/>
+        <w:t xml:space="preserve">  "cox_aft": {</w:t>
+        <w:br/>
+        <w:t xml:space="preserve">    "aft_family": null,</w:t>
+        <w:br/>
+        <w:t xml:space="preserve">    "ph_p_value_threshold": null,</w:t>
+        <w:br/>
+        <w:t xml:space="preserve">    "ph_test_enabled": true</w:t>
+        <w:br/>
+        <w:t xml:space="preserve">  },</w:t>
+        <w:br/>
+        <w:t xml:space="preserve">  "discrete_hazard": {</w:t>
+        <w:br/>
+        <w:t xml:space="preserve">    "include_period_dummies": true,</w:t>
+        <w:br/>
+        <w:t xml:space="preserve">    "link": "logit",</w:t>
+        <w:br/>
+        <w:t xml:space="preserve">    "min_events_per_period": null,</w:t>
+        <w:br/>
+        <w:t xml:space="preserve">    "pd_role": "none"</w:t>
+        <w:br/>
+        <w:t xml:space="preserve">  },</w:t>
+        <w:br/>
+        <w:t xml:space="preserve">  "fail_on_falta_dato": true,</w:t>
+        <w:br/>
+        <w:t xml:space="preserve">  "input": {</w:t>
+        <w:br/>
+        <w:t xml:space="preserve">    "covariate_cols": [</w:t>
+        <w:br/>
+        <w:t xml:space="preserve">      "days_past_due",</w:t>
+        <w:br/>
+        <w:t xml:space="preserve">      "utilizacion_linea",</w:t>
+        <w:br/>
+        <w:t xml:space="preserve">      "deuda_ingreso",</w:t>
+        <w:br/>
+        <w:t xml:space="preserve">      "antiguedad_meses"</w:t>
+        <w:br/>
+        <w:t xml:space="preserve">    ],</w:t>
+        <w:br/>
+        <w:t xml:space="preserve">    "duration_col": "duration",</w:t>
+        <w:br/>
+        <w:t xml:space="preserve">    "event_col": "event",</w:t>
+        <w:br/>
+        <w:t xml:space="preserve">    "id_col": null,</w:t>
+        <w:br/>
+        <w:t xml:space="preserve">    "linear_predictor_column": "linear_predictor",</w:t>
+        <w:br/>
+        <w:t xml:space="preserve">    "pd_column": "pd_raw",</w:t>
+        <w:br/>
+        <w:t xml:space="preserve">    "pd_source": "none",</w:t>
+        <w:br/>
+        <w:t xml:space="preserve">    "segment_col": null</w:t>
+        <w:br/>
+        <w:t xml:space="preserve">  },</w:t>
+        <w:br/>
+        <w:t xml:space="preserve">  "kaplan_meier": {</w:t>
+        <w:br/>
+        <w:t xml:space="preserve">    "confidence_level": null,</w:t>
+        <w:br/>
+        <w:t xml:space="preserve">    "confidence_transform": null</w:t>
+        <w:br/>
+        <w:t xml:space="preserve">  },</w:t>
+        <w:br/>
+        <w:t xml:space="preserve">  "method": "discrete_hazard",</w:t>
+        <w:br/>
+        <w:t xml:space="preserve">  "schema_version": "1.0.0",</w:t>
+        <w:br/>
+        <w:t xml:space="preserve">  "time_grid": {</w:t>
+        <w:br/>
+        <w:t xml:space="preserve">    "evaluation_times": [],</w:t>
+        <w:br/>
+        <w:t xml:space="preserve">    "horizon_periods": 5,</w:t>
+        <w:br/>
+        <w:t xml:space="preserve">    "time_unit": "year"</w:t>
+        <w:br/>
+        <w:t xml:space="preserve">  },</w:t>
+        <w:br/>
+        <w:t xml:space="preserve">  "type": "standard"</w:t>
+        <w:br/>
+        <w:t>}</w:t>
+      </w:r>
+    </w:p>
+    <w:p>
+      <w:r>
+        <w:rPr>
+          <w:b/>
+        </w:rPr>
+        <w:t>event_col</w:t>
+      </w:r>
+    </w:p>
+    <w:p>
+      <w:r>
+        <w:rPr>
+          <w:rFonts w:ascii="Consolas" w:hAnsi="Consolas"/>
+        </w:rPr>
+        <w:t>event</w:t>
+      </w:r>
+    </w:p>
+    <w:p>
+      <w:r>
+        <w:rPr>
+          <w:b/>
+        </w:rPr>
+        <w:t>falta_dato</w:t>
+      </w:r>
+    </w:p>
+    <w:p>
+      <w:r>
+        <w:rPr>
+          <w:rFonts w:ascii="Consolas" w:hAnsi="Consolas"/>
+        </w:rPr>
+        <w:t>[]</w:t>
+      </w:r>
+    </w:p>
+    <w:p>
+      <w:r>
+        <w:rPr>
+          <w:b/>
+        </w:rPr>
+        <w:t>method</w:t>
+      </w:r>
+    </w:p>
+    <w:p>
+      <w:r>
+        <w:rPr>
+          <w:rFonts w:ascii="Consolas" w:hAnsi="Consolas"/>
+        </w:rPr>
+        <w:t>discrete_hazard</w:t>
+      </w:r>
+    </w:p>
+    <w:p>
+      <w:r>
+        <w:rPr>
+          <w:b/>
+        </w:rPr>
+        <w:t>n_events</w:t>
+      </w:r>
+    </w:p>
+    <w:p>
+      <w:r>
+        <w:rPr>
+          <w:rFonts w:ascii="Consolas" w:hAnsi="Consolas"/>
+        </w:rPr>
+        <w:t>1502</w:t>
+      </w:r>
+    </w:p>
+    <w:p>
+      <w:r>
+        <w:rPr>
+          <w:b/>
+        </w:rPr>
+        <w:t>n_periods</w:t>
+      </w:r>
+    </w:p>
+    <w:p>
+      <w:r>
+        <w:rPr>
+          <w:rFonts w:ascii="Consolas" w:hAnsi="Consolas"/>
+        </w:rPr>
+        <w:t>5</w:t>
+      </w:r>
+    </w:p>
+    <w:p>
+      <w:r>
+        <w:rPr>
+          <w:b/>
+        </w:rPr>
+        <w:t>n_rows</w:t>
+      </w:r>
+    </w:p>
+    <w:p>
+      <w:r>
+        <w:rPr>
+          <w:rFonts w:ascii="Consolas" w:hAnsi="Consolas"/>
+        </w:rPr>
+        <w:t>6000</w:t>
+      </w:r>
+    </w:p>
+    <w:p>
+      <w:r>
+        <w:rPr>
+          <w:b/>
+        </w:rPr>
+        <w:t>output_columns</w:t>
+      </w:r>
+    </w:p>
+    <w:p>
+      <w:r>
+        <w:rPr>
+          <w:rFonts w:ascii="Consolas" w:hAnsi="Consolas"/>
+        </w:rPr>
+        <w:t>[</w:t>
+        <w:br/>
+        <w:t xml:space="preserve">  "row_id",</w:t>
+        <w:br/>
+        <w:t xml:space="preserve">  "segment",</w:t>
+        <w:br/>
+        <w:t xml:space="preserve">  "partition",</w:t>
+        <w:br/>
+        <w:t xml:space="preserve">  "period",</w:t>
+        <w:br/>
+        <w:t xml:space="preserve">  "time_value",</w:t>
+        <w:br/>
+        <w:t xml:space="preserve">  "hazard",</w:t>
+        <w:br/>
+        <w:t xml:space="preserve">  "survival",</w:t>
+        <w:br/>
+        <w:t xml:space="preserve">  "pd_marginal",</w:t>
+        <w:br/>
+        <w:t xml:space="preserve">  "pd_cumulative",</w:t>
+        <w:br/>
+        <w:t xml:space="preserve">  "method",</w:t>
+        <w:br/>
+        <w:t xml:space="preserve">  "pd_source",</w:t>
+        <w:br/>
+        <w:t xml:space="preserve">  "scenario",</w:t>
+        <w:br/>
+        <w:t xml:space="preserve">  "warning_codes"</w:t>
+        <w:br/>
+        <w:t>]</w:t>
+      </w:r>
+    </w:p>
+    <w:p>
+      <w:r>
+        <w:rPr>
+          <w:b/>
+        </w:rPr>
+        <w:t>pd_source</w:t>
+      </w:r>
+    </w:p>
+    <w:p>
+      <w:r>
+        <w:rPr>
+          <w:rFonts w:ascii="Consolas" w:hAnsi="Consolas"/>
+        </w:rPr>
+        <w:t>none</w:t>
+      </w:r>
+    </w:p>
+    <w:p>
+      <w:r>
+        <w:rPr>
+          <w:b/>
+        </w:rPr>
+        <w:t>time_unit</w:t>
+      </w:r>
+    </w:p>
+    <w:p>
+      <w:r>
+        <w:rPr>
+          <w:rFonts w:ascii="Consolas" w:hAnsi="Consolas"/>
+        </w:rPr>
+        <w:t>year</w:t>
+      </w:r>
+    </w:p>
+    <w:p>
+      <w:pPr>
+        <w:pStyle w:val="Heading3"/>
+      </w:pPr>
+      <w:r>
+        <w:t>Métricas estructuradas</w:t>
+      </w:r>
+    </w:p>
+    <w:p>
+      <w:r>
+        <w:rPr>
+          <w:b/>
+        </w:rPr>
+        <w:t>km_greenwood</w:t>
+      </w:r>
+    </w:p>
+    <w:p>
+      <w:r>
+        <w:rPr>
+          <w:rFonts w:ascii="Consolas" w:hAnsi="Consolas"/>
+        </w:rPr>
+        <w:t>{}</w:t>
+      </w:r>
+    </w:p>
+    <w:p>
+      <w:r>
+        <w:rPr>
+          <w:b/>
+        </w:rPr>
+        <w:t>pd_source</w:t>
+      </w:r>
+    </w:p>
+    <w:p>
+      <w:r>
+        <w:rPr>
+          <w:rFonts w:ascii="Consolas" w:hAnsi="Consolas"/>
+        </w:rPr>
+        <w:t>{</w:t>
+        <w:br/>
+        <w:t xml:space="preserve">  "coverage_column": null,</w:t>
+        <w:br/>
+        <w:t xml:space="preserve">  "linear_predictor_column": null,</w:t>
+        <w:br/>
+        <w:t xml:space="preserve">  "pd_column": null,</w:t>
+        <w:br/>
+        <w:t xml:space="preserve">  "pd_coverage": null,</w:t>
+        <w:br/>
+        <w:t xml:space="preserve">  "pd_rows": null,</w:t>
+        <w:br/>
+        <w:t xml:space="preserve">  "pd_source": "none",</w:t>
+        <w:br/>
+        <w:t xml:space="preserve">  "rows_without_match": [],</w:t>
+        <w:br/>
+        <w:t xml:space="preserve">  "source_artifact": null</w:t>
+        <w:br/>
+        <w:t>}</w:t>
+      </w:r>
+    </w:p>
+    <w:p>
+      <w:r>
+        <w:rPr>
+          <w:b/>
+        </w:rPr>
+        <w:t>person_period</w:t>
+      </w:r>
+    </w:p>
+    <w:p>
+      <w:r>
+        <w:rPr>
+          <w:rFonts w:ascii="Consolas" w:hAnsi="Consolas"/>
+        </w:rPr>
+        <w:t>{</w:t>
+        <w:br/>
+        <w:t xml:space="preserve">  "events_by_period": {</w:t>
+        <w:br/>
+        <w:t xml:space="preserve">    "1": 374,</w:t>
+        <w:br/>
+        <w:t xml:space="preserve">    "2": 339,</w:t>
+        <w:br/>
+        <w:t xml:space="preserve">    "3": 286,</w:t>
+        <w:br/>
+        <w:t xml:space="preserve">    "4": 270,</w:t>
+        <w:br/>
+        <w:t xml:space="preserve">    "5": 233</w:t>
+        <w:br/>
+        <w:t xml:space="preserve">  },</w:t>
+        <w:br/>
+        <w:t xml:space="preserve">  "n_rows": 26645</w:t>
+        <w:br/>
+        <w:t>}</w:t>
+      </w:r>
+    </w:p>
+    <w:p>
+      <w:r>
+        <w:rPr>
+          <w:b/>
+        </w:rPr>
+        <w:t>schoenfeld</w:t>
+      </w:r>
+    </w:p>
+    <w:p>
+      <w:r>
+        <w:rPr>
+          <w:rFonts w:ascii="Consolas" w:hAnsi="Consolas"/>
+        </w:rPr>
+        <w:t>{}</w:t>
+      </w:r>
+    </w:p>
+    <w:p>
+      <w:r>
+        <w:rPr>
+          <w:b/>
+        </w:rPr>
+        <w:t>term_structure_summary</w:t>
+      </w:r>
+    </w:p>
+    <w:p>
+      <w:r>
+        <w:rPr>
+          <w:rFonts w:ascii="Consolas" w:hAnsi="Consolas"/>
+        </w:rPr>
+        <w:t>{</w:t>
+        <w:br/>
+        <w:t xml:space="preserve">  "max_pd_cumulative": "0.995033",</w:t>
+        <w:br/>
+        <w:t xml:space="preserve">  "min_survival": "0.004967",</w:t>
+        <w:br/>
+        <w:t xml:space="preserve">  "n_periods": 5,</w:t>
+        <w:br/>
+        <w:t xml:space="preserve">  "n_rows": 30000</w:t>
+        <w:br/>
+        <w:t>}</w:t>
+      </w:r>
+    </w:p>
+    <w:p>
+      <w:r>
+        <w:rPr>
+          <w:b/>
+        </w:rPr>
+        <w:t>time_grid</w:t>
+      </w:r>
+    </w:p>
+    <w:p>
+      <w:r>
+        <w:rPr>
+          <w:rFonts w:ascii="Consolas" w:hAnsi="Consolas"/>
+        </w:rPr>
+        <w:t>{</w:t>
+        <w:br/>
+        <w:t xml:space="preserve">  "evaluation_times": [],</w:t>
+        <w:br/>
+        <w:t xml:space="preserve">  "horizon_periods": 5,</w:t>
+        <w:br/>
+        <w:t xml:space="preserve">  "resolved_times": [</w:t>
+        <w:br/>
+        <w:t xml:space="preserve">    1,</w:t>
+        <w:br/>
+        <w:t xml:space="preserve">    2,</w:t>
+        <w:br/>
+        <w:t xml:space="preserve">    3,</w:t>
+        <w:br/>
+        <w:t xml:space="preserve">    4,</w:t>
+        <w:br/>
+        <w:t xml:space="preserve">    5</w:t>
+        <w:br/>
+        <w:t xml:space="preserve">  ],</w:t>
+        <w:br/>
+        <w:t xml:space="preserve">  "source": "horizon_periods",</w:t>
+        <w:br/>
+        <w:t xml:space="preserve">  "time_unit": "year",</w:t>
+        <w:br/>
+        <w:t xml:space="preserve">  "warnings": []</w:t>
+        <w:br/>
+        <w:t>}</w:t>
+      </w:r>
+    </w:p>
+    <w:p>
+      <w:pPr>
+        <w:pStyle w:val="Heading2"/>
+      </w:pPr>
+      <w:r>
+        <w:t>C.2 Pérdida crediticia esperada (ECL) por etapas</w:t>
+      </w:r>
+    </w:p>
+    <w:p>
+      <w:r>
+        <w:rPr>
+          <w:rFonts w:ascii="Consolas" w:hAnsi="Consolas"/>
+        </w:rPr>
+        <w:t>Artefacto de origen: provisioning_ifrs9.card</w:t>
+      </w:r>
+    </w:p>
+    <w:p>
+      <w:pPr>
+        <w:pStyle w:val="Heading3"/>
+      </w:pPr>
+      <w:r>
+        <w:t>Parámetros y payload</w:t>
+      </w:r>
+    </w:p>
+    <w:p>
+      <w:r>
+        <w:rPr>
+          <w:b/>
+        </w:rPr>
+        <w:t>as_of_date</w:t>
+      </w:r>
+    </w:p>
+    <w:p>
+      <w:r>
+        <w:rPr>
+          <w:rFonts w:ascii="Consolas" w:hAnsi="Consolas"/>
+        </w:rPr>
+        <w:t>2025-06-30</w:t>
+      </w:r>
+    </w:p>
+    <w:p>
+      <w:r>
+        <w:rPr>
+          <w:b/>
+        </w:rPr>
+        <w:t>dependency_versions</w:t>
+      </w:r>
+    </w:p>
+    <w:p>
+      <w:r>
+        <w:rPr>
+          <w:rFonts w:ascii="Consolas" w:hAnsi="Consolas"/>
+        </w:rPr>
+        <w:t>{</w:t>
+        <w:br/>
+        <w:t xml:space="preserve">  "numpy": "2.4.6",</w:t>
+        <w:br/>
+        <w:t xml:space="preserve">  "pandas": "2.3.3"</w:t>
+        <w:br/>
+        <w:t>}</w:t>
+      </w:r>
+    </w:p>
+    <w:p>
+      <w:r>
+        <w:rPr>
+          <w:b/>
+        </w:rPr>
+        <w:t>effective_config</w:t>
+      </w:r>
+    </w:p>
+    <w:p>
+      <w:r>
+        <w:rPr>
+          <w:rFonts w:ascii="Consolas" w:hAnsi="Consolas"/>
+        </w:rPr>
+        <w:t>{</w:t>
+        <w:br/>
+        <w:t xml:space="preserve">  "as_of_date_col": "as_of_date",</w:t>
+        <w:br/>
+        <w:t xml:space="preserve">  "ead": {</w:t>
+        <w:br/>
+        <w:t xml:space="preserve">    "ccf_col": null,</w:t>
+        <w:br/>
+        <w:t xml:space="preserve">    "ccf_value": null,</w:t>
+        <w:br/>
+        <w:t xml:space="preserve">    "drawn_col": "drawn",</w:t>
+        <w:br/>
+        <w:t xml:space="preserve">    "ead_col": "ead",</w:t>
+        <w:br/>
+        <w:t xml:space="preserve">    "exposure_profile_col": null,</w:t>
+        <w:br/>
+        <w:t xml:space="preserve">    "limit_col": "credit_limit",</w:t>
+        <w:br/>
+        <w:t xml:space="preserve">    "method": "provided"</w:t>
+        <w:br/>
+        <w:t xml:space="preserve">  },</w:t>
+        <w:br/>
+        <w:t xml:space="preserve">  "ecl": {</w:t>
+        <w:br/>
+        <w:t xml:space="preserve">    "discount_convention": "annual_eir_year_fraction",</w:t>
+        <w:br/>
+        <w:t xml:space="preserve">    "eir_col": "eir",</w:t>
+        <w:br/>
+        <w:t xml:space="preserve">    "rounding": "none",</w:t>
+        <w:br/>
+        <w:t xml:space="preserve">    "stage3_direct": false</w:t>
+        <w:br/>
+        <w:t xml:space="preserve">  },</w:t>
+        <w:br/>
+        <w:t xml:space="preserve">  "fail_on_falta_dato": true,</w:t>
+        <w:br/>
+        <w:t xml:space="preserve">  "lgd": {</w:t>
+        <w:br/>
+        <w:t xml:space="preserve">    "covariate_cols": [],</w:t>
+        <w:br/>
+        <w:t xml:space="preserve">    "lgd_cap": "1.000000",</w:t>
+        <w:br/>
+        <w:t xml:space="preserve">    "lgd_col": "lgd",</w:t>
+        <w:br/>
+        <w:t xml:space="preserve">    "lgd_floor": "0.000000",</w:t>
+        <w:br/>
+        <w:t xml:space="preserve">    "method": "provided",</w:t>
+        <w:br/>
+        <w:t xml:space="preserve">    "recovery_col": null,</w:t>
+        <w:br/>
+        <w:t xml:space="preserve">    "workout_discount": "eir"</w:t>
+        <w:br/>
+        <w:t xml:space="preserve">  },</w:t>
+        <w:br/>
+        <w:t xml:space="preserve">  "pd": {</w:t>
+        <w:br/>
+        <w:t xml:space="preserve">    "base_pd_source": "term_structure",</w:t>
+        <w:br/>
+        <w:t xml:space="preserve">    "horizon_12m_periods": 1,</w:t>
+        <w:br/>
+        <w:t xml:space="preserve">    "max_lifetime_periods": null,</w:t>
+        <w:br/>
+        <w:t xml:space="preserve">    "pit_mode": "ttc_only",</w:t>
+        <w:br/>
+        <w:t xml:space="preserve">    "rho": null,</w:t>
+        <w:br/>
+        <w:t xml:space="preserve">    "rho_col": null,</w:t>
+        <w:br/>
+        <w:t xml:space="preserve">    "systemic_factor_col": null,</w:t>
+        <w:br/>
+        <w:t xml:space="preserve">    "term_structure_source": "survival"</w:t>
+        <w:br/>
+        <w:t xml:space="preserve">  },</w:t>
+        <w:br/>
+        <w:t xml:space="preserve">  "portfolio_col": "portfolio",</w:t>
+        <w:br/>
+        <w:t xml:space="preserve">  "row_id_col": null,</w:t>
+        <w:br/>
+        <w:t xml:space="preserve">  "scenarios": {</w:t>
+        <w:br/>
+        <w:t xml:space="preserve">    "forbid_mean_scenario": true,</w:t>
+        <w:br/>
+        <w:t xml:space="preserve">    "source": "single",</w:t>
+        <w:br/>
+        <w:t xml:space="preserve">    "weights": {}</w:t>
+        <w:br/>
+        <w:t xml:space="preserve">  },</w:t>
+        <w:br/>
+        <w:t xml:space="preserve">  "schema_version": "1.0.0",</w:t>
+        <w:br/>
+        <w:t xml:space="preserve">  "staging": {</w:t>
+        <w:br/>
+        <w:t xml:space="preserve">    "days_past_due_col": "days_past_due",</w:t>
+        <w:br/>
+        <w:t xml:space="preserve">    "dpd_default_backstop": 90,</w:t>
+        <w:br/>
+        <w:t xml:space="preserve">    "dpd_sicr_backstop": 30,</w:t>
+        <w:br/>
+        <w:t xml:space="preserve">    "is_default_col": "is_default",</w:t>
+        <w:br/>
+        <w:t xml:space="preserve">    "low_credit_risk_col": null,</w:t>
+        <w:br/>
+        <w:t xml:space="preserve">    "low_credit_risk_exemption": false,</w:t>
+        <w:br/>
+        <w:t xml:space="preserve">    "notch_downgrade_threshold": null,</w:t>
+        <w:br/>
+        <w:t xml:space="preserve">    "origination_pd_life_col": null,</w:t>
+        <w:br/>
+        <w:t xml:space="preserve">    "origination_rating_col": null,</w:t>
+        <w:br/>
+        <w:t xml:space="preserve">    "rating_col": null,</w:t>
+        <w:br/>
+        <w:t xml:space="preserve">    "sicr_pd_pit_backstop_multiple": "3.000000",</w:t>
+        <w:br/>
+        <w:t xml:space="preserve">    "sicr_pd_ratio_threshold": "2.000000",</w:t>
+        <w:br/>
+        <w:t xml:space="preserve">    "stage_override_col": null</w:t>
+        <w:br/>
+        <w:t xml:space="preserve">  },</w:t>
+        <w:br/>
+        <w:t xml:space="preserve">  "type": "standard"</w:t>
+        <w:br/>
+        <w:t>}</w:t>
+      </w:r>
+    </w:p>
+    <w:p>
+      <w:r>
+        <w:rPr>
+          <w:b/>
+        </w:rPr>
+        <w:t>falta_dato</w:t>
+      </w:r>
+    </w:p>
+    <w:p>
+      <w:r>
+        <w:rPr>
+          <w:rFonts w:ascii="Consolas" w:hAnsi="Consolas"/>
+        </w:rPr>
+        <w:t>[</w:t>
+        <w:br/>
+        <w:t xml:space="preserve">  "FALTA-DATO-IFRS-4"</w:t>
+        <w:br/>
+        <w:t>]</w:t>
+      </w:r>
+    </w:p>
+    <w:p>
+      <w:r>
+        <w:rPr>
+          <w:b/>
+        </w:rPr>
+        <w:t>n_rows</w:t>
+      </w:r>
+    </w:p>
+    <w:p>
+      <w:r>
+        <w:rPr>
+          <w:rFonts w:ascii="Consolas" w:hAnsi="Consolas"/>
+        </w:rPr>
+        <w:t>6000</w:t>
+      </w:r>
+    </w:p>
+    <w:p>
+      <w:r>
+        <w:rPr>
+          <w:b/>
+        </w:rPr>
+        <w:t>n_stage1</w:t>
+      </w:r>
+    </w:p>
+    <w:p>
+      <w:r>
+        <w:rPr>
+          <w:rFonts w:ascii="Consolas" w:hAnsi="Consolas"/>
+        </w:rPr>
+        <w:t>5235</w:t>
+      </w:r>
+    </w:p>
+    <w:p>
+      <w:r>
+        <w:rPr>
+          <w:b/>
+        </w:rPr>
+        <w:t>n_stage2</w:t>
+      </w:r>
+    </w:p>
+    <w:p>
+      <w:r>
+        <w:rPr>
+          <w:rFonts w:ascii="Consolas" w:hAnsi="Consolas"/>
+        </w:rPr>
+        <w:t>477</w:t>
+      </w:r>
+    </w:p>
+    <w:p>
+      <w:r>
+        <w:rPr>
+          <w:b/>
+        </w:rPr>
+        <w:t>n_stage3</w:t>
+      </w:r>
+    </w:p>
+    <w:p>
+      <w:r>
+        <w:rPr>
+          <w:rFonts w:ascii="Consolas" w:hAnsi="Consolas"/>
+        </w:rPr>
+        <w:t>288</w:t>
+      </w:r>
+    </w:p>
+    <w:p>
+      <w:r>
+        <w:rPr>
+          <w:b/>
+        </w:rPr>
+        <w:t>pit_mode</w:t>
+      </w:r>
+    </w:p>
+    <w:p>
+      <w:r>
+        <w:rPr>
+          <w:rFonts w:ascii="Consolas" w:hAnsi="Consolas"/>
+        </w:rPr>
+        <w:t>ttc_only</w:t>
+      </w:r>
+    </w:p>
+    <w:p>
+      <w:r>
+        <w:rPr>
+          <w:b/>
+        </w:rPr>
+        <w:t>scenario_weights</w:t>
+      </w:r>
+    </w:p>
+    <w:p>
+      <w:r>
+        <w:rPr>
+          <w:rFonts w:ascii="Consolas" w:hAnsi="Consolas"/>
+        </w:rPr>
+        <w:t>{</w:t>
+        <w:br/>
+        <w:t xml:space="preserve">  "base": "1.000000"</w:t>
+        <w:br/>
+        <w:t>}</w:t>
+      </w:r>
+    </w:p>
+    <w:p>
+      <w:r>
+        <w:rPr>
+          <w:b/>
+        </w:rPr>
+        <w:t>scenarios</w:t>
+      </w:r>
+    </w:p>
+    <w:p>
+      <w:r>
+        <w:rPr>
+          <w:rFonts w:ascii="Consolas" w:hAnsi="Consolas"/>
+        </w:rPr>
+        <w:t>[</w:t>
+        <w:br/>
+        <w:t xml:space="preserve">  "base"</w:t>
+        <w:br/>
+        <w:t>]</w:t>
+      </w:r>
+    </w:p>
+    <w:p>
+      <w:r>
+        <w:rPr>
+          <w:b/>
+        </w:rPr>
+        <w:t>term_structure_source</w:t>
+      </w:r>
+    </w:p>
+    <w:p>
+      <w:r>
+        <w:rPr>
+          <w:rFonts w:ascii="Consolas" w:hAnsi="Consolas"/>
+        </w:rPr>
+        <w:t>survival</w:t>
+      </w:r>
+    </w:p>
+    <w:p>
+      <w:r>
+        <w:rPr>
+          <w:b/>
+        </w:rPr>
+        <w:t>total_ead</w:t>
+      </w:r>
+    </w:p>
+    <w:p>
+      <w:r>
+        <w:rPr>
+          <w:rFonts w:ascii="Consolas" w:hAnsi="Consolas"/>
+        </w:rPr>
+        <w:t>114325314.700000</w:t>
+      </w:r>
+    </w:p>
+    <w:p>
+      <w:r>
+        <w:rPr>
+          <w:b/>
+        </w:rPr>
+        <w:t>total_ecl_reported</w:t>
+      </w:r>
+    </w:p>
+    <w:p>
+      <w:r>
+        <w:rPr>
+          <w:rFonts w:ascii="Consolas" w:hAnsi="Consolas"/>
+        </w:rPr>
+        <w:t>3423116.118598</w:t>
+      </w:r>
+    </w:p>
+    <w:p>
+      <w:pPr>
+        <w:pStyle w:val="Heading3"/>
+      </w:pPr>
+      <w:r>
+        <w:t>Métricas estructuradas</w:t>
+      </w:r>
+    </w:p>
+    <w:p>
+      <w:r>
+        <w:rPr>
+          <w:b/>
+        </w:rPr>
+        <w:t>ecl_by_scenario</w:t>
+      </w:r>
+    </w:p>
+    <w:p>
+      <w:r>
+        <w:rPr>
+          <w:rFonts w:ascii="Consolas" w:hAnsi="Consolas"/>
+        </w:rPr>
+        <w:t>{</w:t>
+        <w:br/>
+        <w:t xml:space="preserve">  "base": "6911516.428053"</w:t>
+        <w:br/>
+        <w:t>}</w:t>
+      </w:r>
+    </w:p>
+    <w:p>
+      <w:r>
+        <w:rPr>
+          <w:b/>
+        </w:rPr>
+        <w:t>staging_migration</w:t>
+      </w:r>
+    </w:p>
+    <w:p>
+      <w:r>
+        <w:rPr>
+          <w:rFonts w:ascii="Consolas" w:hAnsi="Consolas"/>
+        </w:rPr>
+        <w:t>{</w:t>
+        <w:br/>
+        <w:t xml:space="preserve">  "stage_1": 5235,</w:t>
+        <w:br/>
+        <w:t xml:space="preserve">  "stage_2": 477,</w:t>
+        <w:br/>
+        <w:t xml:space="preserve">  "stage_3": 288</w:t>
+        <w:br/>
+        <w:t>}</w:t>
+      </w:r>
+    </w:p>
+    <w:p>
+      <w:r>
+        <w:rPr>
+          <w:b/>
+        </w:rPr>
+        <w:t>term_structure_summary</w:t>
+      </w:r>
+    </w:p>
+    <w:p>
+      <w:r>
+        <w:rPr>
+          <w:rFonts w:ascii="Consolas" w:hAnsi="Consolas"/>
+        </w:rPr>
+        <w:t>{</w:t>
+        <w:br/>
+        <w:t xml:space="preserve">  "n_rows": 30000,</w:t>
+        <w:br/>
+        <w:t xml:space="preserve">  "n_scenarios": 1</w:t>
+        <w:br/>
+        <w:t>}</w:t>
       </w:r>
     </w:p>
     <w:sectPr>

--- a/web/src/fixtures/demo/report-ifrs9.docx
+++ b/web/src/fixtures/demo/report-ifrs9.docx
@@ -183,7 +183,7 @@
         <w:rPr>
           <w:rFonts w:ascii="Consolas" w:hAnsi="Consolas"/>
         </w:rPr>
-        <w:t>config_hash=b5d31ebc27c4a4522bc05944aa4f259e32f301de28331c0a36276d566a3168e7</w:t>
+        <w:t>config_hash=6ed12746631afd4991771d834e49fc5c264c8cd78dd8fa37aa4652dd22b8d28b</w:t>
       </w:r>
     </w:p>
     <w:p>
@@ -199,7 +199,7 @@
         <w:rPr>
           <w:rFonts w:ascii="Consolas" w:hAnsi="Consolas"/>
         </w:rPr>
-        <w:t>git_sha=0c8cffb69ba492f6440fb7fa31d13f34bbd15c1c</w:t>
+        <w:t>git_sha=2b161c7c94df91c227eeb64ca9a7cd068a2268a1</w:t>
       </w:r>
     </w:p>
     <w:p>
@@ -2161,7 +2161,7 @@
         <w:rPr>
           <w:rFonts w:ascii="Consolas" w:hAnsi="Consolas"/>
         </w:rPr>
-        <w:t>b5d31ebc27c4a4522bc05944aa4f259e32f301de28331c0a36276d566a3168e7</w:t>
+        <w:t>6ed12746631afd4991771d834e49fc5c264c8cd78dd8fa37aa4652dd22b8d28b</w:t>
       </w:r>
     </w:p>
     <w:p>
@@ -2177,7 +2177,7 @@
         <w:rPr>
           <w:rFonts w:ascii="Consolas" w:hAnsi="Consolas"/>
         </w:rPr>
-        <w:t>2026-07-17T01:31:38.370230Z</w:t>
+        <w:t>2026-07-17T21:34:58.235555Z</w:t>
       </w:r>
     </w:p>
     <w:p>
@@ -2241,7 +2241,7 @@
         <w:rPr>
           <w:rFonts w:ascii="Consolas" w:hAnsi="Consolas"/>
         </w:rPr>
-        <w:t>0c8cffb69ba492f6440fb7fa31d13f34bbd15c1c</w:t>
+        <w:t>2b161c7c94df91c227eeb64ca9a7cd068a2268a1</w:t>
       </w:r>
     </w:p>
     <w:p>

--- a/web/src/fixtures/demo/report-ifrs9.docx
+++ b/web/src/fixtures/demo/report-ifrs9.docx
@@ -163,7 +163,7 @@
           </w:tcPr>
           <w:p>
             <w:r>
-              <w:t>2026-07-17</w:t>
+              <w:t>2026-07-18</w:t>
             </w:r>
           </w:p>
         </w:tc>
@@ -183,7 +183,7 @@
         <w:rPr>
           <w:rFonts w:ascii="Consolas" w:hAnsi="Consolas"/>
         </w:rPr>
-        <w:t>config_hash=6ed12746631afd4991771d834e49fc5c264c8cd78dd8fa37aa4652dd22b8d28b</w:t>
+        <w:t>config_hash=a3771ff5abce44db4d226e51ce63bdf38a7fb00d3cc0c15f3a923b86448ba2a3</w:t>
       </w:r>
     </w:p>
     <w:p>
@@ -199,7 +199,7 @@
         <w:rPr>
           <w:rFonts w:ascii="Consolas" w:hAnsi="Consolas"/>
         </w:rPr>
-        <w:t>git_sha=2b161c7c94df91c227eeb64ca9a7cd068a2268a1</w:t>
+        <w:t>git_sha=ed86e9aa9ab912eb94a1fe4c4f6ade0d66311cc0</w:t>
       </w:r>
     </w:p>
     <w:p>
@@ -2161,7 +2161,7 @@
         <w:rPr>
           <w:rFonts w:ascii="Consolas" w:hAnsi="Consolas"/>
         </w:rPr>
-        <w:t>6ed12746631afd4991771d834e49fc5c264c8cd78dd8fa37aa4652dd22b8d28b</w:t>
+        <w:t>a3771ff5abce44db4d226e51ce63bdf38a7fb00d3cc0c15f3a923b86448ba2a3</w:t>
       </w:r>
     </w:p>
     <w:p>
@@ -2177,7 +2177,7 @@
         <w:rPr>
           <w:rFonts w:ascii="Consolas" w:hAnsi="Consolas"/>
         </w:rPr>
-        <w:t>2026-07-17T21:34:58.235555Z</w:t>
+        <w:t>2026-07-18T01:14:39.710157Z</w:t>
       </w:r>
     </w:p>
     <w:p>
@@ -2241,7 +2241,7 @@
         <w:rPr>
           <w:rFonts w:ascii="Consolas" w:hAnsi="Consolas"/>
         </w:rPr>
-        <w:t>2b161c7c94df91c227eeb64ca9a7cd068a2268a1</w:t>
+        <w:t>ed86e9aa9ab912eb94a1fe4c4f6ade0d66311cc0</w:t>
       </w:r>
     </w:p>
     <w:p>
@@ -2261,7 +2261,7 @@
         <w:br/>
         <w:t xml:space="preserve">  "PyYAML": "6.0.3",</w:t>
         <w:br/>
-        <w:t xml:space="preserve">  "nikodym": "1.2.0",</w:t>
+        <w:t xml:space="preserve">  "nikodym": "1.3.0",</w:t>
         <w:br/>
         <w:t xml:space="preserve">  "numpy": "2.4.6",</w:t>
         <w:br/>

--- a/web/src/fixtures/demo/report-ifrs9.docx
+++ b/web/src/fixtures/demo/report-ifrs9.docx
@@ -183,7 +183,7 @@
         <w:rPr>
           <w:rFonts w:ascii="Consolas" w:hAnsi="Consolas"/>
         </w:rPr>
-        <w:t>config_hash=a3771ff5abce44db4d226e51ce63bdf38a7fb00d3cc0c15f3a923b86448ba2a3</w:t>
+        <w:t>config_hash=2fa601e1c595f2b233df26d5a07107d14fde5d4bb50aee9b68eec4dafd7c162c</w:t>
       </w:r>
     </w:p>
     <w:p>
@@ -199,7 +199,7 @@
         <w:rPr>
           <w:rFonts w:ascii="Consolas" w:hAnsi="Consolas"/>
         </w:rPr>
-        <w:t>git_sha=ed86e9aa9ab912eb94a1fe4c4f6ade0d66311cc0</w:t>
+        <w:t>git_sha=3a35f0b73e8c092b1693f10b60fb545eb4330949</w:t>
       </w:r>
     </w:p>
     <w:p>
@@ -2161,7 +2161,7 @@
         <w:rPr>
           <w:rFonts w:ascii="Consolas" w:hAnsi="Consolas"/>
         </w:rPr>
-        <w:t>a3771ff5abce44db4d226e51ce63bdf38a7fb00d3cc0c15f3a923b86448ba2a3</w:t>
+        <w:t>2fa601e1c595f2b233df26d5a07107d14fde5d4bb50aee9b68eec4dafd7c162c</w:t>
       </w:r>
     </w:p>
     <w:p>
@@ -2177,7 +2177,7 @@
         <w:rPr>
           <w:rFonts w:ascii="Consolas" w:hAnsi="Consolas"/>
         </w:rPr>
-        <w:t>2026-07-18T01:14:39.710157Z</w:t>
+        <w:t>2026-07-18T14:42:07.010995Z</w:t>
       </w:r>
     </w:p>
     <w:p>
@@ -2241,7 +2241,7 @@
         <w:rPr>
           <w:rFonts w:ascii="Consolas" w:hAnsi="Consolas"/>
         </w:rPr>
-        <w:t>ed86e9aa9ab912eb94a1fe4c4f6ade0d66311cc0</w:t>
+        <w:t>3a35f0b73e8c092b1693f10b60fb545eb4330949</w:t>
       </w:r>
     </w:p>
     <w:p>
@@ -2261,7 +2261,7 @@
         <w:br/>
         <w:t xml:space="preserve">  "PyYAML": "6.0.3",</w:t>
         <w:br/>
-        <w:t xml:space="preserve">  "nikodym": "1.3.0",</w:t>
+        <w:t xml:space="preserve">  "nikodym": "1.2.0",</w:t>
         <w:br/>
         <w:t xml:space="preserve">  "numpy": "2.4.6",</w:t>
         <w:br/>

--- a/web/src/fixtures/demo/report-ifrs9.docx
+++ b/web/src/fixtures/demo/report-ifrs9.docx
@@ -183,7 +183,7 @@
         <w:rPr>
           <w:rFonts w:ascii="Consolas" w:hAnsi="Consolas"/>
         </w:rPr>
-        <w:t>config_hash=2fa601e1c595f2b233df26d5a07107d14fde5d4bb50aee9b68eec4dafd7c162c</w:t>
+        <w:t>config_hash=87b414024a3c8e028eeaaecae82ddef271e07dde78c2584acc2db639d9b4c7f3</w:t>
       </w:r>
     </w:p>
     <w:p>
@@ -199,7 +199,7 @@
         <w:rPr>
           <w:rFonts w:ascii="Consolas" w:hAnsi="Consolas"/>
         </w:rPr>
-        <w:t>git_sha=3a35f0b73e8c092b1693f10b60fb545eb4330949</w:t>
+        <w:t>git_sha=5b752617440ee9c5224f598c64822cd62563a2fc</w:t>
       </w:r>
     </w:p>
     <w:p>
@@ -688,6 +688,16 @@
     </w:p>
     <w:p>
       <w:r>
+        <w:t>La población procesada contiene 6.000 observaciones, 17 variables de entrada y una tasa de incumplimiento de 9.63 %. Los conteos por estado, partición y motivo de exclusión se reproducen literalmente en las tablas de esta sección.</w:t>
+      </w:r>
+    </w:p>
+    <w:p>
+      <w:r>
+        <w:t>La columna objetivo publicada por data es «target».</w:t>
+      </w:r>
+    </w:p>
+    <w:p>
+      <w:r>
         <w:t>La población se particionó por cohorte sobre «cohorte», reservando como OOT la cohorte «2024Q2», y un Holdout de 20.00 % del resto.</w:t>
       </w:r>
     </w:p>
@@ -724,6 +734,393 @@
         <w:t>Explicita la definición de incumplimiento utilizada (p. ej. 90+ días de mora) y por qué; declara las exclusiones aplicadas a la población y su justificación.</w:t>
       </w:r>
     </w:p>
+    <w:p>
+      <w:pPr>
+        <w:pStyle w:val="Heading2"/>
+      </w:pPr>
+      <w:r>
+        <w:t>2.1 Población, particiones y exclusiones</w:t>
+      </w:r>
+    </w:p>
+    <w:p>
+      <w:r>
+        <w:t>Las tablas siguientes son una proyección de presentación del DataCardSection publicado por data. Estados, tamaños y tasas por partición, y exclusiones se copian literalmente; el informe no recalcula ni completa valores ausentes.</w:t>
+      </w:r>
+    </w:p>
+    <w:p>
+      <w:r>
+        <w:rPr>
+          <w:b/>
+          <w:sz w:val="18"/>
+        </w:rPr>
+        <w:t>Estados de la población</w:t>
+      </w:r>
+    </w:p>
+    <w:tbl>
+      <w:tblPr>
+        <w:tblStyle w:val="TableGrid"/>
+        <w:tblW w:type="auto" w:w="0"/>
+        <w:tblLook w:firstColumn="1" w:firstRow="1" w:lastColumn="0" w:lastRow="0" w:noHBand="0" w:noVBand="1" w:val="04A0"/>
+      </w:tblPr>
+      <w:tblGrid>
+        <w:gridCol w:w="4320"/>
+        <w:gridCol w:w="4320"/>
+      </w:tblGrid>
+      <w:tr>
+        <w:tc>
+          <w:tcPr>
+            <w:tcW w:type="dxa" w:w="4320"/>
+          </w:tcPr>
+          <w:p>
+            <w:r>
+              <w:rPr>
+                <w:b/>
+              </w:rPr>
+              <w:t>Estado</w:t>
+            </w:r>
+          </w:p>
+        </w:tc>
+        <w:tc>
+          <w:tcPr>
+            <w:tcW w:type="dxa" w:w="4320"/>
+          </w:tcPr>
+          <w:p>
+            <w:r>
+              <w:rPr>
+                <w:b/>
+              </w:rPr>
+              <w:t>Observaciones</w:t>
+            </w:r>
+          </w:p>
+        </w:tc>
+      </w:tr>
+      <w:tr>
+        <w:tc>
+          <w:tcPr>
+            <w:tcW w:type="dxa" w:w="4320"/>
+          </w:tcPr>
+          <w:p>
+            <w:r>
+              <w:t>bueno</w:t>
+            </w:r>
+          </w:p>
+        </w:tc>
+        <w:tc>
+          <w:tcPr>
+            <w:tcW w:type="dxa" w:w="4320"/>
+          </w:tcPr>
+          <w:p>
+            <w:r>
+              <w:t>5422</w:t>
+            </w:r>
+          </w:p>
+        </w:tc>
+      </w:tr>
+      <w:tr>
+        <w:tc>
+          <w:tcPr>
+            <w:tcW w:type="dxa" w:w="4320"/>
+          </w:tcPr>
+          <w:p>
+            <w:r>
+              <w:t>malo</w:t>
+            </w:r>
+          </w:p>
+        </w:tc>
+        <w:tc>
+          <w:tcPr>
+            <w:tcW w:type="dxa" w:w="4320"/>
+          </w:tcPr>
+          <w:p>
+            <w:r>
+              <w:t>578</w:t>
+            </w:r>
+          </w:p>
+        </w:tc>
+      </w:tr>
+      <w:tr>
+        <w:tc>
+          <w:tcPr>
+            <w:tcW w:type="dxa" w:w="4320"/>
+          </w:tcPr>
+          <w:p>
+            <w:r>
+              <w:t>indeterminado</w:t>
+            </w:r>
+          </w:p>
+        </w:tc>
+        <w:tc>
+          <w:tcPr>
+            <w:tcW w:type="dxa" w:w="4320"/>
+          </w:tcPr>
+          <w:p>
+            <w:r>
+              <w:t>0</w:t>
+            </w:r>
+          </w:p>
+        </w:tc>
+      </w:tr>
+      <w:tr>
+        <w:tc>
+          <w:tcPr>
+            <w:tcW w:type="dxa" w:w="4320"/>
+          </w:tcPr>
+          <w:p>
+            <w:r>
+              <w:t>excluido</w:t>
+            </w:r>
+          </w:p>
+        </w:tc>
+        <w:tc>
+          <w:tcPr>
+            <w:tcW w:type="dxa" w:w="4320"/>
+          </w:tcPr>
+          <w:p>
+            <w:r>
+              <w:t>0</w:t>
+            </w:r>
+          </w:p>
+        </w:tc>
+      </w:tr>
+    </w:tbl>
+    <w:p>
+      <w:r>
+        <w:rPr>
+          <w:b/>
+          <w:sz w:val="18"/>
+        </w:rPr>
+        <w:t>Particiones de modelamiento</w:t>
+      </w:r>
+    </w:p>
+    <w:tbl>
+      <w:tblPr>
+        <w:tblStyle w:val="TableGrid"/>
+        <w:tblW w:type="auto" w:w="0"/>
+        <w:tblLook w:firstColumn="1" w:firstRow="1" w:lastColumn="0" w:lastRow="0" w:noHBand="0" w:noVBand="1" w:val="04A0"/>
+      </w:tblPr>
+      <w:tblGrid>
+        <w:gridCol w:w="2880"/>
+        <w:gridCol w:w="2880"/>
+        <w:gridCol w:w="2880"/>
+      </w:tblGrid>
+      <w:tr>
+        <w:tc>
+          <w:tcPr>
+            <w:tcW w:type="dxa" w:w="2880"/>
+          </w:tcPr>
+          <w:p>
+            <w:r>
+              <w:rPr>
+                <w:b/>
+              </w:rPr>
+              <w:t>Partición</w:t>
+            </w:r>
+          </w:p>
+        </w:tc>
+        <w:tc>
+          <w:tcPr>
+            <w:tcW w:type="dxa" w:w="2880"/>
+          </w:tcPr>
+          <w:p>
+            <w:r>
+              <w:rPr>
+                <w:b/>
+              </w:rPr>
+              <w:t>Observaciones</w:t>
+            </w:r>
+          </w:p>
+        </w:tc>
+        <w:tc>
+          <w:tcPr>
+            <w:tcW w:type="dxa" w:w="2880"/>
+          </w:tcPr>
+          <w:p>
+            <w:r>
+              <w:rPr>
+                <w:b/>
+              </w:rPr>
+              <w:t>Tasa de incumplimiento</w:t>
+            </w:r>
+          </w:p>
+        </w:tc>
+      </w:tr>
+      <w:tr>
+        <w:tc>
+          <w:tcPr>
+            <w:tcW w:type="dxa" w:w="2880"/>
+          </w:tcPr>
+          <w:p>
+            <w:r>
+              <w:t>desarrollo</w:t>
+            </w:r>
+          </w:p>
+        </w:tc>
+        <w:tc>
+          <w:tcPr>
+            <w:tcW w:type="dxa" w:w="2880"/>
+          </w:tcPr>
+          <w:p>
+            <w:r>
+              <w:t>4024</w:t>
+            </w:r>
+          </w:p>
+        </w:tc>
+        <w:tc>
+          <w:tcPr>
+            <w:tcW w:type="dxa" w:w="2880"/>
+          </w:tcPr>
+          <w:p>
+            <w:r>
+              <w:t>0.0964</w:t>
+            </w:r>
+          </w:p>
+        </w:tc>
+      </w:tr>
+      <w:tr>
+        <w:tc>
+          <w:tcPr>
+            <w:tcW w:type="dxa" w:w="2880"/>
+          </w:tcPr>
+          <w:p>
+            <w:r>
+              <w:t>holdout</w:t>
+            </w:r>
+          </w:p>
+        </w:tc>
+        <w:tc>
+          <w:tcPr>
+            <w:tcW w:type="dxa" w:w="2880"/>
+          </w:tcPr>
+          <w:p>
+            <w:r>
+              <w:t>1030</w:t>
+            </w:r>
+          </w:p>
+        </w:tc>
+        <w:tc>
+          <w:tcPr>
+            <w:tcW w:type="dxa" w:w="2880"/>
+          </w:tcPr>
+          <w:p>
+            <w:r>
+              <w:t>0.1000</w:t>
+            </w:r>
+          </w:p>
+        </w:tc>
+      </w:tr>
+      <w:tr>
+        <w:tc>
+          <w:tcPr>
+            <w:tcW w:type="dxa" w:w="2880"/>
+          </w:tcPr>
+          <w:p>
+            <w:r>
+              <w:t>oot</w:t>
+            </w:r>
+          </w:p>
+        </w:tc>
+        <w:tc>
+          <w:tcPr>
+            <w:tcW w:type="dxa" w:w="2880"/>
+          </w:tcPr>
+          <w:p>
+            <w:r>
+              <w:t>946</w:t>
+            </w:r>
+          </w:p>
+        </w:tc>
+        <w:tc>
+          <w:tcPr>
+            <w:tcW w:type="dxa" w:w="2880"/>
+          </w:tcPr>
+          <w:p>
+            <w:r>
+              <w:t>0.0920</w:t>
+            </w:r>
+          </w:p>
+        </w:tc>
+      </w:tr>
+      <w:tr>
+        <w:tc>
+          <w:tcPr>
+            <w:tcW w:type="dxa" w:w="2880"/>
+          </w:tcPr>
+          <w:p>
+            <w:r>
+              <w:t>fuera_de_modelo</w:t>
+            </w:r>
+          </w:p>
+        </w:tc>
+        <w:tc>
+          <w:tcPr>
+            <w:tcW w:type="dxa" w:w="2880"/>
+          </w:tcPr>
+          <w:p>
+            <w:r>
+              <w:t>0</w:t>
+            </w:r>
+          </w:p>
+        </w:tc>
+        <w:tc>
+          <w:tcPr>
+            <w:tcW w:type="dxa" w:w="2880"/>
+          </w:tcPr>
+          <w:p>
+            <w:r>
+              <w:t>0.0000</w:t>
+            </w:r>
+          </w:p>
+        </w:tc>
+      </w:tr>
+    </w:tbl>
+    <w:p>
+      <w:r>
+        <w:rPr>
+          <w:b/>
+          <w:sz w:val="18"/>
+        </w:rPr>
+        <w:t>Exclusiones aplicadas</w:t>
+      </w:r>
+    </w:p>
+    <w:tbl>
+      <w:tblPr>
+        <w:tblStyle w:val="TableGrid"/>
+        <w:tblW w:type="auto" w:w="0"/>
+        <w:tblLook w:firstColumn="1" w:firstRow="1" w:lastColumn="0" w:lastRow="0" w:noHBand="0" w:noVBand="1" w:val="04A0"/>
+      </w:tblPr>
+      <w:tblGrid>
+        <w:gridCol w:w="4320"/>
+        <w:gridCol w:w="4320"/>
+      </w:tblGrid>
+      <w:tr>
+        <w:tc>
+          <w:tcPr>
+            <w:tcW w:type="dxa" w:w="4320"/>
+          </w:tcPr>
+          <w:p>
+            <w:r>
+              <w:rPr>
+                <w:b/>
+              </w:rPr>
+              <w:t>Motivo</w:t>
+            </w:r>
+          </w:p>
+        </w:tc>
+        <w:tc>
+          <w:tcPr>
+            <w:tcW w:type="dxa" w:w="4320"/>
+          </w:tcPr>
+          <w:p>
+            <w:r>
+              <w:rPr>
+                <w:b/>
+              </w:rPr>
+              <w:t>Exclusiones</w:t>
+            </w:r>
+          </w:p>
+        </w:tc>
+      </w:tr>
+    </w:tbl>
     <w:p>
       <w:pPr>
         <w:pStyle w:val="Heading1"/>
@@ -2114,7 +2511,7 @@
     </w:p>
     <w:p>
       <w:r>
-        <w:t>El alcance de este informe es el cálculo de la pérdida crediticia esperada IFRS 9 (capítulo «Provisiones IFRS 9 / ECL»), una función experimental (SDD-16 en borrador) fuera de la garantía SemVer 1.x. La curva PD lifetime se ajustó en esta misma corrida de forma autocontenida sobre la historia de la propia cartera, sin insumos de un scorecard de originación; su validación completa como modelo —discriminación, calibración y estabilidad— no forma parte de esta corrida. El backtesting de la ECL corresponde a fases posteriores y no se cubre ni se infiere aquí.</w:t>
+        <w:t>El alcance de este informe es el cálculo de la pérdida crediticia esperada IFRS 9 (capítulo «Provisiones IFRS 9 / ECL»), una función experimental (SDD-16 en borrador) fuera de la garantía SemVer 1.x. La curva PD lifetime se ajustó en esta misma corrida de forma autocontenida sobre la historia de la propia cartera, sin insumos de un scorecard de originación. Esta corrida no ejecutó la capa de validación formal; el informe no infiere sus resultados. El backtesting de la ECL no se ejecutó ni se infiere aquí.</w:t>
       </w:r>
     </w:p>
     <w:p>
@@ -2161,7 +2558,7 @@
         <w:rPr>
           <w:rFonts w:ascii="Consolas" w:hAnsi="Consolas"/>
         </w:rPr>
-        <w:t>2fa601e1c595f2b233df26d5a07107d14fde5d4bb50aee9b68eec4dafd7c162c</w:t>
+        <w:t>87b414024a3c8e028eeaaecae82ddef271e07dde78c2584acc2db639d9b4c7f3</w:t>
       </w:r>
     </w:p>
     <w:p>
@@ -2177,7 +2574,7 @@
         <w:rPr>
           <w:rFonts w:ascii="Consolas" w:hAnsi="Consolas"/>
         </w:rPr>
-        <w:t>2026-07-18T14:42:07.010995Z</w:t>
+        <w:t>2026-07-18T17:32:33.411422Z</w:t>
       </w:r>
     </w:p>
     <w:p>
@@ -2241,7 +2638,7 @@
         <w:rPr>
           <w:rFonts w:ascii="Consolas" w:hAnsi="Consolas"/>
         </w:rPr>
-        <w:t>3a35f0b73e8c092b1693f10b60fb545eb4330949</w:t>
+        <w:t>5b752617440ee9c5224f598c64822cd62563a2fc</w:t>
       </w:r>
     </w:p>
     <w:p>
@@ -2261,7 +2658,7 @@
         <w:br/>
         <w:t xml:space="preserve">  "PyYAML": "6.0.3",</w:t>
         <w:br/>
-        <w:t xml:space="preserve">  "nikodym": "1.2.0",</w:t>
+        <w:t xml:space="preserve">  "nikodym": "1.3.0",</w:t>
         <w:br/>
         <w:t xml:space="preserve">  "numpy": "2.4.6",</w:t>
         <w:br/>
@@ -2372,7 +2769,13 @@
         </w:rPr>
         <w:t>[</w:t>
         <w:br/>
-        <w:t xml:space="preserve">  "provisioning_ifrs9.summary"</w:t>
+        <w:t xml:space="preserve">  "provisioning_ifrs9.summary",</w:t>
+        <w:br/>
+        <w:t xml:space="preserve">  "data.states",</w:t>
+        <w:br/>
+        <w:t xml:space="preserve">  "data.partitions",</w:t>
+        <w:br/>
+        <w:t xml:space="preserve">  "data.exclusions"</w:t>
         <w:br/>
         <w:t>]</w:t>
       </w:r>
@@ -2395,7 +2798,535 @@
         <w:pStyle w:val="Heading2"/>
       </w:pPr>
       <w:r>
-        <w:t>C.1 Supervivencia y curva PD lifetime</w:t>
+        <w:t>C.1 Población, particiones y exclusiones</w:t>
+      </w:r>
+    </w:p>
+    <w:p>
+      <w:r>
+        <w:rPr>
+          <w:rFonts w:ascii="Consolas" w:hAnsi="Consolas"/>
+        </w:rPr>
+        <w:t>Artefacto de origen: data.data_card</w:t>
+      </w:r>
+    </w:p>
+    <w:p>
+      <w:pPr>
+        <w:pStyle w:val="Heading3"/>
+      </w:pPr>
+      <w:r>
+        <w:t>Parámetros y payload</w:t>
+      </w:r>
+    </w:p>
+    <w:p>
+      <w:r>
+        <w:rPr>
+          <w:b/>
+        </w:rPr>
+        <w:t>bad_rate</w:t>
+      </w:r>
+    </w:p>
+    <w:p>
+      <w:r>
+        <w:rPr>
+          <w:rFonts w:ascii="Consolas" w:hAnsi="Consolas"/>
+        </w:rPr>
+        <w:t>0.0963</w:t>
+      </w:r>
+    </w:p>
+    <w:p>
+      <w:r>
+        <w:rPr>
+          <w:b/>
+        </w:rPr>
+        <w:t>class_counts</w:t>
+      </w:r>
+    </w:p>
+    <w:p>
+      <w:r>
+        <w:rPr>
+          <w:rFonts w:ascii="Consolas" w:hAnsi="Consolas"/>
+        </w:rPr>
+        <w:t>{</w:t>
+        <w:br/>
+        <w:t xml:space="preserve">  "bueno": 5422,</w:t>
+        <w:br/>
+        <w:t xml:space="preserve">  "excluido": 0,</w:t>
+        <w:br/>
+        <w:t xml:space="preserve">  "indeterminado": 0,</w:t>
+        <w:br/>
+        <w:t xml:space="preserve">  "malo": 578</w:t>
+        <w:br/>
+        <w:t>}</w:t>
+      </w:r>
+    </w:p>
+    <w:p>
+      <w:r>
+        <w:rPr>
+          <w:b/>
+        </w:rPr>
+        <w:t>data_hash</w:t>
+      </w:r>
+    </w:p>
+    <w:p>
+      <w:r>
+        <w:rPr>
+          <w:rFonts w:ascii="Consolas" w:hAnsi="Consolas"/>
+        </w:rPr>
+        <w:t>d713808d0604110d6c450358453cea172934d93eb56ccdcb0e7aea7279a94e3e</w:t>
+      </w:r>
+    </w:p>
+    <w:p>
+      <w:r>
+        <w:rPr>
+          <w:b/>
+        </w:rPr>
+        <w:t>effective_config</w:t>
+      </w:r>
+    </w:p>
+    <w:p>
+      <w:r>
+        <w:rPr>
+          <w:rFonts w:ascii="Consolas" w:hAnsi="Consolas"/>
+        </w:rPr>
+        <w:t>{</w:t>
+        <w:br/>
+        <w:t xml:space="preserve">  "load": {</w:t>
+        <w:br/>
+        <w:t xml:space="preserve">    "backend": "pandas",</w:t>
+        <w:br/>
+        <w:t xml:space="preserve">    "csv_options": {</w:t>
+        <w:br/>
+        <w:t xml:space="preserve">      "decimal": ".",</w:t>
+        <w:br/>
+        <w:t xml:space="preserve">      "encoding": "utf-8",</w:t>
+        <w:br/>
+        <w:t xml:space="preserve">      "sep": ","</w:t>
+        <w:br/>
+        <w:t xml:space="preserve">    },</w:t>
+        <w:br/>
+        <w:t xml:space="preserve">    "file_format": "auto",</w:t>
+        <w:br/>
+        <w:t xml:space="preserve">    "source": "/private/var/folders/12/yxnq95f55hg06fyynglz1scw0000gn/T/tmp0ezh_iui/datasets/ifrs9_retail_latam.parquet"</w:t>
+        <w:br/>
+        <w:t xml:space="preserve">  },</w:t>
+        <w:br/>
+        <w:t xml:space="preserve">  "missing": {</w:t>
+        <w:br/>
+        <w:t xml:space="preserve">    "max_missing_rate": "0.9900",</w:t>
+        <w:br/>
+        <w:t xml:space="preserve">    "special_values": []</w:t>
+        <w:br/>
+        <w:t xml:space="preserve">  },</w:t>
+        <w:br/>
+        <w:t xml:space="preserve">  "partition": {</w:t>
+        <w:br/>
+        <w:t xml:space="preserve">    "min_bads_per_partition": 30,</w:t>
+        <w:br/>
+        <w:t xml:space="preserve">    "strategy": {</w:t>
+        <w:br/>
+        <w:t xml:space="preserve">      "cohort_col": "cohorte",</w:t>
+        <w:br/>
+        <w:t xml:space="preserve">      "holdout_fraction": "0.2000",</w:t>
+        <w:br/>
+        <w:t xml:space="preserve">      "oot_cohorts": [</w:t>
+        <w:br/>
+        <w:t xml:space="preserve">        "2024Q2"</w:t>
+        <w:br/>
+        <w:t xml:space="preserve">      ],</w:t>
+        <w:br/>
+        <w:t xml:space="preserve">      "type": "cohort"</w:t>
+        <w:br/>
+        <w:t xml:space="preserve">    },</w:t>
+        <w:br/>
+        <w:t xml:space="preserve">    "ttd_includes_excluded": true</w:t>
+        <w:br/>
+        <w:t xml:space="preserve">  },</w:t>
+        <w:br/>
+        <w:t xml:space="preserve">  "schema_": {</w:t>
+        <w:br/>
+        <w:t xml:space="preserve">    "columns": [</w:t>
+        <w:br/>
+        <w:t xml:space="preserve">      {</w:t>
+        <w:br/>
+        <w:t xml:space="preserve">        "coerce": false,</w:t>
+        <w:br/>
+        <w:t xml:space="preserve">        "dtype": "float",</w:t>
+        <w:br/>
+        <w:t xml:space="preserve">        "ge": null,</w:t>
+        <w:br/>
+        <w:t xml:space="preserve">        "isin": null,</w:t>
+        <w:br/>
+        <w:t xml:space="preserve">        "le": null,</w:t>
+        <w:br/>
+        <w:t xml:space="preserve">        "name": "ingreso_mensual",</w:t>
+        <w:br/>
+        <w:t xml:space="preserve">        "nullable": false,</w:t>
+        <w:br/>
+        <w:t xml:space="preserve">        "required": true,</w:t>
+        <w:br/>
+        <w:t xml:space="preserve">        "unique": false</w:t>
+        <w:br/>
+        <w:t xml:space="preserve">      },</w:t>
+        <w:br/>
+        <w:t xml:space="preserve">      {</w:t>
+        <w:br/>
+        <w:t xml:space="preserve">        "coerce": false,</w:t>
+        <w:br/>
+        <w:t xml:space="preserve">        "dtype": "float",</w:t>
+        <w:br/>
+        <w:t xml:space="preserve">        "ge": null,</w:t>
+        <w:br/>
+        <w:t xml:space="preserve">        "isin": null,</w:t>
+        <w:br/>
+        <w:t xml:space="preserve">        "le": null,</w:t>
+        <w:br/>
+        <w:t xml:space="preserve">        "name": "deuda_ingreso",</w:t>
+        <w:br/>
+        <w:t xml:space="preserve">        "nullable": false,</w:t>
+        <w:br/>
+        <w:t xml:space="preserve">        "required": true,</w:t>
+        <w:br/>
+        <w:t xml:space="preserve">        "unique": false</w:t>
+        <w:br/>
+        <w:t xml:space="preserve">      },</w:t>
+        <w:br/>
+        <w:t xml:space="preserve">      {</w:t>
+        <w:br/>
+        <w:t xml:space="preserve">        "coerce": false,</w:t>
+        <w:br/>
+        <w:t xml:space="preserve">        "dtype": "float",</w:t>
+        <w:br/>
+        <w:t xml:space="preserve">        "ge": null,</w:t>
+        <w:br/>
+        <w:t xml:space="preserve">        "isin": null,</w:t>
+        <w:br/>
+        <w:t xml:space="preserve">        "le": null,</w:t>
+        <w:br/>
+        <w:t xml:space="preserve">        "name": "utilizacion_linea",</w:t>
+        <w:br/>
+        <w:t xml:space="preserve">        "nullable": false,</w:t>
+        <w:br/>
+        <w:t xml:space="preserve">        "required": true,</w:t>
+        <w:br/>
+        <w:t xml:space="preserve">        "unique": false</w:t>
+        <w:br/>
+        <w:t xml:space="preserve">      },</w:t>
+        <w:br/>
+        <w:t xml:space="preserve">      {</w:t>
+        <w:br/>
+        <w:t xml:space="preserve">        "coerce": false,</w:t>
+        <w:br/>
+        <w:t xml:space="preserve">        "dtype": "int",</w:t>
+        <w:br/>
+        <w:t xml:space="preserve">        "ge": null,</w:t>
+        <w:br/>
+        <w:t xml:space="preserve">        "isin": null,</w:t>
+        <w:br/>
+        <w:t xml:space="preserve">        "le": null,</w:t>
+        <w:br/>
+        <w:t xml:space="preserve">        "name": "mora_max_12m",</w:t>
+        <w:br/>
+        <w:t xml:space="preserve">        "nullable": false,</w:t>
+        <w:br/>
+        <w:t xml:space="preserve">        "required": true,</w:t>
+        <w:br/>
+        <w:t xml:space="preserve">        "unique": false</w:t>
+        <w:br/>
+        <w:t xml:space="preserve">      },</w:t>
+        <w:br/>
+        <w:t xml:space="preserve">      {</w:t>
+        <w:br/>
+        <w:t xml:space="preserve">        "coerce": false,</w:t>
+        <w:br/>
+        <w:t xml:space="preserve">        "dtype": "int",</w:t>
+        <w:br/>
+        <w:t xml:space="preserve">        "ge": null,</w:t>
+        <w:br/>
+        <w:t xml:space="preserve">        "isin": null,</w:t>
+        <w:br/>
+        <w:t xml:space="preserve">        "le": null,</w:t>
+        <w:br/>
+        <w:t xml:space="preserve">        "name": "antiguedad_meses",</w:t>
+        <w:br/>
+        <w:t xml:space="preserve">        "nullable": false,</w:t>
+        <w:br/>
+        <w:t xml:space="preserve">        "required": true,</w:t>
+        <w:br/>
+        <w:t xml:space="preserve">        "unique": false</w:t>
+        <w:br/>
+        <w:t xml:space="preserve">      },</w:t>
+        <w:br/>
+        <w:t xml:space="preserve">      {</w:t>
+        <w:br/>
+        <w:t xml:space="preserve">        "coerce": false,</w:t>
+        <w:br/>
+        <w:t xml:space="preserve">        "dtype": "str",</w:t>
+        <w:br/>
+        <w:t xml:space="preserve">        "ge": null,</w:t>
+        <w:br/>
+        <w:t xml:space="preserve">        "isin": null,</w:t>
+        <w:br/>
+        <w:t xml:space="preserve">        "le": null,</w:t>
+        <w:br/>
+        <w:t xml:space="preserve">        "name": "segmento",</w:t>
+        <w:br/>
+        <w:t xml:space="preserve">        "nullable": false,</w:t>
+        <w:br/>
+        <w:t xml:space="preserve">        "required": true,</w:t>
+        <w:br/>
+        <w:t xml:space="preserve">        "unique": false</w:t>
+        <w:br/>
+        <w:t xml:space="preserve">      },</w:t>
+        <w:br/>
+        <w:t xml:space="preserve">      {</w:t>
+        <w:br/>
+        <w:t xml:space="preserve">        "coerce": false,</w:t>
+        <w:br/>
+        <w:t xml:space="preserve">        "dtype": "str",</w:t>
+        <w:br/>
+        <w:t xml:space="preserve">        "ge": null,</w:t>
+        <w:br/>
+        <w:t xml:space="preserve">        "isin": null,</w:t>
+        <w:br/>
+        <w:t xml:space="preserve">        "le": null,</w:t>
+        <w:br/>
+        <w:t xml:space="preserve">        "name": "cohorte",</w:t>
+        <w:br/>
+        <w:t xml:space="preserve">        "nullable": false,</w:t>
+        <w:br/>
+        <w:t xml:space="preserve">        "required": true,</w:t>
+        <w:br/>
+        <w:t xml:space="preserve">        "unique": false</w:t>
+        <w:br/>
+        <w:t xml:space="preserve">      },</w:t>
+        <w:br/>
+        <w:t xml:space="preserve">      {</w:t>
+        <w:br/>
+        <w:t xml:space="preserve">        "coerce": false,</w:t>
+        <w:br/>
+        <w:t xml:space="preserve">        "dtype": "int",</w:t>
+        <w:br/>
+        <w:t xml:space="preserve">        "ge": null,</w:t>
+        <w:br/>
+        <w:t xml:space="preserve">        "isin": null,</w:t>
+        <w:br/>
+        <w:t xml:space="preserve">        "le": null,</w:t>
+        <w:br/>
+        <w:t xml:space="preserve">        "name": "bad_flag",</w:t>
+        <w:br/>
+        <w:t xml:space="preserve">        "nullable": false,</w:t>
+        <w:br/>
+        <w:t xml:space="preserve">        "required": true,</w:t>
+        <w:br/>
+        <w:t xml:space="preserve">        "unique": false</w:t>
+        <w:br/>
+        <w:t xml:space="preserve">      }</w:t>
+        <w:br/>
+        <w:t xml:space="preserve">    ],</w:t>
+        <w:br/>
+        <w:t xml:space="preserve">    "index_col": "loan_id",</w:t>
+        <w:br/>
+        <w:t xml:space="preserve">    "ordered": false,</w:t>
+        <w:br/>
+        <w:t xml:space="preserve">    "strict": false,</w:t>
+        <w:br/>
+        <w:t xml:space="preserve">    "unique_keys": null</w:t>
+        <w:br/>
+        <w:t xml:space="preserve">  },</w:t>
+        <w:br/>
+        <w:t xml:space="preserve">  "target": {</w:t>
+        <w:br/>
+        <w:t xml:space="preserve">    "bad_rule": {</w:t>
+        <w:br/>
+        <w:t xml:space="preserve">      "all_of": [</w:t>
+        <w:br/>
+        <w:t xml:space="preserve">        {</w:t>
+        <w:br/>
+        <w:t xml:space="preserve">          "col": "bad_flag",</w:t>
+        <w:br/>
+        <w:t xml:space="preserve">          "op": "==",</w:t>
+        <w:br/>
+        <w:t xml:space="preserve">          "value": 1</w:t>
+        <w:br/>
+        <w:t xml:space="preserve">        }</w:t>
+        <w:br/>
+        <w:t xml:space="preserve">      ],</w:t>
+        <w:br/>
+        <w:t xml:space="preserve">      "any_of": []</w:t>
+        <w:br/>
+        <w:t xml:space="preserve">    },</w:t>
+        <w:br/>
+        <w:t xml:space="preserve">    "exclusion_rules": [],</w:t>
+        <w:br/>
+        <w:t xml:space="preserve">    "good_rule": null,</w:t>
+        <w:br/>
+        <w:t xml:space="preserve">    "indeterminate_rule": null,</w:t>
+        <w:br/>
+        <w:t xml:space="preserve">    "target_col": "target",</w:t>
+        <w:br/>
+        <w:t xml:space="preserve">    "window": null</w:t>
+        <w:br/>
+        <w:t xml:space="preserve">  },</w:t>
+        <w:br/>
+        <w:t xml:space="preserve">  "type": "standard"</w:t>
+        <w:br/>
+        <w:t>}</w:t>
+      </w:r>
+    </w:p>
+    <w:p>
+      <w:r>
+        <w:rPr>
+          <w:b/>
+        </w:rPr>
+        <w:t>exclusions_by_reason</w:t>
+      </w:r>
+    </w:p>
+    <w:p>
+      <w:r>
+        <w:rPr>
+          <w:rFonts w:ascii="Consolas" w:hAnsi="Consolas"/>
+        </w:rPr>
+        <w:t>{}</w:t>
+      </w:r>
+    </w:p>
+    <w:p>
+      <w:r>
+        <w:rPr>
+          <w:b/>
+        </w:rPr>
+        <w:t>n_features</w:t>
+      </w:r>
+    </w:p>
+    <w:p>
+      <w:r>
+        <w:rPr>
+          <w:rFonts w:ascii="Consolas" w:hAnsi="Consolas"/>
+        </w:rPr>
+        <w:t>17</w:t>
+      </w:r>
+    </w:p>
+    <w:p>
+      <w:r>
+        <w:rPr>
+          <w:b/>
+        </w:rPr>
+        <w:t>n_rows</w:t>
+      </w:r>
+    </w:p>
+    <w:p>
+      <w:r>
+        <w:rPr>
+          <w:rFonts w:ascii="Consolas" w:hAnsi="Consolas"/>
+        </w:rPr>
+        <w:t>6000</w:t>
+      </w:r>
+    </w:p>
+    <w:p>
+      <w:r>
+        <w:rPr>
+          <w:b/>
+        </w:rPr>
+        <w:t>partition_bad_rates</w:t>
+      </w:r>
+    </w:p>
+    <w:p>
+      <w:r>
+        <w:rPr>
+          <w:rFonts w:ascii="Consolas" w:hAnsi="Consolas"/>
+        </w:rPr>
+        <w:t>{</w:t>
+        <w:br/>
+        <w:t xml:space="preserve">  "desarrollo": "0.0964",</w:t>
+        <w:br/>
+        <w:t xml:space="preserve">  "fuera_de_modelo": "0.0000",</w:t>
+        <w:br/>
+        <w:t xml:space="preserve">  "holdout": "0.1000",</w:t>
+        <w:br/>
+        <w:t xml:space="preserve">  "oot": "0.0920"</w:t>
+        <w:br/>
+        <w:t>}</w:t>
+      </w:r>
+    </w:p>
+    <w:p>
+      <w:r>
+        <w:rPr>
+          <w:b/>
+        </w:rPr>
+        <w:t>partition_sizes</w:t>
+      </w:r>
+    </w:p>
+    <w:p>
+      <w:r>
+        <w:rPr>
+          <w:rFonts w:ascii="Consolas" w:hAnsi="Consolas"/>
+        </w:rPr>
+        <w:t>{</w:t>
+        <w:br/>
+        <w:t xml:space="preserve">  "desarrollo": 4024,</w:t>
+        <w:br/>
+        <w:t xml:space="preserve">  "fuera_de_modelo": 0,</w:t>
+        <w:br/>
+        <w:t xml:space="preserve">  "holdout": 1030,</w:t>
+        <w:br/>
+        <w:t xml:space="preserve">  "oot": 946</w:t>
+        <w:br/>
+        <w:t>}</w:t>
+      </w:r>
+    </w:p>
+    <w:p>
+      <w:r>
+        <w:rPr>
+          <w:b/>
+        </w:rPr>
+        <w:t>performance_window_months</w:t>
+      </w:r>
+    </w:p>
+    <w:p>
+      <w:r>
+        <w:rPr>
+          <w:rFonts w:ascii="Consolas" w:hAnsi="Consolas"/>
+        </w:rPr>
+        <w:t>No disponible</w:t>
+      </w:r>
+    </w:p>
+    <w:p>
+      <w:r>
+        <w:rPr>
+          <w:b/>
+        </w:rPr>
+        <w:t>source</w:t>
+      </w:r>
+    </w:p>
+    <w:p>
+      <w:r>
+        <w:rPr>
+          <w:rFonts w:ascii="Consolas" w:hAnsi="Consolas"/>
+        </w:rPr>
+        <w:t>ifrs9_retail_latam.parquet</w:t>
+      </w:r>
+    </w:p>
+    <w:p>
+      <w:r>
+        <w:rPr>
+          <w:b/>
+        </w:rPr>
+        <w:t>target_col</w:t>
+      </w:r>
+    </w:p>
+    <w:p>
+      <w:r>
+        <w:rPr>
+          <w:rFonts w:ascii="Consolas" w:hAnsi="Consolas"/>
+        </w:rPr>
+        <w:t>target</w:t>
+      </w:r>
+    </w:p>
+    <w:p>
+      <w:pPr>
+        <w:pStyle w:val="Heading2"/>
+      </w:pPr>
+      <w:r>
+        <w:t>C.2 Supervivencia y curva PD lifetime</w:t>
       </w:r>
     </w:p>
     <w:p>
@@ -2959,7 +3890,7 @@
         <w:pStyle w:val="Heading2"/>
       </w:pPr>
       <w:r>
-        <w:t>C.2 Pérdida crediticia esperada (ECL) por etapas</w:t>
+        <w:t>C.3 Pérdida crediticia esperada (ECL) por etapas</w:t>
       </w:r>
     </w:p>
     <w:p>

--- a/web/src/fixtures/demo/report-ifrs9.docx
+++ b/web/src/fixtures/demo/report-ifrs9.docx
@@ -163,7 +163,7 @@
           </w:tcPr>
           <w:p>
             <w:r>
-              <w:t>2026-07-18</w:t>
+              <w:t>2026-07-20</w:t>
             </w:r>
           </w:p>
         </w:tc>
@@ -183,7 +183,7 @@
         <w:rPr>
           <w:rFonts w:ascii="Consolas" w:hAnsi="Consolas"/>
         </w:rPr>
-        <w:t>config_hash=87b414024a3c8e028eeaaecae82ddef271e07dde78c2584acc2db639d9b4c7f3</w:t>
+        <w:t>config_hash=1865026045421cb43e4479a36335f7261ee0a0ea86cf40b7f87d654d16b81df6</w:t>
       </w:r>
     </w:p>
     <w:p>
@@ -199,7 +199,7 @@
         <w:rPr>
           <w:rFonts w:ascii="Consolas" w:hAnsi="Consolas"/>
         </w:rPr>
-        <w:t>git_sha=5b752617440ee9c5224f598c64822cd62563a2fc</w:t>
+        <w:t>git_sha=741a4031228596b874a291cc5dd490e6f34a8c39</w:t>
       </w:r>
     </w:p>
     <w:p>
@@ -2558,7 +2558,7 @@
         <w:rPr>
           <w:rFonts w:ascii="Consolas" w:hAnsi="Consolas"/>
         </w:rPr>
-        <w:t>87b414024a3c8e028eeaaecae82ddef271e07dde78c2584acc2db639d9b4c7f3</w:t>
+        <w:t>1865026045421cb43e4479a36335f7261ee0a0ea86cf40b7f87d654d16b81df6</w:t>
       </w:r>
     </w:p>
     <w:p>
@@ -2574,7 +2574,7 @@
         <w:rPr>
           <w:rFonts w:ascii="Consolas" w:hAnsi="Consolas"/>
         </w:rPr>
-        <w:t>2026-07-18T17:32:33.411422Z</w:t>
+        <w:t>2026-07-20T18:38:12.216233Z</w:t>
       </w:r>
     </w:p>
     <w:p>
@@ -2638,7 +2638,7 @@
         <w:rPr>
           <w:rFonts w:ascii="Consolas" w:hAnsi="Consolas"/>
         </w:rPr>
-        <w:t>5b752617440ee9c5224f598c64822cd62563a2fc</w:t>
+        <w:t>741a4031228596b874a291cc5dd490e6f34a8c39</w:t>
       </w:r>
     </w:p>
     <w:p>
@@ -2906,7 +2906,7 @@
         <w:br/>
         <w:t xml:space="preserve">    "file_format": "auto",</w:t>
         <w:br/>
-        <w:t xml:space="preserve">    "source": "/private/var/folders/12/yxnq95f55hg06fyynglz1scw0000gn/T/tmp0ezh_iui/datasets/ifrs9_retail_latam.parquet"</w:t>
+        <w:t xml:space="preserve">    "source": ".nikodym-demo-fixtures-f4/datasets/ifrs9_retail_latam.parquet"</w:t>
         <w:br/>
         <w:t xml:space="preserve">  },</w:t>
         <w:br/>

--- a/web/src/fixtures/demo/report-ifrs9.docx
+++ b/web/src/fixtures/demo/report-ifrs9.docx
@@ -163,7 +163,7 @@
           </w:tcPr>
           <w:p>
             <w:r>
-              <w:t>2026-07-20</w:t>
+              <w:t>2026-07-21</w:t>
             </w:r>
           </w:p>
         </w:tc>
@@ -183,7 +183,7 @@
         <w:rPr>
           <w:rFonts w:ascii="Consolas" w:hAnsi="Consolas"/>
         </w:rPr>
-        <w:t>config_hash=1865026045421cb43e4479a36335f7261ee0a0ea86cf40b7f87d654d16b81df6</w:t>
+        <w:t>config_hash=cbe5d9fa856ae838623e88974bf1ea783825289ff8580c9b02098a0392c8f4d4</w:t>
       </w:r>
     </w:p>
     <w:p>
@@ -199,7 +199,7 @@
         <w:rPr>
           <w:rFonts w:ascii="Consolas" w:hAnsi="Consolas"/>
         </w:rPr>
-        <w:t>git_sha=741a4031228596b874a291cc5dd490e6f34a8c39</w:t>
+        <w:t>git_sha=91921e7fd5df1f9ba2f0379542198681e902c80c</w:t>
       </w:r>
     </w:p>
     <w:p>
@@ -571,7 +571,7 @@
           </w:tcPr>
           <w:p>
             <w:r>
-              <w:t>2.99 %</w:t>
+              <w:t>2,99 %</w:t>
             </w:r>
           </w:p>
         </w:tc>
@@ -688,7 +688,7 @@
     </w:p>
     <w:p>
       <w:r>
-        <w:t>La población procesada contiene 6.000 observaciones, 17 variables de entrada y una tasa de incumplimiento de 9.63 %. Los conteos por estado, partición y motivo de exclusión se reproducen literalmente en las tablas de esta sección.</w:t>
+        <w:t>La población procesada contiene 6.000 observaciones, 17 variables de entrada y una tasa de incumplimiento de 9,63 %. Los conteos por estado, partición y motivo de exclusión se reproducen literalmente en las tablas de esta sección.</w:t>
       </w:r>
     </w:p>
     <w:p>
@@ -698,7 +698,7 @@
     </w:p>
     <w:p>
       <w:r>
-        <w:t>La población se particionó por cohorte sobre «cohorte», reservando como OOT la cohorte «2024Q2», y un Holdout de 20.00 % del resto.</w:t>
+        <w:t>La población se particionó por cohorte sobre «cohorte», reservando como OOT la cohorte «2024Q2», y un Holdout de 20,00 % del resto.</w:t>
       </w:r>
     </w:p>
     <w:p>
@@ -1149,7 +1149,7 @@
     </w:p>
     <w:p>
       <w:r>
-        <w:t>En el tratamiento de faltantes se rechaza toda variable con más de 99.00 % de valores faltantes.</w:t>
+        <w:t>En el tratamiento de faltantes se rechaza toda variable con más de 99,00 % de valores faltantes.</w:t>
       </w:r>
     </w:p>
     <w:p>
@@ -1240,7 +1240,7 @@
     </w:p>
     <w:p>
       <w:r>
-        <w:t>Sobre una exposición al incumplimiento (EAD) de $114.325.315, la pérdida crediticia esperada a constituir es $3.423.116, una cobertura del 2.99 %. Fecha de corte: 2025-06-30.</w:t>
+        <w:t>Sobre una exposición al incumplimiento (EAD) de $114.325.315, la pérdida crediticia esperada a constituir es $3.423.116, una cobertura del 2,99 %. Fecha de corte: 2025-06-30.</w:t>
       </w:r>
     </w:p>
     <w:p>
@@ -2558,7 +2558,7 @@
         <w:rPr>
           <w:rFonts w:ascii="Consolas" w:hAnsi="Consolas"/>
         </w:rPr>
-        <w:t>1865026045421cb43e4479a36335f7261ee0a0ea86cf40b7f87d654d16b81df6</w:t>
+        <w:t>cbe5d9fa856ae838623e88974bf1ea783825289ff8580c9b02098a0392c8f4d4</w:t>
       </w:r>
     </w:p>
     <w:p>
@@ -2574,7 +2574,7 @@
         <w:rPr>
           <w:rFonts w:ascii="Consolas" w:hAnsi="Consolas"/>
         </w:rPr>
-        <w:t>2026-07-20T18:38:12.216233Z</w:t>
+        <w:t>2026-07-21T01:18:51.899514Z</w:t>
       </w:r>
     </w:p>
     <w:p>
@@ -2638,7 +2638,7 @@
         <w:rPr>
           <w:rFonts w:ascii="Consolas" w:hAnsi="Consolas"/>
         </w:rPr>
-        <w:t>741a4031228596b874a291cc5dd490e6f34a8c39</w:t>
+        <w:t>91921e7fd5df1f9ba2f0379542198681e902c80c</w:t>
       </w:r>
     </w:p>
     <w:p>
@@ -2658,7 +2658,7 @@
         <w:br/>
         <w:t xml:space="preserve">  "PyYAML": "6.0.3",</w:t>
         <w:br/>
-        <w:t xml:space="preserve">  "nikodym": "1.3.0",</w:t>
+        <w:t xml:space="preserve">  "nikodym": "1.4.0",</w:t>
         <w:br/>
         <w:t xml:space="preserve">  "numpy": "2.4.6",</w:t>
         <w:br/>
@@ -2714,7 +2714,7 @@
         <w:rPr>
           <w:rFonts w:ascii="Consolas" w:hAnsi="Consolas"/>
         </w:rPr>
-        <w:t>No disponible</w:t>
+        <w:t>—</w:t>
       </w:r>
     </w:p>
     <w:p>
@@ -3286,7 +3286,7 @@
         <w:rPr>
           <w:rFonts w:ascii="Consolas" w:hAnsi="Consolas"/>
         </w:rPr>
-        <w:t>No disponible</w:t>
+        <w:t>—</w:t>
       </w:r>
     </w:p>
     <w:p>
@@ -3690,7 +3690,7 @@
         <w:rPr>
           <w:rFonts w:ascii="Consolas" w:hAnsi="Consolas"/>
         </w:rPr>
-        <w:t>none</w:t>
+        <w:t>—</w:t>
       </w:r>
     </w:p>
     <w:p>

--- a/web/src/fixtures/demo/report-ifrs9.docx
+++ b/web/src/fixtures/demo/report-ifrs9.docx
@@ -199,7 +199,7 @@
         <w:rPr>
           <w:rFonts w:ascii="Consolas" w:hAnsi="Consolas"/>
         </w:rPr>
-        <w:t>git_sha=91921e7fd5df1f9ba2f0379542198681e902c80c</w:t>
+        <w:t>git_sha=4607855308f38a9befd991a9d51a07ac959fa161</w:t>
       </w:r>
     </w:p>
     <w:p>
@@ -2521,6 +2521,11 @@
     </w:p>
     <w:p>
       <w:r>
+        <w:t>Caveats de reproducibilidad declarados por la corrida: working tree git sucio: cambios sin commitear no reconstruibles.</w:t>
+      </w:r>
+    </w:p>
+    <w:p>
+      <w:r>
         <w:t>No hay secciones obligatorias ausentes en esta corrida.</w:t>
       </w:r>
     </w:p>
@@ -2574,7 +2579,7 @@
         <w:rPr>
           <w:rFonts w:ascii="Consolas" w:hAnsi="Consolas"/>
         </w:rPr>
-        <w:t>2026-07-21T01:18:51.899514Z</w:t>
+        <w:t>2026-07-21T01:28:07.018402Z</w:t>
       </w:r>
     </w:p>
     <w:p>
@@ -2606,7 +2611,11 @@
         <w:rPr>
           <w:rFonts w:ascii="Consolas" w:hAnsi="Consolas"/>
         </w:rPr>
-        <w:t>[]</w:t>
+        <w:t>[</w:t>
+        <w:br/>
+        <w:t xml:space="preserve">  "working tree git sucio: cambios sin commitear no reconstruibles"</w:t>
+        <w:br/>
+        <w:t>]</w:t>
       </w:r>
     </w:p>
     <w:p>
@@ -2622,7 +2631,7 @@
         <w:rPr>
           <w:rFonts w:ascii="Consolas" w:hAnsi="Consolas"/>
         </w:rPr>
-        <w:t>false</w:t>
+        <w:t>true</w:t>
       </w:r>
     </w:p>
     <w:p>
@@ -2638,7 +2647,7 @@
         <w:rPr>
           <w:rFonts w:ascii="Consolas" w:hAnsi="Consolas"/>
         </w:rPr>
-        <w:t>91921e7fd5df1f9ba2f0379542198681e902c80c</w:t>
+        <w:t>4607855308f38a9befd991a9d51a07ac959fa161</w:t>
       </w:r>
     </w:p>
     <w:p>

--- a/web/src/fixtures/demo/report-ifrs9.docx
+++ b/web/src/fixtures/demo/report-ifrs9.docx
@@ -199,7 +199,7 @@
         <w:rPr>
           <w:rFonts w:ascii="Consolas" w:hAnsi="Consolas"/>
         </w:rPr>
-        <w:t>git_sha=4607855308f38a9befd991a9d51a07ac959fa161</w:t>
+        <w:t>git_sha=ad5fe58dcdc5eededee97a4d4d7c3c4b8ef979af</w:t>
       </w:r>
     </w:p>
     <w:p>
@@ -1297,7 +1297,7 @@
           <w:b/>
           <w:sz w:val="18"/>
         </w:rPr>
-        <w:t>Tabla «provisioning_ifrs9.summary»</w:t>
+        <w:t>Pérdida crediticia esperada (ECL) por etapa</w:t>
       </w:r>
     </w:p>
     <w:tbl>
@@ -2579,7 +2579,7 @@
         <w:rPr>
           <w:rFonts w:ascii="Consolas" w:hAnsi="Consolas"/>
         </w:rPr>
-        <w:t>2026-07-21T01:28:07.018402Z</w:t>
+        <w:t>2026-07-21T01:52:30.305432Z</w:t>
       </w:r>
     </w:p>
     <w:p>
@@ -2647,7 +2647,7 @@
         <w:rPr>
           <w:rFonts w:ascii="Consolas" w:hAnsi="Consolas"/>
         </w:rPr>
-        <w:t>4607855308f38a9befd991a9d51a07ac959fa161</w:t>
+        <w:t>ad5fe58dcdc5eededee97a4d4d7c3c4b8ef979af</w:t>
       </w:r>
     </w:p>
     <w:p>

--- a/web/src/fixtures/demo/report-ifrs9.docx
+++ b/web/src/fixtures/demo/report-ifrs9.docx
@@ -199,7 +199,7 @@
         <w:rPr>
           <w:rFonts w:ascii="Consolas" w:hAnsi="Consolas"/>
         </w:rPr>
-        <w:t>git_sha=ad5fe58dcdc5eededee97a4d4d7c3c4b8ef979af</w:t>
+        <w:t>git_sha=88e0067e761252671b02016e74e329c5965da95d</w:t>
       </w:r>
     </w:p>
     <w:p>
@@ -634,7 +634,7 @@
         <w:rPr>
           <w:i/>
         </w:rPr>
-        <w:t>Las cifras IFRS 9 son el cálculo contable que reportó el motor (función experimental, SDD-16), no bandas de validación: la columna Estado no les aplica semáforo.</w:t>
+        <w:t>Las cifras IFRS 9 son el cálculo contable que reportó el motor (función experimental), no bandas de validación: la columna Estado no les aplica semáforo.</w:t>
       </w:r>
     </w:p>
     <w:p>
@@ -693,7 +693,7 @@
     </w:p>
     <w:p>
       <w:r>
-        <w:t>La columna objetivo publicada por data es «target».</w:t>
+        <w:t>La columna objetivo de esta corrida es «target».</w:t>
       </w:r>
     </w:p>
     <w:p>
@@ -744,7 +744,7 @@
     </w:p>
     <w:p>
       <w:r>
-        <w:t>Las tablas siguientes son una proyección de presentación del DataCardSection publicado por data. Estados, tamaños y tasas por partición, y exclusiones se copian literalmente; el informe no recalcula ni completa valores ausentes.</w:t>
+        <w:t>Las tablas siguientes reproducen lo que dejó la preparación de datos de esta corrida. Estados, tamaños y tasas por partición, y exclusiones se copian literalmente; el informe no recalcula ni completa valores ausentes.</w:t>
       </w:r>
     </w:p>
     <w:p>
@@ -1162,7 +1162,7 @@
     </w:p>
     <w:p>
       <w:r>
-        <w:t>Esta ficha metodológica se deriva del config efectivo y de las cards publicadas por la corrida; no replica parámetros ni supone que una capacidad configurada se ejecutó.</w:t>
+        <w:t>Esta ficha metodológica se deriva de la configuración efectiva y de lo que dejó publicado cada etapa de la corrida; no replica parámetros ni supone que una capacidad configurada se ejecutó.</w:t>
       </w:r>
     </w:p>
     <w:p>
@@ -1222,7 +1222,7 @@
     </w:p>
     <w:p>
       <w:r>
-        <w:t>Fuentes técnicas: config.survival, survival.card, config.provisioning_ifrs9, provisioning_ifrs9.card.</w:t>
+        <w:t>Trazabilidad — artefactos de origen: config.survival, survival.card, config.provisioning_ifrs9, provisioning_ifrs9.card.</w:t>
       </w:r>
     </w:p>
     <w:p>
@@ -1250,7 +1250,7 @@
     </w:p>
     <w:p>
       <w:r>
-        <w:t>El cálculo IFRS 9 es una función experimental (SDD-16 en borrador, fuera de la garantía SemVer 1.x): los números son trazables y deterministas, pero la superficie puede cambiar entre versiones.</w:t>
+        <w:t>El cálculo IFRS 9 es una función experimental: los números son trazables y deterministas, pero su interfaz puede cambiar en próximas versiones de la librería.</w:t>
       </w:r>
     </w:p>
     <w:p>
@@ -1288,7 +1288,7 @@
     </w:p>
     <w:p>
       <w:r>
-        <w:t>El step reportó advertencias de datos que el lector debe conocer: la exposición (EAD) se proyectó constante a lo largo de la vida de cada operación, porque el dataset no trae un perfil de exposición por período (código FALTA-DATO-IFRS-4).</w:t>
+        <w:t>El motor reportó advertencias de datos que el lector debe conocer: la exposición (EAD) se proyectó constante a lo largo de la vida de cada operación, porque el dataset no trae un perfil de exposición por período (código FALTA-DATO-IFRS-4).</w:t>
       </w:r>
     </w:p>
     <w:p>
@@ -2465,7 +2465,7 @@
     </w:p>
     <w:p>
       <w:r>
-        <w:t>El motor no dispone de hallazgos automáticos que resumir: la corrida no publicó las cards de desempeño, estabilidad ni calibración.</w:t>
+        <w:t>El motor no dispone de hallazgos automáticos que resumir: esta corrida no evaluó desempeño, estabilidad ni calibración.</w:t>
       </w:r>
     </w:p>
     <w:p>
@@ -2511,7 +2511,7 @@
     </w:p>
     <w:p>
       <w:r>
-        <w:t>El alcance de este informe es el cálculo de la pérdida crediticia esperada IFRS 9 (capítulo «Provisiones IFRS 9 / ECL»), una función experimental (SDD-16 en borrador) fuera de la garantía SemVer 1.x. La curva PD lifetime se ajustó en esta misma corrida de forma autocontenida sobre la historia de la propia cartera, sin insumos de un scorecard de originación. Esta corrida no ejecutó la capa de validación formal; el informe no infiere sus resultados. El backtesting de la ECL no se ejecutó ni se infiere aquí.</w:t>
+        <w:t>El alcance de este informe es el cálculo de la pérdida crediticia esperada IFRS 9 (capítulo «Provisiones IFRS 9 / ECL»), una función experimental cuya interfaz puede cambiar en próximas versiones. La curva PD lifetime se ajustó en esta misma corrida de forma autocontenida sobre la historia de la propia cartera, sin insumos de un scorecard de originación. Esta corrida no ejecutó la capa de validación formal; el informe no infiere sus resultados. El backtesting de la ECL no se ejecutó ni se infiere aquí.</w:t>
       </w:r>
     </w:p>
     <w:p>
@@ -2579,7 +2579,7 @@
         <w:rPr>
           <w:rFonts w:ascii="Consolas" w:hAnsi="Consolas"/>
         </w:rPr>
-        <w:t>2026-07-21T01:52:30.305432Z</w:t>
+        <w:t>2026-07-21T02:08:30.922789Z</w:t>
       </w:r>
     </w:p>
     <w:p>
@@ -2647,7 +2647,7 @@
         <w:rPr>
           <w:rFonts w:ascii="Consolas" w:hAnsi="Consolas"/>
         </w:rPr>
-        <w:t>ad5fe58dcdc5eededee97a4d4d7c3c4b8ef979af</w:t>
+        <w:t>88e0067e761252671b02016e74e329c5965da95d</w:t>
       </w:r>
     </w:p>
     <w:p>

--- a/web/src/fixtures/demo/report-ifrs9.docx
+++ b/web/src/fixtures/demo/report-ifrs9.docx
@@ -199,7 +199,7 @@
         <w:rPr>
           <w:rFonts w:ascii="Consolas" w:hAnsi="Consolas"/>
         </w:rPr>
-        <w:t>git_sha=88e0067e761252671b02016e74e329c5965da95d</w:t>
+        <w:t>git_sha=acb766325a501450ed2c3cc028f1a32fa057caa1</w:t>
       </w:r>
     </w:p>
     <w:p>
@@ -1469,7 +1469,7 @@
           </w:tcPr>
           <w:p>
             <w:r>
-              <w:t>31178795.530000</w:t>
+              <w:t>31178795.53</w:t>
             </w:r>
           </w:p>
         </w:tc>
@@ -1479,7 +1479,7 @@
           </w:tcPr>
           <w:p>
             <w:r>
-              <w:t>581332.243580</w:t>
+              <w:t>581332.24</w:t>
             </w:r>
           </w:p>
         </w:tc>
@@ -1555,7 +1555,7 @@
           </w:tcPr>
           <w:p>
             <w:r>
-              <w:t>3137275.520000</w:t>
+              <w:t>3137275.52</w:t>
             </w:r>
           </w:p>
         </w:tc>
@@ -1565,7 +1565,7 @@
           </w:tcPr>
           <w:p>
             <w:r>
-              <w:t>390914.010042</w:t>
+              <w:t>390914.01</w:t>
             </w:r>
           </w:p>
         </w:tc>
@@ -1641,7 +1641,7 @@
           </w:tcPr>
           <w:p>
             <w:r>
-              <w:t>2145243.750000</w:t>
+              <w:t>2145243.75</w:t>
             </w:r>
           </w:p>
         </w:tc>
@@ -1651,7 +1651,7 @@
           </w:tcPr>
           <w:p>
             <w:r>
-              <w:t>375806.682635</w:t>
+              <w:t>375806.68</w:t>
             </w:r>
           </w:p>
         </w:tc>
@@ -1727,7 +1727,7 @@
           </w:tcPr>
           <w:p>
             <w:r>
-              <w:t>18099269.130000</w:t>
+              <w:t>18099269.13</w:t>
             </w:r>
           </w:p>
         </w:tc>
@@ -1737,7 +1737,7 @@
           </w:tcPr>
           <w:p>
             <w:r>
-              <w:t>393131.231195</w:t>
+              <w:t>393131.23</w:t>
             </w:r>
           </w:p>
         </w:tc>
@@ -1813,7 +1813,7 @@
           </w:tcPr>
           <w:p>
             <w:r>
-              <w:t>1561397.650000</w:t>
+              <w:t>1561397.65</w:t>
             </w:r>
           </w:p>
         </w:tc>
@@ -1823,7 +1823,7 @@
           </w:tcPr>
           <w:p>
             <w:r>
-              <w:t>201559.528273</w:t>
+              <w:t>201559.53</w:t>
             </w:r>
           </w:p>
         </w:tc>
@@ -1899,7 +1899,7 @@
           </w:tcPr>
           <w:p>
             <w:r>
-              <w:t>990794.930000</w:t>
+              <w:t>990794.93</w:t>
             </w:r>
           </w:p>
         </w:tc>
@@ -1909,7 +1909,7 @@
           </w:tcPr>
           <w:p>
             <w:r>
-              <w:t>178471.854437</w:t>
+              <w:t>178471.85</w:t>
             </w:r>
           </w:p>
         </w:tc>
@@ -1985,7 +1985,7 @@
           </w:tcPr>
           <w:p>
             <w:r>
-              <w:t>43611647.090000</w:t>
+              <w:t>43611647.09</w:t>
             </w:r>
           </w:p>
         </w:tc>
@@ -1995,7 +1995,7 @@
           </w:tcPr>
           <w:p>
             <w:r>
-              <w:t>437771.237634</w:t>
+              <w:t>437771.24</w:t>
             </w:r>
           </w:p>
         </w:tc>
@@ -2071,7 +2071,7 @@
           </w:tcPr>
           <w:p>
             <w:r>
-              <w:t>3693801.390000</w:t>
+              <w:t>3693801.39</w:t>
             </w:r>
           </w:p>
         </w:tc>
@@ -2081,7 +2081,7 @@
           </w:tcPr>
           <w:p>
             <w:r>
-              <w:t>303704.226219</w:t>
+              <w:t>303704.23</w:t>
             </w:r>
           </w:p>
         </w:tc>
@@ -2157,7 +2157,7 @@
           </w:tcPr>
           <w:p>
             <w:r>
-              <w:t>2244951.100000</w:t>
+              <w:t>2244951.10</w:t>
             </w:r>
           </w:p>
         </w:tc>
@@ -2167,7 +2167,7 @@
           </w:tcPr>
           <w:p>
             <w:r>
-              <w:t>251942.927804</w:t>
+              <w:t>251942.93</w:t>
             </w:r>
           </w:p>
         </w:tc>
@@ -2243,7 +2243,7 @@
           </w:tcPr>
           <w:p>
             <w:r>
-              <w:t>6614503.170000</w:t>
+              <w:t>6614503.17</w:t>
             </w:r>
           </w:p>
         </w:tc>
@@ -2253,7 +2253,7 @@
           </w:tcPr>
           <w:p>
             <w:r>
-              <w:t>159269.346809</w:t>
+              <w:t>159269.35</w:t>
             </w:r>
           </w:p>
         </w:tc>
@@ -2329,7 +2329,7 @@
           </w:tcPr>
           <w:p>
             <w:r>
-              <w:t>672454.410000</w:t>
+              <w:t>672454.41</w:t>
             </w:r>
           </w:p>
         </w:tc>
@@ -2339,7 +2339,7 @@
           </w:tcPr>
           <w:p>
             <w:r>
-              <w:t>84444.873375</w:t>
+              <w:t>84444.87</w:t>
             </w:r>
           </w:p>
         </w:tc>
@@ -2415,7 +2415,7 @@
           </w:tcPr>
           <w:p>
             <w:r>
-              <w:t>375181.030000</w:t>
+              <w:t>375181.03</w:t>
             </w:r>
           </w:p>
         </w:tc>
@@ -2425,7 +2425,7 @@
           </w:tcPr>
           <w:p>
             <w:r>
-              <w:t>64767.956594</w:t>
+              <w:t>64767.96</w:t>
             </w:r>
           </w:p>
         </w:tc>
@@ -2521,11 +2521,6 @@
     </w:p>
     <w:p>
       <w:r>
-        <w:t>Caveats de reproducibilidad declarados por la corrida: working tree git sucio: cambios sin commitear no reconstruibles.</w:t>
-      </w:r>
-    </w:p>
-    <w:p>
-      <w:r>
         <w:t>No hay secciones obligatorias ausentes en esta corrida.</w:t>
       </w:r>
     </w:p>
@@ -2579,7 +2574,7 @@
         <w:rPr>
           <w:rFonts w:ascii="Consolas" w:hAnsi="Consolas"/>
         </w:rPr>
-        <w:t>2026-07-21T02:08:30.922789Z</w:t>
+        <w:t>2026-07-21T15:38:58.455777Z</w:t>
       </w:r>
     </w:p>
     <w:p>
@@ -2611,11 +2606,7 @@
         <w:rPr>
           <w:rFonts w:ascii="Consolas" w:hAnsi="Consolas"/>
         </w:rPr>
-        <w:t>[</w:t>
-        <w:br/>
-        <w:t xml:space="preserve">  "working tree git sucio: cambios sin commitear no reconstruibles"</w:t>
-        <w:br/>
-        <w:t>]</w:t>
+        <w:t>[]</w:t>
       </w:r>
     </w:p>
     <w:p>
@@ -2631,7 +2622,7 @@
         <w:rPr>
           <w:rFonts w:ascii="Consolas" w:hAnsi="Consolas"/>
         </w:rPr>
-        <w:t>true</w:t>
+        <w:t>false</w:t>
       </w:r>
     </w:p>
     <w:p>
@@ -2647,7 +2638,7 @@
         <w:rPr>
           <w:rFonts w:ascii="Consolas" w:hAnsi="Consolas"/>
         </w:rPr>
-        <w:t>88e0067e761252671b02016e74e329c5965da95d</w:t>
+        <w:t>acb766325a501450ed2c3cc028f1a32fa057caa1</w:t>
       </w:r>
     </w:p>
     <w:p>
@@ -3397,17 +3388,17 @@
         <w:br/>
         <w:t xml:space="preserve">  "fit_statistics": {</w:t>
         <w:br/>
-        <w:t xml:space="preserve">    "aic": "11002.310349",</w:t>
+        <w:t xml:space="preserve">    "aic": "11002.31",</w:t>
         <w:br/>
         <w:t xml:space="preserve">    "converged": "True",</w:t>
         <w:br/>
-        <w:t xml:space="preserve">    "deviance": "10984.310349",</w:t>
+        <w:t xml:space="preserve">    "deviance": "10984.31",</w:t>
         <w:br/>
         <w:t xml:space="preserve">    "df_model": 8,</w:t>
         <w:br/>
         <w:t xml:space="preserve">    "df_resid": 26636,</w:t>
         <w:br/>
-        <w:t xml:space="preserve">    "llf": "-5492.155174",</w:t>
+        <w:t xml:space="preserve">    "llf": "-5492.16",</w:t>
         <w:br/>
         <w:t xml:space="preserve">    "n_iterations": 6,</w:t>
         <w:br/>
@@ -4263,7 +4254,7 @@
         <w:rPr>
           <w:rFonts w:ascii="Consolas" w:hAnsi="Consolas"/>
         </w:rPr>
-        <w:t>114325314.700000</w:t>
+        <w:t>114325314.70</w:t>
       </w:r>
     </w:p>
     <w:p>
@@ -4279,7 +4270,7 @@
         <w:rPr>
           <w:rFonts w:ascii="Consolas" w:hAnsi="Consolas"/>
         </w:rPr>
-        <w:t>3423116.118598</w:t>
+        <w:t>3423116.12</w:t>
       </w:r>
     </w:p>
     <w:p>
@@ -4305,7 +4296,7 @@
         </w:rPr>
         <w:t>{</w:t>
         <w:br/>
-        <w:t xml:space="preserve">  "base": "6911516.428053"</w:t>
+        <w:t xml:space="preserve">  "base": "6911516.43"</w:t>
         <w:br/>
         <w:t>}</w:t>
       </w:r>

--- a/web/src/fixtures/demo/report-ifrs9.docx
+++ b/web/src/fixtures/demo/report-ifrs9.docx
@@ -199,7 +199,7 @@
         <w:rPr>
           <w:rFonts w:ascii="Consolas" w:hAnsi="Consolas"/>
         </w:rPr>
-        <w:t>git_sha=acb766325a501450ed2c3cc028f1a32fa057caa1</w:t>
+        <w:t>git_sha=f28d445d7b99fcd646bfd183205bf5d9efcfb95f</w:t>
       </w:r>
     </w:p>
     <w:p>
@@ -2574,7 +2574,7 @@
         <w:rPr>
           <w:rFonts w:ascii="Consolas" w:hAnsi="Consolas"/>
         </w:rPr>
-        <w:t>2026-07-21T15:38:58.455777Z</w:t>
+        <w:t>2026-07-21T17:01:39.670576Z</w:t>
       </w:r>
     </w:p>
     <w:p>
@@ -2638,7 +2638,7 @@
         <w:rPr>
           <w:rFonts w:ascii="Consolas" w:hAnsi="Consolas"/>
         </w:rPr>
-        <w:t>acb766325a501450ed2c3cc028f1a32fa057caa1</w:t>
+        <w:t>f28d445d7b99fcd646bfd183205bf5d9efcfb95f</w:t>
       </w:r>
     </w:p>
     <w:p>
@@ -2658,7 +2658,7 @@
         <w:br/>
         <w:t xml:space="preserve">  "PyYAML": "6.0.3",</w:t>
         <w:br/>
-        <w:t xml:space="preserve">  "nikodym": "1.4.0",</w:t>
+        <w:t xml:space="preserve">  "nikodym": "1.4.1",</w:t>
         <w:br/>
         <w:t xml:space="preserve">  "numpy": "2.4.6",</w:t>
         <w:br/>

--- a/web/src/fixtures/demo/report-ifrs9.docx
+++ b/web/src/fixtures/demo/report-ifrs9.docx
@@ -199,7 +199,7 @@
         <w:rPr>
           <w:rFonts w:ascii="Consolas" w:hAnsi="Consolas"/>
         </w:rPr>
-        <w:t>git_sha=f28d445d7b99fcd646bfd183205bf5d9efcfb95f</w:t>
+        <w:t>git_sha=9b851201c8b66056dbc98947fef0c7d9a3877118</w:t>
       </w:r>
     </w:p>
     <w:p>
@@ -2521,6 +2521,11 @@
     </w:p>
     <w:p>
       <w:r>
+        <w:t>Caveats de reproducibilidad declarados por la corrida: working tree git sucio: cambios sin commitear no reconstruibles.</w:t>
+      </w:r>
+    </w:p>
+    <w:p>
+      <w:r>
         <w:t>No hay secciones obligatorias ausentes en esta corrida.</w:t>
       </w:r>
     </w:p>
@@ -2574,7 +2579,7 @@
         <w:rPr>
           <w:rFonts w:ascii="Consolas" w:hAnsi="Consolas"/>
         </w:rPr>
-        <w:t>2026-07-21T17:01:39.670576Z</w:t>
+        <w:t>2026-07-21T17:19:13.647215Z</w:t>
       </w:r>
     </w:p>
     <w:p>
@@ -2606,7 +2611,11 @@
         <w:rPr>
           <w:rFonts w:ascii="Consolas" w:hAnsi="Consolas"/>
         </w:rPr>
-        <w:t>[]</w:t>
+        <w:t>[</w:t>
+        <w:br/>
+        <w:t xml:space="preserve">  "working tree git sucio: cambios sin commitear no reconstruibles"</w:t>
+        <w:br/>
+        <w:t>]</w:t>
       </w:r>
     </w:p>
     <w:p>
@@ -2622,7 +2631,7 @@
         <w:rPr>
           <w:rFonts w:ascii="Consolas" w:hAnsi="Consolas"/>
         </w:rPr>
-        <w:t>false</w:t>
+        <w:t>true</w:t>
       </w:r>
     </w:p>
     <w:p>
@@ -2638,7 +2647,7 @@
         <w:rPr>
           <w:rFonts w:ascii="Consolas" w:hAnsi="Consolas"/>
         </w:rPr>
-        <w:t>f28d445d7b99fcd646bfd183205bf5d9efcfb95f</w:t>
+        <w:t>9b851201c8b66056dbc98947fef0c7d9a3877118</w:t>
       </w:r>
     </w:p>
     <w:p>

--- a/web/src/fixtures/demo/report-ifrs9.docx
+++ b/web/src/fixtures/demo/report-ifrs9.docx
@@ -199,7 +199,7 @@
         <w:rPr>
           <w:rFonts w:ascii="Consolas" w:hAnsi="Consolas"/>
         </w:rPr>
-        <w:t>git_sha=9b851201c8b66056dbc98947fef0c7d9a3877118</w:t>
+        <w:t>git_sha=fce5101d5c006a83f2962edcc701c0d6bf31f293</w:t>
       </w:r>
     </w:p>
     <w:p>
@@ -2521,11 +2521,6 @@
     </w:p>
     <w:p>
       <w:r>
-        <w:t>Caveats de reproducibilidad declarados por la corrida: working tree git sucio: cambios sin commitear no reconstruibles.</w:t>
-      </w:r>
-    </w:p>
-    <w:p>
-      <w:r>
         <w:t>No hay secciones obligatorias ausentes en esta corrida.</w:t>
       </w:r>
     </w:p>
@@ -2579,7 +2574,7 @@
         <w:rPr>
           <w:rFonts w:ascii="Consolas" w:hAnsi="Consolas"/>
         </w:rPr>
-        <w:t>2026-07-21T17:19:13.647215Z</w:t>
+        <w:t>2026-07-21T17:24:33.202587Z</w:t>
       </w:r>
     </w:p>
     <w:p>
@@ -2611,11 +2606,7 @@
         <w:rPr>
           <w:rFonts w:ascii="Consolas" w:hAnsi="Consolas"/>
         </w:rPr>
-        <w:t>[</w:t>
-        <w:br/>
-        <w:t xml:space="preserve">  "working tree git sucio: cambios sin commitear no reconstruibles"</w:t>
-        <w:br/>
-        <w:t>]</w:t>
+        <w:t>[]</w:t>
       </w:r>
     </w:p>
     <w:p>
@@ -2631,7 +2622,7 @@
         <w:rPr>
           <w:rFonts w:ascii="Consolas" w:hAnsi="Consolas"/>
         </w:rPr>
-        <w:t>true</w:t>
+        <w:t>false</w:t>
       </w:r>
     </w:p>
     <w:p>
@@ -2647,7 +2638,7 @@
         <w:rPr>
           <w:rFonts w:ascii="Consolas" w:hAnsi="Consolas"/>
         </w:rPr>
-        <w:t>9b851201c8b66056dbc98947fef0c7d9a3877118</w:t>
+        <w:t>fce5101d5c006a83f2962edcc701c0d6bf31f293</w:t>
       </w:r>
     </w:p>
     <w:p>

--- a/web/src/fixtures/demo/report-ifrs9.docx
+++ b/web/src/fixtures/demo/report-ifrs9.docx
@@ -163,7 +163,7 @@
           </w:tcPr>
           <w:p>
             <w:r>
-              <w:t>2026-07-21</w:t>
+              <w:t>2026-07-22</w:t>
             </w:r>
           </w:p>
         </w:tc>
@@ -199,7 +199,7 @@
         <w:rPr>
           <w:rFonts w:ascii="Consolas" w:hAnsi="Consolas"/>
         </w:rPr>
-        <w:t>git_sha=fce5101d5c006a83f2962edcc701c0d6bf31f293</w:t>
+        <w:t>git_sha=5f4a934eabef4be1a9d762c1cac3e6c3bb4d061a</w:t>
       </w:r>
     </w:p>
     <w:p>
@@ -2574,7 +2574,7 @@
         <w:rPr>
           <w:rFonts w:ascii="Consolas" w:hAnsi="Consolas"/>
         </w:rPr>
-        <w:t>2026-07-21T17:24:33.202587Z</w:t>
+        <w:t>2026-07-22T17:26:01.364397Z</w:t>
       </w:r>
     </w:p>
     <w:p>
@@ -2638,7 +2638,7 @@
         <w:rPr>
           <w:rFonts w:ascii="Consolas" w:hAnsi="Consolas"/>
         </w:rPr>
-        <w:t>fce5101d5c006a83f2962edcc701c0d6bf31f293</w:t>
+        <w:t>5f4a934eabef4be1a9d762c1cac3e6c3bb4d061a</w:t>
       </w:r>
     </w:p>
     <w:p>
@@ -2658,7 +2658,7 @@
         <w:br/>
         <w:t xml:space="preserve">  "PyYAML": "6.0.3",</w:t>
         <w:br/>
-        <w:t xml:space="preserve">  "nikodym": "1.4.1",</w:t>
+        <w:t xml:space="preserve">  "nikodym": "1.5.0",</w:t>
         <w:br/>
         <w:t xml:space="preserve">  "numpy": "2.4.6",</w:t>
         <w:br/>
@@ -4299,6 +4299,22 @@
         <w:t xml:space="preserve">  "base": "6911516.43"</w:t>
         <w:br/>
         <w:t>}</w:t>
+      </w:r>
+    </w:p>
+    <w:p>
+      <w:r>
+        <w:rPr>
+          <w:b/>
+        </w:rPr>
+        <w:t>ecl_by_scenario_basis</w:t>
+      </w:r>
+    </w:p>
+    <w:p>
+      <w:r>
+        <w:rPr>
+          <w:rFonts w:ascii="Consolas" w:hAnsi="Consolas"/>
+        </w:rPr>
+        <w:t>Diagnóstico auditable de la term-structure, no un desglose de total_ecl_reported: suma la ECL marginal descontada de cada escenario por separado, sin aplicar scenario_weights y sobre el horizonte completo de la curva, sin truncar Stage 1 a 12 meses. total_ecl_reported sí pondera por escenario y aplica ese corte por stage, de modo que ambas cifras no reconcilian entre sí: no deben sumarse ni compararse.</w:t>
       </w:r>
     </w:p>
     <w:p>

--- a/web/src/fixtures/demo/report-ifrs9.docx
+++ b/web/src/fixtures/demo/report-ifrs9.docx
@@ -163,7 +163,7 @@
           </w:tcPr>
           <w:p>
             <w:r>
-              <w:t>2026-07-22</w:t>
+              <w:t>2026-07-25</w:t>
             </w:r>
           </w:p>
         </w:tc>
@@ -199,7 +199,7 @@
         <w:rPr>
           <w:rFonts w:ascii="Consolas" w:hAnsi="Consolas"/>
         </w:rPr>
-        <w:t>git_sha=5f4a934eabef4be1a9d762c1cac3e6c3bb4d061a</w:t>
+        <w:t>git_sha=2293cbc2abaf24f5cda86d88a9a1057a3399af45</w:t>
       </w:r>
     </w:p>
     <w:p>
@@ -477,7 +477,7 @@
           </w:tcPr>
           <w:p>
             <w:r>
-              <w:t>Cartera total</w:t>
+              <w:t>Cartera total · CLP</w:t>
             </w:r>
           </w:p>
         </w:tc>
@@ -519,7 +519,7 @@
           </w:tcPr>
           <w:p>
             <w:r>
-              <w:t>Cartera total</w:t>
+              <w:t>Cartera total · CLP</w:t>
             </w:r>
           </w:p>
         </w:tc>
@@ -1240,7 +1240,7 @@
     </w:p>
     <w:p>
       <w:r>
-        <w:t>Sobre una exposición al incumplimiento (EAD) de $114.325.315, la pérdida crediticia esperada a constituir es $3.423.116, una cobertura del 2,99 %. Fecha de corte: 2025-06-30.</w:t>
+        <w:t>Sobre una exposición al incumplimiento (EAD) de $114.325.315, la pérdida crediticia esperada a constituir es $3.423.116, una cobertura del 2,99 %. Los montos van en pesos chilenos (CLP). Fecha de corte: 2025-06-30.</w:t>
       </w:r>
     </w:p>
     <w:p>
@@ -1307,19 +1307,18 @@
         <w:tblLook w:firstColumn="1" w:firstRow="1" w:lastColumn="0" w:lastRow="0" w:noHBand="0" w:noVBand="1" w:val="04A0"/>
       </w:tblPr>
       <w:tblGrid>
-        <w:gridCol w:w="1080"/>
-        <w:gridCol w:w="1080"/>
-        <w:gridCol w:w="1080"/>
-        <w:gridCol w:w="1080"/>
-        <w:gridCol w:w="1080"/>
-        <w:gridCol w:w="1080"/>
-        <w:gridCol w:w="1080"/>
-        <w:gridCol w:w="1080"/>
+        <w:gridCol w:w="1234"/>
+        <w:gridCol w:w="1234"/>
+        <w:gridCol w:w="1234"/>
+        <w:gridCol w:w="1234"/>
+        <w:gridCol w:w="1234"/>
+        <w:gridCol w:w="1234"/>
+        <w:gridCol w:w="1234"/>
       </w:tblGrid>
       <w:tr>
         <w:tc>
           <w:tcPr>
-            <w:tcW w:type="dxa" w:w="1080"/>
+            <w:tcW w:type="dxa" w:w="1234"/>
           </w:tcPr>
           <w:p>
             <w:r>
@@ -1332,7 +1331,7 @@
         </w:tc>
         <w:tc>
           <w:tcPr>
-            <w:tcW w:type="dxa" w:w="1080"/>
+            <w:tcW w:type="dxa" w:w="1234"/>
           </w:tcPr>
           <w:p>
             <w:r>
@@ -1345,7 +1344,7 @@
         </w:tc>
         <w:tc>
           <w:tcPr>
-            <w:tcW w:type="dxa" w:w="1080"/>
+            <w:tcW w:type="dxa" w:w="1234"/>
           </w:tcPr>
           <w:p>
             <w:r>
@@ -1358,7 +1357,7 @@
         </w:tc>
         <w:tc>
           <w:tcPr>
-            <w:tcW w:type="dxa" w:w="1080"/>
+            <w:tcW w:type="dxa" w:w="1234"/>
           </w:tcPr>
           <w:p>
             <w:r>
@@ -1371,7 +1370,7 @@
         </w:tc>
         <w:tc>
           <w:tcPr>
-            <w:tcW w:type="dxa" w:w="1080"/>
+            <w:tcW w:type="dxa" w:w="1234"/>
           </w:tcPr>
           <w:p>
             <w:r>
@@ -1384,7 +1383,7 @@
         </w:tc>
         <w:tc>
           <w:tcPr>
-            <w:tcW w:type="dxa" w:w="1080"/>
+            <w:tcW w:type="dxa" w:w="1234"/>
           </w:tcPr>
           <w:p>
             <w:r>
@@ -1397,7 +1396,7 @@
         </w:tc>
         <w:tc>
           <w:tcPr>
-            <w:tcW w:type="dxa" w:w="1080"/>
+            <w:tcW w:type="dxa" w:w="1234"/>
           </w:tcPr>
           <w:p>
             <w:r>
@@ -1408,24 +1407,11 @@
             </w:r>
           </w:p>
         </w:tc>
-        <w:tc>
-          <w:tcPr>
-            <w:tcW w:type="dxa" w:w="1080"/>
-          </w:tcPr>
-          <w:p>
-            <w:r>
-              <w:rPr>
-                <w:b/>
-              </w:rPr>
-              <w:t>warning_codes</w:t>
-            </w:r>
-          </w:p>
-        </w:tc>
       </w:tr>
       <w:tr>
         <w:tc>
           <w:tcPr>
-            <w:tcW w:type="dxa" w:w="1080"/>
+            <w:tcW w:type="dxa" w:w="1234"/>
           </w:tcPr>
           <w:p>
             <w:r>
@@ -1435,7 +1421,7 @@
         </w:tc>
         <w:tc>
           <w:tcPr>
-            <w:tcW w:type="dxa" w:w="1080"/>
+            <w:tcW w:type="dxa" w:w="1234"/>
           </w:tcPr>
           <w:p>
             <w:r>
@@ -1445,7 +1431,7 @@
         </w:tc>
         <w:tc>
           <w:tcPr>
-            <w:tcW w:type="dxa" w:w="1080"/>
+            <w:tcW w:type="dxa" w:w="1234"/>
           </w:tcPr>
           <w:p>
             <w:r>
@@ -1455,7 +1441,7 @@
         </w:tc>
         <w:tc>
           <w:tcPr>
-            <w:tcW w:type="dxa" w:w="1080"/>
+            <w:tcW w:type="dxa" w:w="1234"/>
           </w:tcPr>
           <w:p>
             <w:r>
@@ -1465,7 +1451,7 @@
         </w:tc>
         <w:tc>
           <w:tcPr>
-            <w:tcW w:type="dxa" w:w="1080"/>
+            <w:tcW w:type="dxa" w:w="1234"/>
           </w:tcPr>
           <w:p>
             <w:r>
@@ -1475,7 +1461,7 @@
         </w:tc>
         <w:tc>
           <w:tcPr>
-            <w:tcW w:type="dxa" w:w="1080"/>
+            <w:tcW w:type="dxa" w:w="1234"/>
           </w:tcPr>
           <w:p>
             <w:r>
@@ -1485,7 +1471,7 @@
         </w:tc>
         <w:tc>
           <w:tcPr>
-            <w:tcW w:type="dxa" w:w="1080"/>
+            <w:tcW w:type="dxa" w:w="1234"/>
           </w:tcPr>
           <w:p>
             <w:r>
@@ -1493,25 +1479,11 @@
             </w:r>
           </w:p>
         </w:tc>
-        <w:tc>
-          <w:tcPr>
-            <w:tcW w:type="dxa" w:w="1080"/>
-          </w:tcPr>
-          <w:p>
-            <w:r>
-              <w:t>[</w:t>
-              <w:br/>
-              <w:t xml:space="preserve">  "FALTA-DATO-IFRS-4"</w:t>
-              <w:br/>
-              <w:t>]</w:t>
-            </w:r>
-          </w:p>
-        </w:tc>
       </w:tr>
       <w:tr>
         <w:tc>
           <w:tcPr>
-            <w:tcW w:type="dxa" w:w="1080"/>
+            <w:tcW w:type="dxa" w:w="1234"/>
           </w:tcPr>
           <w:p>
             <w:r>
@@ -1521,7 +1493,7 @@
         </w:tc>
         <w:tc>
           <w:tcPr>
-            <w:tcW w:type="dxa" w:w="1080"/>
+            <w:tcW w:type="dxa" w:w="1234"/>
           </w:tcPr>
           <w:p>
             <w:r>
@@ -1531,7 +1503,7 @@
         </w:tc>
         <w:tc>
           <w:tcPr>
-            <w:tcW w:type="dxa" w:w="1080"/>
+            <w:tcW w:type="dxa" w:w="1234"/>
           </w:tcPr>
           <w:p>
             <w:r>
@@ -1541,7 +1513,7 @@
         </w:tc>
         <w:tc>
           <w:tcPr>
-            <w:tcW w:type="dxa" w:w="1080"/>
+            <w:tcW w:type="dxa" w:w="1234"/>
           </w:tcPr>
           <w:p>
             <w:r>
@@ -1551,7 +1523,7 @@
         </w:tc>
         <w:tc>
           <w:tcPr>
-            <w:tcW w:type="dxa" w:w="1080"/>
+            <w:tcW w:type="dxa" w:w="1234"/>
           </w:tcPr>
           <w:p>
             <w:r>
@@ -1561,7 +1533,7 @@
         </w:tc>
         <w:tc>
           <w:tcPr>
-            <w:tcW w:type="dxa" w:w="1080"/>
+            <w:tcW w:type="dxa" w:w="1234"/>
           </w:tcPr>
           <w:p>
             <w:r>
@@ -1571,7 +1543,7 @@
         </w:tc>
         <w:tc>
           <w:tcPr>
-            <w:tcW w:type="dxa" w:w="1080"/>
+            <w:tcW w:type="dxa" w:w="1234"/>
           </w:tcPr>
           <w:p>
             <w:r>
@@ -1579,25 +1551,11 @@
             </w:r>
           </w:p>
         </w:tc>
-        <w:tc>
-          <w:tcPr>
-            <w:tcW w:type="dxa" w:w="1080"/>
-          </w:tcPr>
-          <w:p>
-            <w:r>
-              <w:t>[</w:t>
-              <w:br/>
-              <w:t xml:space="preserve">  "FALTA-DATO-IFRS-4"</w:t>
-              <w:br/>
-              <w:t>]</w:t>
-            </w:r>
-          </w:p>
-        </w:tc>
       </w:tr>
       <w:tr>
         <w:tc>
           <w:tcPr>
-            <w:tcW w:type="dxa" w:w="1080"/>
+            <w:tcW w:type="dxa" w:w="1234"/>
           </w:tcPr>
           <w:p>
             <w:r>
@@ -1607,7 +1565,7 @@
         </w:tc>
         <w:tc>
           <w:tcPr>
-            <w:tcW w:type="dxa" w:w="1080"/>
+            <w:tcW w:type="dxa" w:w="1234"/>
           </w:tcPr>
           <w:p>
             <w:r>
@@ -1617,7 +1575,7 @@
         </w:tc>
         <w:tc>
           <w:tcPr>
-            <w:tcW w:type="dxa" w:w="1080"/>
+            <w:tcW w:type="dxa" w:w="1234"/>
           </w:tcPr>
           <w:p>
             <w:r>
@@ -1627,7 +1585,7 @@
         </w:tc>
         <w:tc>
           <w:tcPr>
-            <w:tcW w:type="dxa" w:w="1080"/>
+            <w:tcW w:type="dxa" w:w="1234"/>
           </w:tcPr>
           <w:p>
             <w:r>
@@ -1637,7 +1595,7 @@
         </w:tc>
         <w:tc>
           <w:tcPr>
-            <w:tcW w:type="dxa" w:w="1080"/>
+            <w:tcW w:type="dxa" w:w="1234"/>
           </w:tcPr>
           <w:p>
             <w:r>
@@ -1647,7 +1605,7 @@
         </w:tc>
         <w:tc>
           <w:tcPr>
-            <w:tcW w:type="dxa" w:w="1080"/>
+            <w:tcW w:type="dxa" w:w="1234"/>
           </w:tcPr>
           <w:p>
             <w:r>
@@ -1657,7 +1615,7 @@
         </w:tc>
         <w:tc>
           <w:tcPr>
-            <w:tcW w:type="dxa" w:w="1080"/>
+            <w:tcW w:type="dxa" w:w="1234"/>
           </w:tcPr>
           <w:p>
             <w:r>
@@ -1665,25 +1623,11 @@
             </w:r>
           </w:p>
         </w:tc>
-        <w:tc>
-          <w:tcPr>
-            <w:tcW w:type="dxa" w:w="1080"/>
-          </w:tcPr>
-          <w:p>
-            <w:r>
-              <w:t>[</w:t>
-              <w:br/>
-              <w:t xml:space="preserve">  "FALTA-DATO-IFRS-4"</w:t>
-              <w:br/>
-              <w:t>]</w:t>
-            </w:r>
-          </w:p>
-        </w:tc>
       </w:tr>
       <w:tr>
         <w:tc>
           <w:tcPr>
-            <w:tcW w:type="dxa" w:w="1080"/>
+            <w:tcW w:type="dxa" w:w="1234"/>
           </w:tcPr>
           <w:p>
             <w:r>
@@ -1693,7 +1637,7 @@
         </w:tc>
         <w:tc>
           <w:tcPr>
-            <w:tcW w:type="dxa" w:w="1080"/>
+            <w:tcW w:type="dxa" w:w="1234"/>
           </w:tcPr>
           <w:p>
             <w:r>
@@ -1703,7 +1647,7 @@
         </w:tc>
         <w:tc>
           <w:tcPr>
-            <w:tcW w:type="dxa" w:w="1080"/>
+            <w:tcW w:type="dxa" w:w="1234"/>
           </w:tcPr>
           <w:p>
             <w:r>
@@ -1713,7 +1657,7 @@
         </w:tc>
         <w:tc>
           <w:tcPr>
-            <w:tcW w:type="dxa" w:w="1080"/>
+            <w:tcW w:type="dxa" w:w="1234"/>
           </w:tcPr>
           <w:p>
             <w:r>
@@ -1723,7 +1667,7 @@
         </w:tc>
         <w:tc>
           <w:tcPr>
-            <w:tcW w:type="dxa" w:w="1080"/>
+            <w:tcW w:type="dxa" w:w="1234"/>
           </w:tcPr>
           <w:p>
             <w:r>
@@ -1733,7 +1677,7 @@
         </w:tc>
         <w:tc>
           <w:tcPr>
-            <w:tcW w:type="dxa" w:w="1080"/>
+            <w:tcW w:type="dxa" w:w="1234"/>
           </w:tcPr>
           <w:p>
             <w:r>
@@ -1743,7 +1687,7 @@
         </w:tc>
         <w:tc>
           <w:tcPr>
-            <w:tcW w:type="dxa" w:w="1080"/>
+            <w:tcW w:type="dxa" w:w="1234"/>
           </w:tcPr>
           <w:p>
             <w:r>
@@ -1751,25 +1695,11 @@
             </w:r>
           </w:p>
         </w:tc>
-        <w:tc>
-          <w:tcPr>
-            <w:tcW w:type="dxa" w:w="1080"/>
-          </w:tcPr>
-          <w:p>
-            <w:r>
-              <w:t>[</w:t>
-              <w:br/>
-              <w:t xml:space="preserve">  "FALTA-DATO-IFRS-4"</w:t>
-              <w:br/>
-              <w:t>]</w:t>
-            </w:r>
-          </w:p>
-        </w:tc>
       </w:tr>
       <w:tr>
         <w:tc>
           <w:tcPr>
-            <w:tcW w:type="dxa" w:w="1080"/>
+            <w:tcW w:type="dxa" w:w="1234"/>
           </w:tcPr>
           <w:p>
             <w:r>
@@ -1779,7 +1709,7 @@
         </w:tc>
         <w:tc>
           <w:tcPr>
-            <w:tcW w:type="dxa" w:w="1080"/>
+            <w:tcW w:type="dxa" w:w="1234"/>
           </w:tcPr>
           <w:p>
             <w:r>
@@ -1789,7 +1719,7 @@
         </w:tc>
         <w:tc>
           <w:tcPr>
-            <w:tcW w:type="dxa" w:w="1080"/>
+            <w:tcW w:type="dxa" w:w="1234"/>
           </w:tcPr>
           <w:p>
             <w:r>
@@ -1799,7 +1729,7 @@
         </w:tc>
         <w:tc>
           <w:tcPr>
-            <w:tcW w:type="dxa" w:w="1080"/>
+            <w:tcW w:type="dxa" w:w="1234"/>
           </w:tcPr>
           <w:p>
             <w:r>
@@ -1809,7 +1739,7 @@
         </w:tc>
         <w:tc>
           <w:tcPr>
-            <w:tcW w:type="dxa" w:w="1080"/>
+            <w:tcW w:type="dxa" w:w="1234"/>
           </w:tcPr>
           <w:p>
             <w:r>
@@ -1819,7 +1749,7 @@
         </w:tc>
         <w:tc>
           <w:tcPr>
-            <w:tcW w:type="dxa" w:w="1080"/>
+            <w:tcW w:type="dxa" w:w="1234"/>
           </w:tcPr>
           <w:p>
             <w:r>
@@ -1829,7 +1759,7 @@
         </w:tc>
         <w:tc>
           <w:tcPr>
-            <w:tcW w:type="dxa" w:w="1080"/>
+            <w:tcW w:type="dxa" w:w="1234"/>
           </w:tcPr>
           <w:p>
             <w:r>
@@ -1837,25 +1767,11 @@
             </w:r>
           </w:p>
         </w:tc>
-        <w:tc>
-          <w:tcPr>
-            <w:tcW w:type="dxa" w:w="1080"/>
-          </w:tcPr>
-          <w:p>
-            <w:r>
-              <w:t>[</w:t>
-              <w:br/>
-              <w:t xml:space="preserve">  "FALTA-DATO-IFRS-4"</w:t>
-              <w:br/>
-              <w:t>]</w:t>
-            </w:r>
-          </w:p>
-        </w:tc>
       </w:tr>
       <w:tr>
         <w:tc>
           <w:tcPr>
-            <w:tcW w:type="dxa" w:w="1080"/>
+            <w:tcW w:type="dxa" w:w="1234"/>
           </w:tcPr>
           <w:p>
             <w:r>
@@ -1865,7 +1781,7 @@
         </w:tc>
         <w:tc>
           <w:tcPr>
-            <w:tcW w:type="dxa" w:w="1080"/>
+            <w:tcW w:type="dxa" w:w="1234"/>
           </w:tcPr>
           <w:p>
             <w:r>
@@ -1875,7 +1791,7 @@
         </w:tc>
         <w:tc>
           <w:tcPr>
-            <w:tcW w:type="dxa" w:w="1080"/>
+            <w:tcW w:type="dxa" w:w="1234"/>
           </w:tcPr>
           <w:p>
             <w:r>
@@ -1885,7 +1801,7 @@
         </w:tc>
         <w:tc>
           <w:tcPr>
-            <w:tcW w:type="dxa" w:w="1080"/>
+            <w:tcW w:type="dxa" w:w="1234"/>
           </w:tcPr>
           <w:p>
             <w:r>
@@ -1895,7 +1811,7 @@
         </w:tc>
         <w:tc>
           <w:tcPr>
-            <w:tcW w:type="dxa" w:w="1080"/>
+            <w:tcW w:type="dxa" w:w="1234"/>
           </w:tcPr>
           <w:p>
             <w:r>
@@ -1905,7 +1821,7 @@
         </w:tc>
         <w:tc>
           <w:tcPr>
-            <w:tcW w:type="dxa" w:w="1080"/>
+            <w:tcW w:type="dxa" w:w="1234"/>
           </w:tcPr>
           <w:p>
             <w:r>
@@ -1915,7 +1831,7 @@
         </w:tc>
         <w:tc>
           <w:tcPr>
-            <w:tcW w:type="dxa" w:w="1080"/>
+            <w:tcW w:type="dxa" w:w="1234"/>
           </w:tcPr>
           <w:p>
             <w:r>
@@ -1923,25 +1839,11 @@
             </w:r>
           </w:p>
         </w:tc>
-        <w:tc>
-          <w:tcPr>
-            <w:tcW w:type="dxa" w:w="1080"/>
-          </w:tcPr>
-          <w:p>
-            <w:r>
-              <w:t>[</w:t>
-              <w:br/>
-              <w:t xml:space="preserve">  "FALTA-DATO-IFRS-4"</w:t>
-              <w:br/>
-              <w:t>]</w:t>
-            </w:r>
-          </w:p>
-        </w:tc>
       </w:tr>
       <w:tr>
         <w:tc>
           <w:tcPr>
-            <w:tcW w:type="dxa" w:w="1080"/>
+            <w:tcW w:type="dxa" w:w="1234"/>
           </w:tcPr>
           <w:p>
             <w:r>
@@ -1951,7 +1853,7 @@
         </w:tc>
         <w:tc>
           <w:tcPr>
-            <w:tcW w:type="dxa" w:w="1080"/>
+            <w:tcW w:type="dxa" w:w="1234"/>
           </w:tcPr>
           <w:p>
             <w:r>
@@ -1961,7 +1863,7 @@
         </w:tc>
         <w:tc>
           <w:tcPr>
-            <w:tcW w:type="dxa" w:w="1080"/>
+            <w:tcW w:type="dxa" w:w="1234"/>
           </w:tcPr>
           <w:p>
             <w:r>
@@ -1971,7 +1873,7 @@
         </w:tc>
         <w:tc>
           <w:tcPr>
-            <w:tcW w:type="dxa" w:w="1080"/>
+            <w:tcW w:type="dxa" w:w="1234"/>
           </w:tcPr>
           <w:p>
             <w:r>
@@ -1981,7 +1883,7 @@
         </w:tc>
         <w:tc>
           <w:tcPr>
-            <w:tcW w:type="dxa" w:w="1080"/>
+            <w:tcW w:type="dxa" w:w="1234"/>
           </w:tcPr>
           <w:p>
             <w:r>
@@ -1991,7 +1893,7 @@
         </w:tc>
         <w:tc>
           <w:tcPr>
-            <w:tcW w:type="dxa" w:w="1080"/>
+            <w:tcW w:type="dxa" w:w="1234"/>
           </w:tcPr>
           <w:p>
             <w:r>
@@ -2001,7 +1903,7 @@
         </w:tc>
         <w:tc>
           <w:tcPr>
-            <w:tcW w:type="dxa" w:w="1080"/>
+            <w:tcW w:type="dxa" w:w="1234"/>
           </w:tcPr>
           <w:p>
             <w:r>
@@ -2009,25 +1911,11 @@
             </w:r>
           </w:p>
         </w:tc>
-        <w:tc>
-          <w:tcPr>
-            <w:tcW w:type="dxa" w:w="1080"/>
-          </w:tcPr>
-          <w:p>
-            <w:r>
-              <w:t>[</w:t>
-              <w:br/>
-              <w:t xml:space="preserve">  "FALTA-DATO-IFRS-4"</w:t>
-              <w:br/>
-              <w:t>]</w:t>
-            </w:r>
-          </w:p>
-        </w:tc>
       </w:tr>
       <w:tr>
         <w:tc>
           <w:tcPr>
-            <w:tcW w:type="dxa" w:w="1080"/>
+            <w:tcW w:type="dxa" w:w="1234"/>
           </w:tcPr>
           <w:p>
             <w:r>
@@ -2037,7 +1925,7 @@
         </w:tc>
         <w:tc>
           <w:tcPr>
-            <w:tcW w:type="dxa" w:w="1080"/>
+            <w:tcW w:type="dxa" w:w="1234"/>
           </w:tcPr>
           <w:p>
             <w:r>
@@ -2047,7 +1935,7 @@
         </w:tc>
         <w:tc>
           <w:tcPr>
-            <w:tcW w:type="dxa" w:w="1080"/>
+            <w:tcW w:type="dxa" w:w="1234"/>
           </w:tcPr>
           <w:p>
             <w:r>
@@ -2057,7 +1945,7 @@
         </w:tc>
         <w:tc>
           <w:tcPr>
-            <w:tcW w:type="dxa" w:w="1080"/>
+            <w:tcW w:type="dxa" w:w="1234"/>
           </w:tcPr>
           <w:p>
             <w:r>
@@ -2067,7 +1955,7 @@
         </w:tc>
         <w:tc>
           <w:tcPr>
-            <w:tcW w:type="dxa" w:w="1080"/>
+            <w:tcW w:type="dxa" w:w="1234"/>
           </w:tcPr>
           <w:p>
             <w:r>
@@ -2077,7 +1965,7 @@
         </w:tc>
         <w:tc>
           <w:tcPr>
-            <w:tcW w:type="dxa" w:w="1080"/>
+            <w:tcW w:type="dxa" w:w="1234"/>
           </w:tcPr>
           <w:p>
             <w:r>
@@ -2087,7 +1975,7 @@
         </w:tc>
         <w:tc>
           <w:tcPr>
-            <w:tcW w:type="dxa" w:w="1080"/>
+            <w:tcW w:type="dxa" w:w="1234"/>
           </w:tcPr>
           <w:p>
             <w:r>
@@ -2095,25 +1983,11 @@
             </w:r>
           </w:p>
         </w:tc>
-        <w:tc>
-          <w:tcPr>
-            <w:tcW w:type="dxa" w:w="1080"/>
-          </w:tcPr>
-          <w:p>
-            <w:r>
-              <w:t>[</w:t>
-              <w:br/>
-              <w:t xml:space="preserve">  "FALTA-DATO-IFRS-4"</w:t>
-              <w:br/>
-              <w:t>]</w:t>
-            </w:r>
-          </w:p>
-        </w:tc>
       </w:tr>
       <w:tr>
         <w:tc>
           <w:tcPr>
-            <w:tcW w:type="dxa" w:w="1080"/>
+            <w:tcW w:type="dxa" w:w="1234"/>
           </w:tcPr>
           <w:p>
             <w:r>
@@ -2123,7 +1997,7 @@
         </w:tc>
         <w:tc>
           <w:tcPr>
-            <w:tcW w:type="dxa" w:w="1080"/>
+            <w:tcW w:type="dxa" w:w="1234"/>
           </w:tcPr>
           <w:p>
             <w:r>
@@ -2133,7 +2007,7 @@
         </w:tc>
         <w:tc>
           <w:tcPr>
-            <w:tcW w:type="dxa" w:w="1080"/>
+            <w:tcW w:type="dxa" w:w="1234"/>
           </w:tcPr>
           <w:p>
             <w:r>
@@ -2143,7 +2017,7 @@
         </w:tc>
         <w:tc>
           <w:tcPr>
-            <w:tcW w:type="dxa" w:w="1080"/>
+            <w:tcW w:type="dxa" w:w="1234"/>
           </w:tcPr>
           <w:p>
             <w:r>
@@ -2153,7 +2027,7 @@
         </w:tc>
         <w:tc>
           <w:tcPr>
-            <w:tcW w:type="dxa" w:w="1080"/>
+            <w:tcW w:type="dxa" w:w="1234"/>
           </w:tcPr>
           <w:p>
             <w:r>
@@ -2163,7 +2037,7 @@
         </w:tc>
         <w:tc>
           <w:tcPr>
-            <w:tcW w:type="dxa" w:w="1080"/>
+            <w:tcW w:type="dxa" w:w="1234"/>
           </w:tcPr>
           <w:p>
             <w:r>
@@ -2173,7 +2047,7 @@
         </w:tc>
         <w:tc>
           <w:tcPr>
-            <w:tcW w:type="dxa" w:w="1080"/>
+            <w:tcW w:type="dxa" w:w="1234"/>
           </w:tcPr>
           <w:p>
             <w:r>
@@ -2181,25 +2055,11 @@
             </w:r>
           </w:p>
         </w:tc>
-        <w:tc>
-          <w:tcPr>
-            <w:tcW w:type="dxa" w:w="1080"/>
-          </w:tcPr>
-          <w:p>
-            <w:r>
-              <w:t>[</w:t>
-              <w:br/>
-              <w:t xml:space="preserve">  "FALTA-DATO-IFRS-4"</w:t>
-              <w:br/>
-              <w:t>]</w:t>
-            </w:r>
-          </w:p>
-        </w:tc>
       </w:tr>
       <w:tr>
         <w:tc>
           <w:tcPr>
-            <w:tcW w:type="dxa" w:w="1080"/>
+            <w:tcW w:type="dxa" w:w="1234"/>
           </w:tcPr>
           <w:p>
             <w:r>
@@ -2209,7 +2069,7 @@
         </w:tc>
         <w:tc>
           <w:tcPr>
-            <w:tcW w:type="dxa" w:w="1080"/>
+            <w:tcW w:type="dxa" w:w="1234"/>
           </w:tcPr>
           <w:p>
             <w:r>
@@ -2219,7 +2079,7 @@
         </w:tc>
         <w:tc>
           <w:tcPr>
-            <w:tcW w:type="dxa" w:w="1080"/>
+            <w:tcW w:type="dxa" w:w="1234"/>
           </w:tcPr>
           <w:p>
             <w:r>
@@ -2229,7 +2089,7 @@
         </w:tc>
         <w:tc>
           <w:tcPr>
-            <w:tcW w:type="dxa" w:w="1080"/>
+            <w:tcW w:type="dxa" w:w="1234"/>
           </w:tcPr>
           <w:p>
             <w:r>
@@ -2239,7 +2099,7 @@
         </w:tc>
         <w:tc>
           <w:tcPr>
-            <w:tcW w:type="dxa" w:w="1080"/>
+            <w:tcW w:type="dxa" w:w="1234"/>
           </w:tcPr>
           <w:p>
             <w:r>
@@ -2249,7 +2109,7 @@
         </w:tc>
         <w:tc>
           <w:tcPr>
-            <w:tcW w:type="dxa" w:w="1080"/>
+            <w:tcW w:type="dxa" w:w="1234"/>
           </w:tcPr>
           <w:p>
             <w:r>
@@ -2259,7 +2119,7 @@
         </w:tc>
         <w:tc>
           <w:tcPr>
-            <w:tcW w:type="dxa" w:w="1080"/>
+            <w:tcW w:type="dxa" w:w="1234"/>
           </w:tcPr>
           <w:p>
             <w:r>
@@ -2267,25 +2127,11 @@
             </w:r>
           </w:p>
         </w:tc>
-        <w:tc>
-          <w:tcPr>
-            <w:tcW w:type="dxa" w:w="1080"/>
-          </w:tcPr>
-          <w:p>
-            <w:r>
-              <w:t>[</w:t>
-              <w:br/>
-              <w:t xml:space="preserve">  "FALTA-DATO-IFRS-4"</w:t>
-              <w:br/>
-              <w:t>]</w:t>
-            </w:r>
-          </w:p>
-        </w:tc>
       </w:tr>
       <w:tr>
         <w:tc>
           <w:tcPr>
-            <w:tcW w:type="dxa" w:w="1080"/>
+            <w:tcW w:type="dxa" w:w="1234"/>
           </w:tcPr>
           <w:p>
             <w:r>
@@ -2295,7 +2141,7 @@
         </w:tc>
         <w:tc>
           <w:tcPr>
-            <w:tcW w:type="dxa" w:w="1080"/>
+            <w:tcW w:type="dxa" w:w="1234"/>
           </w:tcPr>
           <w:p>
             <w:r>
@@ -2305,7 +2151,7 @@
         </w:tc>
         <w:tc>
           <w:tcPr>
-            <w:tcW w:type="dxa" w:w="1080"/>
+            <w:tcW w:type="dxa" w:w="1234"/>
           </w:tcPr>
           <w:p>
             <w:r>
@@ -2315,7 +2161,7 @@
         </w:tc>
         <w:tc>
           <w:tcPr>
-            <w:tcW w:type="dxa" w:w="1080"/>
+            <w:tcW w:type="dxa" w:w="1234"/>
           </w:tcPr>
           <w:p>
             <w:r>
@@ -2325,7 +2171,7 @@
         </w:tc>
         <w:tc>
           <w:tcPr>
-            <w:tcW w:type="dxa" w:w="1080"/>
+            <w:tcW w:type="dxa" w:w="1234"/>
           </w:tcPr>
           <w:p>
             <w:r>
@@ -2335,7 +2181,7 @@
         </w:tc>
         <w:tc>
           <w:tcPr>
-            <w:tcW w:type="dxa" w:w="1080"/>
+            <w:tcW w:type="dxa" w:w="1234"/>
           </w:tcPr>
           <w:p>
             <w:r>
@@ -2345,7 +2191,7 @@
         </w:tc>
         <w:tc>
           <w:tcPr>
-            <w:tcW w:type="dxa" w:w="1080"/>
+            <w:tcW w:type="dxa" w:w="1234"/>
           </w:tcPr>
           <w:p>
             <w:r>
@@ -2353,25 +2199,11 @@
             </w:r>
           </w:p>
         </w:tc>
-        <w:tc>
-          <w:tcPr>
-            <w:tcW w:type="dxa" w:w="1080"/>
-          </w:tcPr>
-          <w:p>
-            <w:r>
-              <w:t>[</w:t>
-              <w:br/>
-              <w:t xml:space="preserve">  "FALTA-DATO-IFRS-4"</w:t>
-              <w:br/>
-              <w:t>]</w:t>
-            </w:r>
-          </w:p>
-        </w:tc>
       </w:tr>
       <w:tr>
         <w:tc>
           <w:tcPr>
-            <w:tcW w:type="dxa" w:w="1080"/>
+            <w:tcW w:type="dxa" w:w="1234"/>
           </w:tcPr>
           <w:p>
             <w:r>
@@ -2381,7 +2213,7 @@
         </w:tc>
         <w:tc>
           <w:tcPr>
-            <w:tcW w:type="dxa" w:w="1080"/>
+            <w:tcW w:type="dxa" w:w="1234"/>
           </w:tcPr>
           <w:p>
             <w:r>
@@ -2391,7 +2223,7 @@
         </w:tc>
         <w:tc>
           <w:tcPr>
-            <w:tcW w:type="dxa" w:w="1080"/>
+            <w:tcW w:type="dxa" w:w="1234"/>
           </w:tcPr>
           <w:p>
             <w:r>
@@ -2401,7 +2233,7 @@
         </w:tc>
         <w:tc>
           <w:tcPr>
-            <w:tcW w:type="dxa" w:w="1080"/>
+            <w:tcW w:type="dxa" w:w="1234"/>
           </w:tcPr>
           <w:p>
             <w:r>
@@ -2411,7 +2243,7 @@
         </w:tc>
         <w:tc>
           <w:tcPr>
-            <w:tcW w:type="dxa" w:w="1080"/>
+            <w:tcW w:type="dxa" w:w="1234"/>
           </w:tcPr>
           <w:p>
             <w:r>
@@ -2421,7 +2253,7 @@
         </w:tc>
         <w:tc>
           <w:tcPr>
-            <w:tcW w:type="dxa" w:w="1080"/>
+            <w:tcW w:type="dxa" w:w="1234"/>
           </w:tcPr>
           <w:p>
             <w:r>
@@ -2431,25 +2263,11 @@
         </w:tc>
         <w:tc>
           <w:tcPr>
-            <w:tcW w:type="dxa" w:w="1080"/>
+            <w:tcW w:type="dxa" w:w="1234"/>
           </w:tcPr>
           <w:p>
             <w:r>
               <w:t>0.172631</w:t>
-            </w:r>
-          </w:p>
-        </w:tc>
-        <w:tc>
-          <w:tcPr>
-            <w:tcW w:type="dxa" w:w="1080"/>
-          </w:tcPr>
-          <w:p>
-            <w:r>
-              <w:t>[</w:t>
-              <w:br/>
-              <w:t xml:space="preserve">  "FALTA-DATO-IFRS-4"</w:t>
-              <w:br/>
-              <w:t>]</w:t>
             </w:r>
           </w:p>
         </w:tc>
@@ -2521,6 +2339,11 @@
     </w:p>
     <w:p>
       <w:r>
+        <w:t>Caveats de reproducibilidad declarados por la corrida: working tree git sucio: cambios sin commitear no reconstruibles.</w:t>
+      </w:r>
+    </w:p>
+    <w:p>
+      <w:r>
         <w:t>No hay secciones obligatorias ausentes en esta corrida.</w:t>
       </w:r>
     </w:p>
@@ -2574,7 +2397,7 @@
         <w:rPr>
           <w:rFonts w:ascii="Consolas" w:hAnsi="Consolas"/>
         </w:rPr>
-        <w:t>2026-07-22T17:26:01.364397Z</w:t>
+        <w:t>2026-07-25T00:21:55.275350Z</w:t>
       </w:r>
     </w:p>
     <w:p>
@@ -2606,7 +2429,11 @@
         <w:rPr>
           <w:rFonts w:ascii="Consolas" w:hAnsi="Consolas"/>
         </w:rPr>
-        <w:t>[]</w:t>
+        <w:t>[</w:t>
+        <w:br/>
+        <w:t xml:space="preserve">  "working tree git sucio: cambios sin commitear no reconstruibles"</w:t>
+        <w:br/>
+        <w:t>]</w:t>
       </w:r>
     </w:p>
     <w:p>
@@ -2622,7 +2449,7 @@
         <w:rPr>
           <w:rFonts w:ascii="Consolas" w:hAnsi="Consolas"/>
         </w:rPr>
-        <w:t>false</w:t>
+        <w:t>true</w:t>
       </w:r>
     </w:p>
     <w:p>
@@ -2638,7 +2465,7 @@
         <w:rPr>
           <w:rFonts w:ascii="Consolas" w:hAnsi="Consolas"/>
         </w:rPr>
-        <w:t>5f4a934eabef4be1a9d762c1cac3e6c3bb4d061a</w:t>
+        <w:t>2293cbc2abaf24f5cda86d88a9a1057a3399af45</w:t>
       </w:r>
     </w:p>
     <w:p>

--- a/web/src/fixtures/demo/report-ifrs9.docx
+++ b/web/src/fixtures/demo/report-ifrs9.docx
@@ -199,7 +199,7 @@
         <w:rPr>
           <w:rFonts w:ascii="Consolas" w:hAnsi="Consolas"/>
         </w:rPr>
-        <w:t>git_sha=2293cbc2abaf24f5cda86d88a9a1057a3399af45</w:t>
+        <w:t>git_sha=d897c7f95857b24686c5e46274b5fcc5115d9876</w:t>
       </w:r>
     </w:p>
     <w:p>
@@ -2397,7 +2397,7 @@
         <w:rPr>
           <w:rFonts w:ascii="Consolas" w:hAnsi="Consolas"/>
         </w:rPr>
-        <w:t>2026-07-25T00:21:55.275350Z</w:t>
+        <w:t>2026-07-25T01:58:32.623568Z</w:t>
       </w:r>
     </w:p>
     <w:p>
@@ -2465,7 +2465,7 @@
         <w:rPr>
           <w:rFonts w:ascii="Consolas" w:hAnsi="Consolas"/>
         </w:rPr>
-        <w:t>2293cbc2abaf24f5cda86d88a9a1057a3399af45</w:t>
+        <w:t>d897c7f95857b24686c5e46274b5fcc5115d9876</w:t>
       </w:r>
     </w:p>
     <w:p>

--- a/web/src/fixtures/demo/report-ifrs9.docx
+++ b/web/src/fixtures/demo/report-ifrs9.docx
@@ -199,7 +199,7 @@
         <w:rPr>
           <w:rFonts w:ascii="Consolas" w:hAnsi="Consolas"/>
         </w:rPr>
-        <w:t>git_sha=d897c7f95857b24686c5e46274b5fcc5115d9876</w:t>
+        <w:t>git_sha=c6580a0aa171898adac14fe7388a973c4ed219d0</w:t>
       </w:r>
     </w:p>
     <w:p>
@@ -1182,7 +1182,7 @@
     </w:p>
     <w:p>
       <w:r>
-        <w:t>LGD y EAD: LGD provided · EAD provided. La EAD se mantiene constante por período (FALTA-DATO-IFRS-4).</w:t>
+        <w:t>LGD y EAD: LGD provided · EAD provided. La EAD se mantiene constante por período: no se modela la amortización del crédito.</w:t>
       </w:r>
     </w:p>
     <w:p>
@@ -1288,7 +1288,7 @@
     </w:p>
     <w:p>
       <w:r>
-        <w:t>El motor reportó advertencias de datos que el lector debe conocer: la exposición (EAD) se proyectó constante a lo largo de la vida de cada operación, porque el dataset no trae un perfil de exposición por período (código FALTA-DATO-IFRS-4).</w:t>
+        <w:t>El motor reportó advertencias de datos que el lector debe conocer: la exposición (EAD) se proyectó constante a lo largo de la vida de cada operación, porque el dataset no trae un perfil de exposición por período.</w:t>
       </w:r>
     </w:p>
     <w:p>
@@ -2397,7 +2397,7 @@
         <w:rPr>
           <w:rFonts w:ascii="Consolas" w:hAnsi="Consolas"/>
         </w:rPr>
-        <w:t>2026-07-25T01:58:32.623568Z</w:t>
+        <w:t>2026-07-25T03:51:10.956571Z</w:t>
       </w:r>
     </w:p>
     <w:p>
@@ -2465,7 +2465,7 @@
         <w:rPr>
           <w:rFonts w:ascii="Consolas" w:hAnsi="Consolas"/>
         </w:rPr>
-        <w:t>d897c7f95857b24686c5e46274b5fcc5115d9876</w:t>
+        <w:t>c6580a0aa171898adac14fe7388a973c4ed219d0</w:t>
       </w:r>
     </w:p>
     <w:p>

--- a/web/src/fixtures/demo/report-ifrs9.docx
+++ b/web/src/fixtures/demo/report-ifrs9.docx
@@ -199,7 +199,7 @@
         <w:rPr>
           <w:rFonts w:ascii="Consolas" w:hAnsi="Consolas"/>
         </w:rPr>
-        <w:t>git_sha=c6580a0aa171898adac14fe7388a973c4ed219d0</w:t>
+        <w:t>git_sha=6fd9af0b5b9aa6e7a12f31bb90030ef431ef1687</w:t>
       </w:r>
     </w:p>
     <w:p>
@@ -2339,11 +2339,6 @@
     </w:p>
     <w:p>
       <w:r>
-        <w:t>Caveats de reproducibilidad declarados por la corrida: working tree git sucio: cambios sin commitear no reconstruibles.</w:t>
-      </w:r>
-    </w:p>
-    <w:p>
-      <w:r>
         <w:t>No hay secciones obligatorias ausentes en esta corrida.</w:t>
       </w:r>
     </w:p>
@@ -2397,7 +2392,7 @@
         <w:rPr>
           <w:rFonts w:ascii="Consolas" w:hAnsi="Consolas"/>
         </w:rPr>
-        <w:t>2026-07-25T03:51:10.956571Z</w:t>
+        <w:t>2026-07-25T04:10:37.644929Z</w:t>
       </w:r>
     </w:p>
     <w:p>
@@ -2429,11 +2424,7 @@
         <w:rPr>
           <w:rFonts w:ascii="Consolas" w:hAnsi="Consolas"/>
         </w:rPr>
-        <w:t>[</w:t>
-        <w:br/>
-        <w:t xml:space="preserve">  "working tree git sucio: cambios sin commitear no reconstruibles"</w:t>
-        <w:br/>
-        <w:t>]</w:t>
+        <w:t>[]</w:t>
       </w:r>
     </w:p>
     <w:p>
@@ -2449,7 +2440,7 @@
         <w:rPr>
           <w:rFonts w:ascii="Consolas" w:hAnsi="Consolas"/>
         </w:rPr>
-        <w:t>true</w:t>
+        <w:t>false</w:t>
       </w:r>
     </w:p>
     <w:p>
@@ -2465,7 +2456,7 @@
         <w:rPr>
           <w:rFonts w:ascii="Consolas" w:hAnsi="Consolas"/>
         </w:rPr>
-        <w:t>c6580a0aa171898adac14fe7388a973c4ed219d0</w:t>
+        <w:t>6fd9af0b5b9aa6e7a12f31bb90030ef431ef1687</w:t>
       </w:r>
     </w:p>
     <w:p>

--- a/web/src/fixtures/demo/report-ifrs9.docx
+++ b/web/src/fixtures/demo/report-ifrs9.docx
@@ -183,7 +183,7 @@
         <w:rPr>
           <w:rFonts w:ascii="Consolas" w:hAnsi="Consolas"/>
         </w:rPr>
-        <w:t>config_hash=cbe5d9fa856ae838623e88974bf1ea783825289ff8580c9b02098a0392c8f4d4</w:t>
+        <w:t>config_hash=92163dd24fced5a0dd0a8c4ae971481502f3a396b9014eafb3205f78c7491660</w:t>
       </w:r>
     </w:p>
     <w:p>
@@ -199,7 +199,7 @@
         <w:rPr>
           <w:rFonts w:ascii="Consolas" w:hAnsi="Consolas"/>
         </w:rPr>
-        <w:t>git_sha=6fd9af0b5b9aa6e7a12f31bb90030ef431ef1687</w:t>
+        <w:t>git_sha=285170aa4efbf9bfb2c2d4e01b51ad464c1ddebb</w:t>
       </w:r>
     </w:p>
     <w:p>
@@ -2376,7 +2376,7 @@
         <w:rPr>
           <w:rFonts w:ascii="Consolas" w:hAnsi="Consolas"/>
         </w:rPr>
-        <w:t>cbe5d9fa856ae838623e88974bf1ea783825289ff8580c9b02098a0392c8f4d4</w:t>
+        <w:t>92163dd24fced5a0dd0a8c4ae971481502f3a396b9014eafb3205f78c7491660</w:t>
       </w:r>
     </w:p>
     <w:p>
@@ -2392,7 +2392,7 @@
         <w:rPr>
           <w:rFonts w:ascii="Consolas" w:hAnsi="Consolas"/>
         </w:rPr>
-        <w:t>2026-07-25T04:10:37.644929Z</w:t>
+        <w:t>2026-07-25T22:26:29.896760Z</w:t>
       </w:r>
     </w:p>
     <w:p>
@@ -2456,7 +2456,7 @@
         <w:rPr>
           <w:rFonts w:ascii="Consolas" w:hAnsi="Consolas"/>
         </w:rPr>
-        <w:t>6fd9af0b5b9aa6e7a12f31bb90030ef431ef1687</w:t>
+        <w:t>285170aa4efbf9bfb2c2d4e01b51ad464c1ddebb</w:t>
       </w:r>
     </w:p>
     <w:p>
@@ -3854,6 +3854,8 @@
         <w:br/>
         <w:t xml:space="preserve">  "portfolio_col": "portfolio",</w:t>
         <w:br/>
+        <w:t xml:space="preserve">  "portfolio_scheme": null,</w:t>
+        <w:br/>
         <w:t xml:space="preserve">  "row_id_col": null,</w:t>
         <w:br/>
         <w:t xml:space="preserve">  "scenarios": {</w:t>
@@ -4041,6 +4043,22 @@
         <w:t xml:space="preserve">  "base"</w:t>
         <w:br/>
         <w:t>]</w:t>
+      </w:r>
+    </w:p>
+    <w:p>
+      <w:r>
+        <w:rPr>
+          <w:b/>
+        </w:rPr>
+        <w:t>segmentation</w:t>
+      </w:r>
+    </w:p>
+    <w:p>
+      <w:r>
+        <w:rPr>
+          <w:rFonts w:ascii="Consolas" w:hAnsi="Consolas"/>
+        </w:rPr>
+        <w:t>—</w:t>
       </w:r>
     </w:p>
     <w:p>

--- a/web/src/fixtures/demo/report-ifrs9.docx
+++ b/web/src/fixtures/demo/report-ifrs9.docx
@@ -163,7 +163,7 @@
           </w:tcPr>
           <w:p>
             <w:r>
-              <w:t>2026-07-25</w:t>
+              <w:t>2026-07-26</w:t>
             </w:r>
           </w:p>
         </w:tc>
@@ -183,7 +183,7 @@
         <w:rPr>
           <w:rFonts w:ascii="Consolas" w:hAnsi="Consolas"/>
         </w:rPr>
-        <w:t>config_hash=92163dd24fced5a0dd0a8c4ae971481502f3a396b9014eafb3205f78c7491660</w:t>
+        <w:t>config_hash=013e69dc4c96e03ee87e9f3f54bcf5e1f6e6fd56b5a1b1ffdd5bf021093360b6</w:t>
       </w:r>
     </w:p>
     <w:p>
@@ -199,7 +199,7 @@
         <w:rPr>
           <w:rFonts w:ascii="Consolas" w:hAnsi="Consolas"/>
         </w:rPr>
-        <w:t>git_sha=285170aa4efbf9bfb2c2d4e01b51ad464c1ddebb</w:t>
+        <w:t>git_sha=8a7916bf76c9ccb3737ad0658b632b1cc14779ab</w:t>
       </w:r>
     </w:p>
     <w:p>
@@ -2376,7 +2376,7 @@
         <w:rPr>
           <w:rFonts w:ascii="Consolas" w:hAnsi="Consolas"/>
         </w:rPr>
-        <w:t>92163dd24fced5a0dd0a8c4ae971481502f3a396b9014eafb3205f78c7491660</w:t>
+        <w:t>013e69dc4c96e03ee87e9f3f54bcf5e1f6e6fd56b5a1b1ffdd5bf021093360b6</w:t>
       </w:r>
     </w:p>
     <w:p>
@@ -2392,7 +2392,7 @@
         <w:rPr>
           <w:rFonts w:ascii="Consolas" w:hAnsi="Consolas"/>
         </w:rPr>
-        <w:t>2026-07-25T22:26:29.896760Z</w:t>
+        <w:t>2026-07-26T16:27:48.687279Z</w:t>
       </w:r>
     </w:p>
     <w:p>
@@ -2456,7 +2456,7 @@
         <w:rPr>
           <w:rFonts w:ascii="Consolas" w:hAnsi="Consolas"/>
         </w:rPr>
-        <w:t>285170aa4efbf9bfb2c2d4e01b51ad464c1ddebb</w:t>
+        <w:t>8a7916bf76c9ccb3737ad0658b632b1cc14779ab</w:t>
       </w:r>
     </w:p>
     <w:p>
@@ -2476,7 +2476,7 @@
         <w:br/>
         <w:t xml:space="preserve">  "PyYAML": "6.0.3",</w:t>
         <w:br/>
-        <w:t xml:space="preserve">  "nikodym": "1.5.0",</w:t>
+        <w:t xml:space="preserve">  "nikodym": "1.6.0",</w:t>
         <w:br/>
         <w:t xml:space="preserve">  "numpy": "2.4.6",</w:t>
         <w:br/>
@@ -3330,9 +3330,9 @@
         <w:br/>
         <w:t xml:space="preserve">  "kaplan_meier": {</w:t>
         <w:br/>
-        <w:t xml:space="preserve">    "confidence_level": null,</w:t>
-        <w:br/>
-        <w:t xml:space="preserve">    "confidence_transform": null</w:t>
+        <w:t xml:space="preserve">    "confidence_level": "0.950000",</w:t>
+        <w:br/>
+        <w:t xml:space="preserve">    "confidence_transform": "loglog"</w:t>
         <w:br/>
         <w:t xml:space="preserve">  },</w:t>
         <w:br/>

--- a/web/src/fixtures/demo/report-ifrs9.docx
+++ b/web/src/fixtures/demo/report-ifrs9.docx
@@ -199,7 +199,7 @@
         <w:rPr>
           <w:rFonts w:ascii="Consolas" w:hAnsi="Consolas"/>
         </w:rPr>
-        <w:t>git_sha=8a7916bf76c9ccb3737ad0658b632b1cc14779ab</w:t>
+        <w:t>git_sha=75ea735a240bf63f8913281578106aec7ff14aa6</w:t>
       </w:r>
     </w:p>
     <w:p>
@@ -1197,7 +1197,7 @@
     </w:p>
     <w:p>
       <w:r>
-        <w:t>Descuento: EIR anual. Descuento período a período con la columna eir.</w:t>
+        <w:t>Descuento: EIR anual. Descuento período a período con la columna eir. Los plazos de la curva se convierten a años según la unidad temporal que ella declara; si no la declara, se asumen años y queda constancia en el resultado.</w:t>
       </w:r>
     </w:p>
     <w:p>
@@ -2392,7 +2392,7 @@
         <w:rPr>
           <w:rFonts w:ascii="Consolas" w:hAnsi="Consolas"/>
         </w:rPr>
-        <w:t>2026-07-26T16:27:48.687279Z</w:t>
+        <w:t>2026-07-26T20:05:28.171627Z</w:t>
       </w:r>
     </w:p>
     <w:p>
@@ -2456,7 +2456,7 @@
         <w:rPr>
           <w:rFonts w:ascii="Consolas" w:hAnsi="Consolas"/>
         </w:rPr>
-        <w:t>8a7916bf76c9ccb3737ad0658b632b1cc14779ab</w:t>
+        <w:t>75ea735a240bf63f8913281578106aec7ff14aa6</w:t>
       </w:r>
     </w:p>
     <w:p>
@@ -3475,6 +3475,8 @@
         <w:t xml:space="preserve">  "period",</w:t>
         <w:br/>
         <w:t xml:space="preserve">  "time_value",</w:t>
+        <w:br/>
+        <w:t xml:space="preserve">  "time_unit",</w:t>
         <w:br/>
         <w:t xml:space="preserve">  "hazard",</w:t>
         <w:br/>

--- a/web/src/fixtures/demo/report-ifrs9.docx
+++ b/web/src/fixtures/demo/report-ifrs9.docx
@@ -163,7 +163,7 @@
           </w:tcPr>
           <w:p>
             <w:r>
-              <w:t>2026-07-26</w:t>
+              <w:t>2026-07-27</w:t>
             </w:r>
           </w:p>
         </w:tc>
@@ -199,7 +199,7 @@
         <w:rPr>
           <w:rFonts w:ascii="Consolas" w:hAnsi="Consolas"/>
         </w:rPr>
-        <w:t>git_sha=75ea735a240bf63f8913281578106aec7ff14aa6</w:t>
+        <w:t>git_sha=52103fcd695abed351db36d41c97418955cbf0a0</w:t>
       </w:r>
     </w:p>
     <w:p>
@@ -2392,7 +2392,7 @@
         <w:rPr>
           <w:rFonts w:ascii="Consolas" w:hAnsi="Consolas"/>
         </w:rPr>
-        <w:t>2026-07-26T20:05:28.171627Z</w:t>
+        <w:t>2026-07-27T14:06:26.129376Z</w:t>
       </w:r>
     </w:p>
     <w:p>
@@ -2456,7 +2456,7 @@
         <w:rPr>
           <w:rFonts w:ascii="Consolas" w:hAnsi="Consolas"/>
         </w:rPr>
-        <w:t>75ea735a240bf63f8913281578106aec7ff14aa6</w:t>
+        <w:t>52103fcd695abed351db36d41c97418955cbf0a0</w:t>
       </w:r>
     </w:p>
     <w:p>

--- a/web/src/fixtures/demo/report-ifrs9.docx
+++ b/web/src/fixtures/demo/report-ifrs9.docx
@@ -163,7 +163,7 @@
           </w:tcPr>
           <w:p>
             <w:r>
-              <w:t>2026-07-27</w:t>
+              <w:t>2026-08-03</w:t>
             </w:r>
           </w:p>
         </w:tc>
@@ -199,7 +199,7 @@
         <w:rPr>
           <w:rFonts w:ascii="Consolas" w:hAnsi="Consolas"/>
         </w:rPr>
-        <w:t>git_sha=52103fcd695abed351db36d41c97418955cbf0a0</w:t>
+        <w:t>git_sha=25896302ed89f951453e305436b614347ea15e30</w:t>
       </w:r>
     </w:p>
     <w:p>
@@ -698,7 +698,7 @@
     </w:p>
     <w:p>
       <w:r>
-        <w:t>La población se particionó por cohorte sobre «cohorte», reservando como OOT la cohorte «2024Q2», y un Holdout de 20,00 % del resto.</w:t>
+        <w:t>La cartera se dividió en muestras al preparar los datos, pero ninguna etapa de esta corrida se apoyó en esa división: la tabla de particiones de este capítulo describe la cartera, no una muestra de trabajo.</w:t>
       </w:r>
     </w:p>
     <w:p>
@@ -2392,7 +2392,7 @@
         <w:rPr>
           <w:rFonts w:ascii="Consolas" w:hAnsi="Consolas"/>
         </w:rPr>
-        <w:t>2026-07-27T14:06:26.129376Z</w:t>
+        <w:t>2026-08-03T00:06:07.754792Z</w:t>
       </w:r>
     </w:p>
     <w:p>
@@ -2456,7 +2456,7 @@
         <w:rPr>
           <w:rFonts w:ascii="Consolas" w:hAnsi="Consolas"/>
         </w:rPr>
-        <w:t>52103fcd695abed351db36d41c97418955cbf0a0</w:t>
+        <w:t>25896302ed89f951453e305436b614347ea15e30</w:t>
       </w:r>
     </w:p>
     <w:p>
@@ -2476,7 +2476,7 @@
         <w:br/>
         <w:t xml:space="preserve">  "PyYAML": "6.0.3",</w:t>
         <w:br/>
-        <w:t xml:space="preserve">  "nikodym": "1.6.0",</w:t>
+        <w:t xml:space="preserve">  "nikodym": "1.10.0",</w:t>
         <w:br/>
         <w:t xml:space="preserve">  "numpy": "2.4.6",</w:t>
         <w:br/>
@@ -3535,6 +3535,30 @@
       </w:pPr>
       <w:r>
         <w:t>Métricas estructuradas</w:t>
+      </w:r>
+    </w:p>
+    <w:p>
+      <w:r>
+        <w:rPr>
+          <w:b/>
+        </w:rPr>
+        <w:t>fit_scope</w:t>
+      </w:r>
+    </w:p>
+    <w:p>
+      <w:r>
+        <w:rPr>
+          <w:rFonts w:ascii="Consolas" w:hAnsi="Consolas"/>
+        </w:rPr>
+        <w:t>{</w:t>
+        <w:br/>
+        <w:t xml:space="preserve">  "n_fit_rows": 6000,</w:t>
+        <w:br/>
+        <w:t xml:space="preserve">  "n_rows": 6000,</w:t>
+        <w:br/>
+        <w:t xml:space="preserve">  "scope": "poblacion_completa"</w:t>
+        <w:br/>
+        <w:t>}</w:t>
       </w:r>
     </w:p>
     <w:p>

--- a/web/src/fixtures/demo/report-ifrs9.docx
+++ b/web/src/fixtures/demo/report-ifrs9.docx
@@ -163,7 +163,7 @@
           </w:tcPr>
           <w:p>
             <w:r>
-              <w:t>2026-08-03</w:t>
+              <w:t>2026-08-09</w:t>
             </w:r>
           </w:p>
         </w:tc>
@@ -199,7 +199,7 @@
         <w:rPr>
           <w:rFonts w:ascii="Consolas" w:hAnsi="Consolas"/>
         </w:rPr>
-        <w:t>git_sha=25896302ed89f951453e305436b614347ea15e30</w:t>
+        <w:t>git_sha=ec5fbf7d41f8ec25ae228eca39cb72ece22ae18b</w:t>
       </w:r>
     </w:p>
     <w:p>
@@ -477,7 +477,7 @@
           </w:tcPr>
           <w:p>
             <w:r>
-              <w:t>Cartera total · CLP</w:t>
+              <w:t>Cartera total</w:t>
             </w:r>
           </w:p>
         </w:tc>
@@ -519,7 +519,7 @@
           </w:tcPr>
           <w:p>
             <w:r>
-              <w:t>Cartera total · CLP</w:t>
+              <w:t>Cartera total</w:t>
             </w:r>
           </w:p>
         </w:tc>
@@ -1149,7 +1149,7 @@
     </w:p>
     <w:p>
       <w:r>
-        <w:t>En el tratamiento de faltantes se rechaza toda variable con más de 99,00 % de valores faltantes.</w:t>
+        <w:t>En el tratamiento de faltantes se reporta para revisión toda variable con más de 99,00 % de valores faltantes, sin eliminarla automáticamente.</w:t>
       </w:r>
     </w:p>
     <w:p>
@@ -1240,7 +1240,7 @@
     </w:p>
     <w:p>
       <w:r>
-        <w:t>Sobre una exposición al incumplimiento (EAD) de $114.325.315, la pérdida crediticia esperada a constituir es $3.423.116, una cobertura del 2,99 %. Los montos van en pesos chilenos (CLP). Fecha de corte: 2025-06-30.</w:t>
+        <w:t>Sobre una exposición al incumplimiento (EAD) de $114.325.315, la pérdida crediticia esperada a constituir es $3.423.116, una cobertura del 2,99 %. Fecha de corte: 2025-06-30.</w:t>
       </w:r>
     </w:p>
     <w:p>
@@ -2392,7 +2392,7 @@
         <w:rPr>
           <w:rFonts w:ascii="Consolas" w:hAnsi="Consolas"/>
         </w:rPr>
-        <w:t>2026-08-03T00:06:07.754792Z</w:t>
+        <w:t>2026-08-09T18:46:18.616398Z</w:t>
       </w:r>
     </w:p>
     <w:p>
@@ -2456,7 +2456,7 @@
         <w:rPr>
           <w:rFonts w:ascii="Consolas" w:hAnsi="Consolas"/>
         </w:rPr>
-        <w:t>25896302ed89f951453e305436b614347ea15e30</w:t>
+        <w:t>ec5fbf7d41f8ec25ae228eca39cb72ece22ae18b</w:t>
       </w:r>
     </w:p>
     <w:p>
@@ -2476,7 +2476,7 @@
         <w:br/>
         <w:t xml:space="preserve">  "PyYAML": "6.0.3",</w:t>
         <w:br/>
-        <w:t xml:space="preserve">  "nikodym": "1.10.0",</w:t>
+        <w:t xml:space="preserve">  "nikodym": "1.11.0",</w:t>
         <w:br/>
         <w:t xml:space="preserve">  "numpy": "2.4.6",</w:t>
         <w:br/>

--- a/web/src/fixtures/demo/report-ifrs9.docx
+++ b/web/src/fixtures/demo/report-ifrs9.docx
@@ -199,7 +199,7 @@
         <w:rPr>
           <w:rFonts w:ascii="Consolas" w:hAnsi="Consolas"/>
         </w:rPr>
-        <w:t>git_sha=ec5fbf7d41f8ec25ae228eca39cb72ece22ae18b</w:t>
+        <w:t>git_sha=2481b403be23bfd7d62369a0e93c05688b134b7a</w:t>
       </w:r>
     </w:p>
     <w:p>
@@ -2392,7 +2392,7 @@
         <w:rPr>
           <w:rFonts w:ascii="Consolas" w:hAnsi="Consolas"/>
         </w:rPr>
-        <w:t>2026-08-09T18:46:18.616398Z</w:t>
+        <w:t>2026-08-09T19:39:15.546195Z</w:t>
       </w:r>
     </w:p>
     <w:p>
@@ -2456,7 +2456,7 @@
         <w:rPr>
           <w:rFonts w:ascii="Consolas" w:hAnsi="Consolas"/>
         </w:rPr>
-        <w:t>ec5fbf7d41f8ec25ae228eca39cb72ece22ae18b</w:t>
+        <w:t>2481b403be23bfd7d62369a0e93c05688b134b7a</w:t>
       </w:r>
     </w:p>
     <w:p>

--- a/web/src/fixtures/demo/report-ifrs9.docx
+++ b/web/src/fixtures/demo/report-ifrs9.docx
@@ -163,7 +163,7 @@
           </w:tcPr>
           <w:p>
             <w:r>
-              <w:t>2026-08-09</w:t>
+              <w:t>2026-08-27</w:t>
             </w:r>
           </w:p>
         </w:tc>
@@ -199,7 +199,7 @@
         <w:rPr>
           <w:rFonts w:ascii="Consolas" w:hAnsi="Consolas"/>
         </w:rPr>
-        <w:t>git_sha=2481b403be23bfd7d62369a0e93c05688b134b7a</w:t>
+        <w:t>git_sha=a1689221d06d7dc68ceafd5dc5450ce99dc0cf84</w:t>
       </w:r>
     </w:p>
     <w:p>
@@ -2392,7 +2392,7 @@
         <w:rPr>
           <w:rFonts w:ascii="Consolas" w:hAnsi="Consolas"/>
         </w:rPr>
-        <w:t>2026-08-09T19:39:15.546195Z</w:t>
+        <w:t>2026-08-27T21:42:27.234296Z</w:t>
       </w:r>
     </w:p>
     <w:p>
@@ -2456,7 +2456,7 @@
         <w:rPr>
           <w:rFonts w:ascii="Consolas" w:hAnsi="Consolas"/>
         </w:rPr>
-        <w:t>2481b403be23bfd7d62369a0e93c05688b134b7a</w:t>
+        <w:t>a1689221d06d7dc68ceafd5dc5450ce99dc0cf84</w:t>
       </w:r>
     </w:p>
     <w:p>
@@ -2476,7 +2476,7 @@
         <w:br/>
         <w:t xml:space="preserve">  "PyYAML": "6.0.3",</w:t>
         <w:br/>
-        <w:t xml:space="preserve">  "nikodym": "1.11.0",</w:t>
+        <w:t xml:space="preserve">  "nikodym": "1.12.0",</w:t>
         <w:br/>
         <w:t xml:space="preserve">  "numpy": "2.4.6",</w:t>
         <w:br/>
@@ -2501,6 +2501,22 @@
           <w:rFonts w:ascii="Consolas" w:hAnsi="Consolas"/>
         </w:rPr>
         <w:t>20240706</w:t>
+      </w:r>
+    </w:p>
+    <w:p>
+      <w:r>
+        <w:rPr>
+          <w:b/>
+        </w:rPr>
+        <w:t>runtime_environment_hash</w:t>
+      </w:r>
+    </w:p>
+    <w:p>
+      <w:r>
+        <w:rPr>
+          <w:rFonts w:ascii="Consolas" w:hAnsi="Consolas"/>
+        </w:rPr>
+        <w:t>754891916e246141e907675ec0e88c4dd1b669f849daa180167d000c35435d70</w:t>
       </w:r>
     </w:p>
     <w:p>
@@ -2532,7 +2548,7 @@
         <w:rPr>
           <w:rFonts w:ascii="Consolas" w:hAnsi="Consolas"/>
         </w:rPr>
-        <w:t>—</w:t>
+        <w:t>32c611ad4b1e061c14e1262548bf30346610d7529a6e4fb7bc52c68ec3540d24</w:t>
       </w:r>
     </w:p>
     <w:p>
@@ -4177,6 +4193,28 @@
           <w:rFonts w:ascii="Consolas" w:hAnsi="Consolas"/>
         </w:rPr>
         <w:t>Diagnóstico auditable de la term-structure, no un desglose de total_ecl_reported: suma la ECL marginal descontada de cada escenario por separado, sin aplicar scenario_weights y sobre el horizonte completo de la curva, sin truncar Stage 1 a 12 meses. total_ecl_reported sí pondera por escenario y aplica ese corte por stage, de modo que ambas cifras no reconcilian entre sí: no deben sumarse ni compararse.</w:t>
+      </w:r>
+    </w:p>
+    <w:p>
+      <w:r>
+        <w:rPr>
+          <w:b/>
+        </w:rPr>
+        <w:t>rounding</w:t>
+      </w:r>
+    </w:p>
+    <w:p>
+      <w:r>
+        <w:rPr>
+          <w:rFonts w:ascii="Consolas" w:hAnsi="Consolas"/>
+        </w:rPr>
+        <w:t>{</w:t>
+        <w:br/>
+        <w:t xml:space="preserve">  "policy": "none",</w:t>
+        <w:br/>
+        <w:t xml:space="preserve">  "total_difference": "0.000000"</w:t>
+        <w:br/>
+        <w:t>}</w:t>
       </w:r>
     </w:p>
     <w:p>

--- a/web/src/fixtures/demo/report-ifrs9.docx
+++ b/web/src/fixtures/demo/report-ifrs9.docx
@@ -163,7 +163,7 @@
           </w:tcPr>
           <w:p>
             <w:r>
-              <w:t>2026-08-27</w:t>
+              <w:t>2026-09-12</w:t>
             </w:r>
           </w:p>
         </w:tc>
@@ -199,7 +199,7 @@
         <w:rPr>
           <w:rFonts w:ascii="Consolas" w:hAnsi="Consolas"/>
         </w:rPr>
-        <w:t>git_sha=a1689221d06d7dc68ceafd5dc5450ce99dc0cf84</w:t>
+        <w:t>git_sha=da7c96e68a479f4186bec3f4bab49838ee274026</w:t>
       </w:r>
     </w:p>
     <w:p>
@@ -2392,7 +2392,7 @@
         <w:rPr>
           <w:rFonts w:ascii="Consolas" w:hAnsi="Consolas"/>
         </w:rPr>
-        <w:t>2026-08-27T21:42:27.234296Z</w:t>
+        <w:t>2026-09-12T15:23:16.123425Z</w:t>
       </w:r>
     </w:p>
     <w:p>
@@ -2456,7 +2456,7 @@
         <w:rPr>
           <w:rFonts w:ascii="Consolas" w:hAnsi="Consolas"/>
         </w:rPr>
-        <w:t>a1689221d06d7dc68ceafd5dc5450ce99dc0cf84</w:t>
+        <w:t>da7c96e68a479f4186bec3f4bab49838ee274026</w:t>
       </w:r>
     </w:p>
     <w:p>
@@ -2476,7 +2476,7 @@
         <w:br/>
         <w:t xml:space="preserve">  "PyYAML": "6.0.3",</w:t>
         <w:br/>
-        <w:t xml:space="preserve">  "nikodym": "1.12.0",</w:t>
+        <w:t xml:space="preserve">  "nikodym": "1.13.0",</w:t>
         <w:br/>
         <w:t xml:space="preserve">  "numpy": "2.4.6",</w:t>
         <w:br/>
@@ -2516,7 +2516,7 @@
         <w:rPr>
           <w:rFonts w:ascii="Consolas" w:hAnsi="Consolas"/>
         </w:rPr>
-        <w:t>754891916e246141e907675ec0e88c4dd1b669f849daa180167d000c35435d70</w:t>
+        <w:t>3cc13c9b7bb71cfca39f266b0231de9ff1090964e3101fa0a226c7e17ec5cccc</w:t>
       </w:r>
     </w:p>
     <w:p>

--- a/web/src/fixtures/demo/report-ifrs9.docx
+++ b/web/src/fixtures/demo/report-ifrs9.docx
@@ -199,7 +199,7 @@
         <w:rPr>
           <w:rFonts w:ascii="Consolas" w:hAnsi="Consolas"/>
         </w:rPr>
-        <w:t>git_sha=da7c96e68a479f4186bec3f4bab49838ee274026</w:t>
+        <w:t>git_sha=0071cfc634a64dcb751bd430a4c8d75277a20857</w:t>
       </w:r>
     </w:p>
     <w:p>
@@ -2392,7 +2392,7 @@
         <w:rPr>
           <w:rFonts w:ascii="Consolas" w:hAnsi="Consolas"/>
         </w:rPr>
-        <w:t>2026-09-12T15:23:16.123425Z</w:t>
+        <w:t>2026-09-12T19:00:44.006525Z</w:t>
       </w:r>
     </w:p>
     <w:p>
@@ -2456,7 +2456,7 @@
         <w:rPr>
           <w:rFonts w:ascii="Consolas" w:hAnsi="Consolas"/>
         </w:rPr>
-        <w:t>da7c96e68a479f4186bec3f4bab49838ee274026</w:t>
+        <w:t>0071cfc634a64dcb751bd430a4c8d75277a20857</w:t>
       </w:r>
     </w:p>
     <w:p>
@@ -2476,7 +2476,7 @@
         <w:br/>
         <w:t xml:space="preserve">  "PyYAML": "6.0.3",</w:t>
         <w:br/>
-        <w:t xml:space="preserve">  "nikodym": "1.13.0",</w:t>
+        <w:t xml:space="preserve">  "nikodym": "1.14.0",</w:t>
         <w:br/>
         <w:t xml:space="preserve">  "numpy": "2.4.6",</w:t>
         <w:br/>
@@ -2516,7 +2516,7 @@
         <w:rPr>
           <w:rFonts w:ascii="Consolas" w:hAnsi="Consolas"/>
         </w:rPr>
-        <w:t>3cc13c9b7bb71cfca39f266b0231de9ff1090964e3101fa0a226c7e17ec5cccc</w:t>
+        <w:t>ad15acc13aedcc100420376791828c476418ae6f4407b858d9b5f64273dbcc0b</w:t>
       </w:r>
     </w:p>
     <w:p>
